--- a/EBI_Community_Bot_Manual.docx
+++ b/EBI_Community_Bot_Manual.docx
@@ -4,20 +4,16 @@
   <w:body>
     <w:p>
       <w:pPr>
-        <w:spacing w:after="1200"/>
-      </w:pPr>
-    </w:p>
-    <w:p>
-      <w:pPr>
         <w:jc w:val="center"/>
       </w:pPr>
       <w:r>
         <w:rPr>
+          <w:rFonts w:ascii="Arial" w:hAnsi="Arial"/>
           <w:b/>
-          <w:color w:val="1A1A2E"/>
+          <w:color w:val="1F4E79"/>
           <w:sz w:val="56"/>
         </w:rPr>
-        <w:t>EBI Community Bot</w:t>
+        <w:t>ELITE BY INFINITY</w:t>
       </w:r>
     </w:p>
     <w:p>
@@ -26,28 +22,12 @@
       </w:pPr>
       <w:r>
         <w:rPr>
+          <w:rFonts w:ascii="Arial" w:hAnsi="Arial"/>
           <w:b/>
-          <w:color w:val="B8860B"/>
+          <w:color w:val="2E75B6"/>
           <w:sz w:val="40"/>
         </w:rPr>
-        <w:t>Management Manual</w:t>
-      </w:r>
-    </w:p>
-    <w:p>
-      <w:pPr>
-        <w:spacing w:after="200"/>
-      </w:pPr>
-    </w:p>
-    <w:p>
-      <w:pPr>
-        <w:jc w:val="center"/>
-      </w:pPr>
-      <w:r>
-        <w:rPr>
-          <w:color w:val="444444"/>
-          <w:sz w:val="26"/>
-        </w:rPr>
-        <w:t>Elite by Infinity</w:t>
+        <w:t>EBI Community Bot — Management Manual</w:t>
       </w:r>
     </w:p>
     <w:p>
@@ -56,21 +36,117 @@
       </w:pPr>
       <w:r>
         <w:rPr>
+          <w:rFonts w:ascii="Arial" w:hAnsi="Arial"/>
+          <w:i/>
           <w:color w:val="888888"/>
           <w:sz w:val="22"/>
         </w:rPr>
-        <w:t>Living Document  |  June 2026</w:t>
+        <w:t>Living Document  |  June 2026  |  Confidential</w:t>
+      </w:r>
+    </w:p>
+    <w:p>
+      <w:r>
+        <w:br w:type="page"/>
       </w:r>
     </w:p>
     <w:p>
       <w:pPr>
-        <w:spacing w:after="600"/>
+        <w:pStyle w:val="Heading1"/>
+        <w:shd w:val="clear" w:color="auto" w:fill="1F4E79"/>
       </w:pPr>
+      <w:r>
+        <w:rPr>
+          <w:rFonts w:ascii="Arial" w:hAnsi="Arial"/>
+          <w:b/>
+          <w:color w:val="FFFFFF"/>
+          <w:sz w:val="32"/>
+        </w:rPr>
+        <w:t>Part 1 — Automated Features</w:t>
+      </w:r>
+    </w:p>
+    <w:p>
+      <w:r>
+        <w:rPr>
+          <w:rFonts w:ascii="Arial" w:hAnsi="Arial"/>
+          <w:b w:val="0"/>
+          <w:i w:val="0"/>
+          <w:color w:val="1A1A1A"/>
+          <w:sz w:val="20"/>
+        </w:rPr>
+        <w:t>These features run 24/7 without any admin action required.</w:t>
+      </w:r>
+    </w:p>
+    <w:p>
+      <w:pPr>
+        <w:pStyle w:val="Heading2"/>
+      </w:pPr>
+      <w:r>
+        <w:rPr>
+          <w:rFonts w:ascii="Arial" w:hAnsi="Arial"/>
+          <w:b/>
+          <w:color w:val="1F4E79"/>
+          <w:sz w:val="26"/>
+        </w:rPr>
+        <w:t>1.1  Welcome New Members</w:t>
+      </w:r>
+    </w:p>
+    <w:p>
+      <w:r>
+        <w:rPr>
+          <w:rFonts w:ascii="Arial" w:hAnsi="Arial"/>
+          <w:b w:val="0"/>
+          <w:i w:val="0"/>
+          <w:color w:val="1A1A1A"/>
+          <w:sz w:val="20"/>
+        </w:rPr>
+        <w:t>When someone joins the community group, the bot immediately:</w:t>
+      </w:r>
+    </w:p>
+    <w:p>
+      <w:pPr>
+        <w:pStyle w:val="ListBullet"/>
+      </w:pPr>
+      <w:r>
+        <w:rPr>
+          <w:rFonts w:ascii="Arial" w:hAnsi="Arial"/>
+          <w:b w:val="0"/>
+          <w:color w:val="1A1A1A"/>
+          <w:sz w:val="20"/>
+        </w:rPr>
+        <w:t>Posts a warm welcome message in the group mentioning them by name</w:t>
+      </w:r>
+    </w:p>
+    <w:p>
+      <w:pPr>
+        <w:pStyle w:val="ListBullet"/>
+      </w:pPr>
+      <w:r>
+        <w:rPr>
+          <w:rFonts w:ascii="Arial" w:hAnsi="Arial"/>
+          <w:b w:val="0"/>
+          <w:color w:val="1A1A1A"/>
+          <w:sz w:val="20"/>
+        </w:rPr>
+        <w:t>Sends a private DM introducing itself and listing what it can help with</w:t>
+      </w:r>
+    </w:p>
+    <w:p>
+      <w:pPr>
+        <w:pStyle w:val="ListBullet"/>
+      </w:pPr>
+      <w:r>
+        <w:rPr>
+          <w:rFonts w:ascii="Arial" w:hAnsi="Arial"/>
+          <w:b w:val="0"/>
+          <w:color w:val="1A1A1A"/>
+          <w:sz w:val="20"/>
+        </w:rPr>
+        <w:t>Saves the member to the database for tracking</w:t>
+      </w:r>
     </w:p>
     <w:tbl>
       <w:tblPr>
         <w:tblW w:type="auto" w:w="0"/>
-        <w:jc w:val="center"/>
         <w:tblLook w:firstColumn="1" w:firstRow="1" w:lastColumn="0" w:lastRow="0" w:noHBand="0" w:noVBand="1" w:val="04A0"/>
       </w:tblPr>
       <w:tblGrid>
@@ -79,205 +155,54 @@
       <w:tr>
         <w:tc>
           <w:tcPr>
-            <w:tcW w:type="dxa" w:w="7200"/>
-            <w:shd w:val="clear" w:color="auto" w:fill="1A1A2E"/>
-            <w:tcBorders>
-              <w:top w:val="single" w:sz="4" w:space="0" w:color="CCCCCC"/>
-              <w:left w:val="single" w:sz="4" w:space="0" w:color="CCCCCC"/>
-              <w:bottom w:val="single" w:sz="4" w:space="0" w:color="CCCCCC"/>
-              <w:right w:val="single" w:sz="4" w:space="0" w:color="CCCCCC"/>
-            </w:tcBorders>
+            <w:tcW w:type="dxa" w:w="9360"/>
+            <w:shd w:val="clear" w:color="auto" w:fill="FEF9E7"/>
           </w:tcPr>
           <w:p>
+            <w:r/>
             <w:r>
               <w:rPr>
-                <w:b/>
-                <w:color w:val="B8860B"/>
-                <w:sz w:val="22"/>
+                <w:rFonts w:ascii="Arial" w:hAnsi="Arial"/>
+                <w:i/>
+                <w:color w:val="7D6608"/>
+                <w:sz w:val="18"/>
               </w:rPr>
-              <w:t>What this bot does for EBI:</w:t>
-            </w:r>
-          </w:p>
-          <w:p>
-            <w:r>
-              <w:rPr>
-                <w:color w:val="FFFFFF"/>
-                <w:sz w:val="22"/>
-              </w:rPr>
-            </w:r>
-          </w:p>
-          <w:p>
-            <w:r>
-              <w:rPr>
-                <w:color w:val="FFFFFF"/>
-                <w:sz w:val="22"/>
-              </w:rPr>
-              <w:t>✅  Welcomes every new member automatically</w:t>
-            </w:r>
-          </w:p>
-          <w:p>
-            <w:r>
-              <w:rPr>
-                <w:color w:val="FFFFFF"/>
-                <w:sz w:val="22"/>
-              </w:rPr>
-              <w:t>✅  Sends a 5-day educational DM sequence</w:t>
-            </w:r>
-          </w:p>
-          <w:p>
-            <w:r>
-              <w:rPr>
-                <w:color w:val="FFFFFF"/>
-                <w:sz w:val="22"/>
-              </w:rPr>
-              <w:t>✅  Answers trading questions 24/7</w:t>
-            </w:r>
-          </w:p>
-          <w:p>
-            <w:r>
-              <w:rPr>
-                <w:color w:val="FFFFFF"/>
-                <w:sz w:val="22"/>
-              </w:rPr>
-              <w:t>✅  Detects potential clients and alerts the team</w:t>
-            </w:r>
-          </w:p>
-          <w:p>
-            <w:r>
-              <w:rPr>
-                <w:color w:val="FFFFFF"/>
-                <w:sz w:val="22"/>
-              </w:rPr>
-              <w:t>✅  Posts weekly content after admin approval</w:t>
-            </w:r>
-          </w:p>
-          <w:p>
-            <w:r>
-              <w:rPr>
-                <w:color w:val="FFFFFF"/>
-                <w:sz w:val="22"/>
-              </w:rPr>
-              <w:t>✅  Enforces community rules automatically</w:t>
+              <w:t>Note: If a member has privacy settings blocking DMs, the bot logs this quietly. The public welcome still posts.</w:t>
             </w:r>
           </w:p>
         </w:tc>
       </w:tr>
     </w:tbl>
     <w:p>
+      <w:pPr>
+        <w:pStyle w:val="Heading2"/>
+      </w:pPr>
       <w:r>
-        <w:br w:type="page"/>
+        <w:rPr>
+          <w:rFonts w:ascii="Arial" w:hAnsi="Arial"/>
+          <w:b/>
+          <w:color w:val="1F4E79"/>
+          <w:sz w:val="26"/>
+        </w:rPr>
+        <w:t>1.2  DM Onboarding Sequence</w:t>
       </w:r>
     </w:p>
     <w:p>
-      <w:pPr>
-        <w:spacing w:before="360" w:after="120"/>
-        <w:ind w:left="0"/>
-        <w:pBdr>
-          <w:bottom w:val="single" w:sz="6" w:space="1" w:color="B8860B"/>
-        </w:pBdr>
-      </w:pPr>
       <w:r>
         <w:rPr>
-          <w:b/>
-          <w:color w:val="1A1A2E"/>
-          <w:sz w:val="32"/>
-        </w:rPr>
-        <w:t>Overview</w:t>
-      </w:r>
-    </w:p>
-    <w:p>
-      <w:pPr>
-        <w:spacing w:after="120" w:before="40"/>
-      </w:pPr>
-      <w:r>
-        <w:rPr>
-          <w:sz w:val="22"/>
-        </w:rPr>
-        <w:t>The EBI Community Bot is an AI-powered assistant that runs 24/7 inside your Telegram community group. It serves three core purposes:</w:t>
-      </w:r>
-    </w:p>
-    <w:p>
-      <w:pPr>
-        <w:pStyle w:val="ListBullet"/>
-        <w:spacing w:after="60"/>
-        <w:ind w:left="360"/>
-      </w:pPr>
-      <w:r>
-        <w:rPr>
-          <w:sz w:val="22"/>
-        </w:rPr>
-        <w:t>Welcomes and nurtures new members — automatically, without any admin effort</w:t>
-      </w:r>
-    </w:p>
-    <w:p>
-      <w:pPr>
-        <w:pStyle w:val="ListBullet"/>
-        <w:spacing w:after="60"/>
-        <w:ind w:left="360"/>
-      </w:pPr>
-      <w:r>
-        <w:rPr>
-          <w:sz w:val="22"/>
-        </w:rPr>
-        <w:t>Answers trading questions — so admins don't need to reply to every question</w:t>
-      </w:r>
-    </w:p>
-    <w:p>
-      <w:pPr>
-        <w:pStyle w:val="ListBullet"/>
-        <w:spacing w:after="60"/>
-        <w:ind w:left="360"/>
-      </w:pPr>
-      <w:r>
-        <w:rPr>
-          <w:sz w:val="22"/>
-        </w:rPr>
-        <w:t>Identifies and alerts you to potential clients — people showing real intent to open a trading account</w:t>
-      </w:r>
-    </w:p>
-    <w:p>
-      <w:pPr>
-        <w:spacing w:after="120"/>
-      </w:pPr>
-    </w:p>
-    <w:p>
-      <w:pPr>
-        <w:spacing w:before="120" w:after="120"/>
-        <w:ind w:left="360" w:right="360"/>
-        <w:shd w:val="clear" w:color="auto" w:fill="FFF8DC"/>
-      </w:pPr>
-      <w:r>
-        <w:rPr>
-          <w:i/>
-          <w:color w:val="4A4A00"/>
+          <w:rFonts w:ascii="Arial" w:hAnsi="Arial"/>
+          <w:b w:val="0"/>
+          <w:i w:val="0"/>
+          <w:color w:val="1A1A1A"/>
           <w:sz w:val="20"/>
         </w:rPr>
-        <w:t>Think of it as a junior team member that never sleeps, never misses a new member, and flags every hot lead to you the moment they appear.</w:t>
-      </w:r>
-    </w:p>
-    <w:p>
-      <w:pPr>
-        <w:spacing w:after="120"/>
-      </w:pPr>
-    </w:p>
-    <w:p>
-      <w:pPr>
-        <w:spacing w:before="280" w:after="80"/>
-      </w:pPr>
-      <w:r>
-        <w:rPr>
-          <w:b/>
-          <w:color w:val="B8860B"/>
-          <w:sz w:val="26"/>
-        </w:rPr>
-        <w:t>Bot Groups at a Glance</w:t>
+        <w:t>Sent automatically at 9:00 AM SGT on Day 1, 3, and 5 after joining.</w:t>
       </w:r>
     </w:p>
     <w:tbl>
       <w:tblPr>
         <w:tblStyle w:val="TableGrid"/>
         <w:tblW w:type="auto" w:w="0"/>
-        <w:jc w:val="left"/>
         <w:tblLook w:firstColumn="1" w:firstRow="1" w:lastColumn="0" w:lastRow="0" w:noHBand="0" w:noVBand="1" w:val="04A0"/>
       </w:tblPr>
       <w:tblGrid>
@@ -287,53 +212,37 @@
       <w:tr>
         <w:tc>
           <w:tcPr>
-            <w:tcW w:type="dxa" w:w="3168"/>
-            <w:shd w:val="clear" w:color="auto" w:fill="1A1A2E"/>
-            <w:tcBorders>
-              <w:top w:val="single" w:sz="4" w:space="0" w:color="CCCCCC"/>
-              <w:left w:val="single" w:sz="4" w:space="0" w:color="CCCCCC"/>
-              <w:bottom w:val="single" w:sz="4" w:space="0" w:color="CCCCCC"/>
-              <w:right w:val="single" w:sz="4" w:space="0" w:color="CCCCCC"/>
-            </w:tcBorders>
-            <w:vAlign w:val="center"/>
+            <w:tcW w:type="dxa" w:w="1440"/>
+            <w:shd w:val="clear" w:color="auto" w:fill="2E75B6"/>
           </w:tcPr>
           <w:p>
-            <w:pPr>
-              <w:jc w:val="center"/>
-            </w:pPr>
+            <w:r/>
             <w:r>
               <w:rPr>
+                <w:rFonts w:ascii="Arial" w:hAnsi="Arial"/>
                 <w:b/>
                 <w:color w:val="FFFFFF"/>
-                <w:sz w:val="20"/>
+                <w:sz w:val="18"/>
               </w:rPr>
-              <w:t>Group</w:t>
+              <w:t>Day</w:t>
             </w:r>
           </w:p>
         </w:tc>
         <w:tc>
           <w:tcPr>
-            <w:tcW w:type="dxa" w:w="6192"/>
-            <w:shd w:val="clear" w:color="auto" w:fill="1A1A2E"/>
-            <w:tcBorders>
-              <w:top w:val="single" w:sz="4" w:space="0" w:color="CCCCCC"/>
-              <w:left w:val="single" w:sz="4" w:space="0" w:color="CCCCCC"/>
-              <w:bottom w:val="single" w:sz="4" w:space="0" w:color="CCCCCC"/>
-              <w:right w:val="single" w:sz="4" w:space="0" w:color="CCCCCC"/>
-            </w:tcBorders>
-            <w:vAlign w:val="center"/>
+            <w:tcW w:type="dxa" w:w="7920"/>
+            <w:shd w:val="clear" w:color="auto" w:fill="2E75B6"/>
           </w:tcPr>
           <w:p>
-            <w:pPr>
-              <w:jc w:val="center"/>
-            </w:pPr>
+            <w:r/>
             <w:r>
               <w:rPr>
+                <w:rFonts w:ascii="Arial" w:hAnsi="Arial"/>
                 <w:b/>
                 <w:color w:val="FFFFFF"/>
-                <w:sz w:val="20"/>
+                <w:sz w:val="18"/>
               </w:rPr>
-              <w:t>Purpose</w:t>
+              <w:t>Message</w:t>
             </w:r>
           </w:p>
         </w:tc>
@@ -341,43 +250,34 @@
       <w:tr>
         <w:tc>
           <w:tcPr>
-            <w:tcW w:type="dxa" w:w="3168"/>
-            <w:shd w:val="clear" w:color="auto" w:fill="FFFFFF"/>
-            <w:tcBorders>
-              <w:top w:val="single" w:sz="4" w:space="0" w:color="CCCCCC"/>
-              <w:left w:val="single" w:sz="4" w:space="0" w:color="CCCCCC"/>
-              <w:bottom w:val="single" w:sz="4" w:space="0" w:color="CCCCCC"/>
-              <w:right w:val="single" w:sz="4" w:space="0" w:color="CCCCCC"/>
-            </w:tcBorders>
-            <w:vAlign w:val="center"/>
+            <w:tcW w:type="dxa" w:w="1440"/>
+            <w:shd w:val="clear" w:color="auto" w:fill="D6E4F0"/>
           </w:tcPr>
           <w:p>
+            <w:r/>
             <w:r>
               <w:rPr>
-                <w:sz w:val="20"/>
+                <w:rFonts w:ascii="Arial" w:hAnsi="Arial"/>
+                <w:color w:val="1A1A1A"/>
+                <w:sz w:val="18"/>
               </w:rPr>
-              <w:t>Community Group</w:t>
+              <w:t>Day 0</w:t>
             </w:r>
           </w:p>
         </w:tc>
         <w:tc>
           <w:tcPr>
-            <w:tcW w:type="dxa" w:w="6192"/>
-            <w:shd w:val="clear" w:color="auto" w:fill="FFFFFF"/>
-            <w:tcBorders>
-              <w:top w:val="single" w:sz="4" w:space="0" w:color="CCCCCC"/>
-              <w:left w:val="single" w:sz="4" w:space="0" w:color="CCCCCC"/>
-              <w:bottom w:val="single" w:sz="4" w:space="0" w:color="CCCCCC"/>
-              <w:right w:val="single" w:sz="4" w:space="0" w:color="CCCCCC"/>
-            </w:tcBorders>
-            <w:vAlign w:val="center"/>
+            <w:tcW w:type="dxa" w:w="7920"/>
           </w:tcPr>
           <w:p>
+            <w:r/>
             <w:r>
               <w:rPr>
-                <w:sz w:val="20"/>
+                <w:rFonts w:ascii="Arial" w:hAnsi="Arial"/>
+                <w:color w:val="1A1A1A"/>
+                <w:sz w:val="18"/>
               </w:rPr>
-              <w:t>Main group where members interact and the bot responds</w:t>
+              <w:t>Welcome DM — sent immediately on join</w:t>
             </w:r>
           </w:p>
         </w:tc>
@@ -385,43 +285,34 @@
       <w:tr>
         <w:tc>
           <w:tcPr>
-            <w:tcW w:type="dxa" w:w="3168"/>
-            <w:shd w:val="clear" w:color="auto" w:fill="F9F9F9"/>
-            <w:tcBorders>
-              <w:top w:val="single" w:sz="4" w:space="0" w:color="CCCCCC"/>
-              <w:left w:val="single" w:sz="4" w:space="0" w:color="CCCCCC"/>
-              <w:bottom w:val="single" w:sz="4" w:space="0" w:color="CCCCCC"/>
-              <w:right w:val="single" w:sz="4" w:space="0" w:color="CCCCCC"/>
-            </w:tcBorders>
-            <w:vAlign w:val="center"/>
+            <w:tcW w:type="dxa" w:w="1440"/>
+            <w:shd w:val="clear" w:color="auto" w:fill="D6E4F0"/>
           </w:tcPr>
           <w:p>
+            <w:r/>
             <w:r>
               <w:rPr>
-                <w:sz w:val="20"/>
+                <w:rFonts w:ascii="Arial" w:hAnsi="Arial"/>
+                <w:color w:val="1A1A1A"/>
+                <w:sz w:val="18"/>
               </w:rPr>
-              <w:t>EBI Bot Management</w:t>
+              <w:t>Day 1</w:t>
             </w:r>
           </w:p>
         </w:tc>
         <w:tc>
           <w:tcPr>
-            <w:tcW w:type="dxa" w:w="6192"/>
-            <w:shd w:val="clear" w:color="auto" w:fill="F9F9F9"/>
-            <w:tcBorders>
-              <w:top w:val="single" w:sz="4" w:space="0" w:color="CCCCCC"/>
-              <w:left w:val="single" w:sz="4" w:space="0" w:color="CCCCCC"/>
-              <w:bottom w:val="single" w:sz="4" w:space="0" w:color="CCCCCC"/>
-              <w:right w:val="single" w:sz="4" w:space="0" w:color="CCCCCC"/>
-            </w:tcBorders>
-            <w:vAlign w:val="center"/>
+            <w:tcW w:type="dxa" w:w="7920"/>
           </w:tcPr>
           <w:p>
+            <w:r/>
             <w:r>
               <w:rPr>
-                <w:sz w:val="20"/>
+                <w:rFonts w:ascii="Arial" w:hAnsi="Arial"/>
+                <w:color w:val="1A1A1A"/>
+                <w:sz w:val="18"/>
               </w:rPr>
-              <w:t>Where the bot sends weekly content for admin approval before posting</w:t>
+              <w:t>Gold Trading in 60 Seconds — 3 forces that move Gold</w:t>
             </w:r>
           </w:p>
         </w:tc>
@@ -429,303 +320,34 @@
       <w:tr>
         <w:tc>
           <w:tcPr>
-            <w:tcW w:type="dxa" w:w="3168"/>
-            <w:shd w:val="clear" w:color="auto" w:fill="FFFFFF"/>
-            <w:tcBorders>
-              <w:top w:val="single" w:sz="4" w:space="0" w:color="CCCCCC"/>
-              <w:left w:val="single" w:sz="4" w:space="0" w:color="CCCCCC"/>
-              <w:bottom w:val="single" w:sz="4" w:space="0" w:color="CCCCCC"/>
-              <w:right w:val="single" w:sz="4" w:space="0" w:color="CCCCCC"/>
-            </w:tcBorders>
-            <w:vAlign w:val="center"/>
+            <w:tcW w:type="dxa" w:w="1440"/>
+            <w:shd w:val="clear" w:color="auto" w:fill="D6E4F0"/>
           </w:tcPr>
           <w:p>
+            <w:r/>
             <w:r>
               <w:rPr>
-                <w:sz w:val="20"/>
+                <w:rFonts w:ascii="Arial" w:hAnsi="Arial"/>
+                <w:color w:val="1A1A1A"/>
+                <w:sz w:val="18"/>
               </w:rPr>
-              <w:t>EBI Potential Client Update</w:t>
+              <w:t>Day 3</w:t>
             </w:r>
           </w:p>
         </w:tc>
         <w:tc>
           <w:tcPr>
-            <w:tcW w:type="dxa" w:w="6192"/>
-            <w:shd w:val="clear" w:color="auto" w:fill="FFFFFF"/>
-            <w:tcBorders>
-              <w:top w:val="single" w:sz="4" w:space="0" w:color="CCCCCC"/>
-              <w:left w:val="single" w:sz="4" w:space="0" w:color="CCCCCC"/>
-              <w:bottom w:val="single" w:sz="4" w:space="0" w:color="CCCCCC"/>
-              <w:right w:val="single" w:sz="4" w:space="0" w:color="CCCCCC"/>
-            </w:tcBorders>
-            <w:vAlign w:val="center"/>
+            <w:tcW w:type="dxa" w:w="7920"/>
           </w:tcPr>
           <w:p>
+            <w:r/>
             <w:r>
               <w:rPr>
-                <w:sz w:val="20"/>
+                <w:rFonts w:ascii="Arial" w:hAnsi="Arial"/>
+                <w:color w:val="1A1A1A"/>
+                <w:sz w:val="18"/>
               </w:rPr>
-              <w:t>Where the bot sends instant alerts about high-intent leads</w:t>
-            </w:r>
-          </w:p>
-        </w:tc>
-      </w:tr>
-    </w:tbl>
-    <w:p/>
-    <w:p>
-      <w:r>
-        <w:br w:type="page"/>
-      </w:r>
-    </w:p>
-    <w:p>
-      <w:pPr>
-        <w:spacing w:before="360" w:after="120"/>
-        <w:ind w:left="0"/>
-        <w:pBdr>
-          <w:bottom w:val="single" w:sz="6" w:space="1" w:color="B8860B"/>
-        </w:pBdr>
-      </w:pPr>
-      <w:r>
-        <w:rPr>
-          <w:b/>
-          <w:color w:val="1A1A2E"/>
-          <w:sz w:val="32"/>
-        </w:rPr>
-        <w:t>Part 1 — Automated Features</w:t>
-      </w:r>
-    </w:p>
-    <w:p>
-      <w:pPr>
-        <w:spacing w:after="120" w:before="40"/>
-      </w:pPr>
-      <w:r>
-        <w:rPr>
-          <w:sz w:val="22"/>
-        </w:rPr>
-        <w:t>These run automatically every day. No admin action required.</w:t>
-      </w:r>
-    </w:p>
-    <w:p>
-      <w:pPr>
-        <w:pBdr>
-          <w:bottom w:val="single" w:sz="4" w:space="1" w:color="DDDDDD"/>
-        </w:pBdr>
-        <w:spacing w:before="80" w:after="80"/>
-      </w:pPr>
-    </w:p>
-    <w:p>
-      <w:pPr>
-        <w:spacing w:before="280" w:after="80"/>
-      </w:pPr>
-      <w:r>
-        <w:rPr>
-          <w:b/>
-          <w:color w:val="B8860B"/>
-          <w:sz w:val="26"/>
-        </w:rPr>
-        <w:t>1.1  Welcome New Members</w:t>
-      </w:r>
-    </w:p>
-    <w:p>
-      <w:pPr>
-        <w:spacing w:after="120" w:before="40"/>
-      </w:pPr>
-      <w:r>
-        <w:rPr>
-          <w:sz w:val="22"/>
-        </w:rPr>
-        <w:t>Triggered every time someone joins the community group.</w:t>
-      </w:r>
-    </w:p>
-    <w:p>
-      <w:pPr>
-        <w:spacing w:after="80"/>
-      </w:pPr>
-    </w:p>
-    <w:p>
-      <w:pPr>
-        <w:pStyle w:val="ListBullet"/>
-        <w:spacing w:after="60"/>
-        <w:ind w:left="360"/>
-      </w:pPr>
-      <w:r>
-        <w:rPr>
-          <w:sz w:val="22"/>
-        </w:rPr>
-        <w:t>Bot posts a warm public welcome in the group, mentioning the new member by name</w:t>
-      </w:r>
-    </w:p>
-    <w:p>
-      <w:pPr>
-        <w:pStyle w:val="ListBullet"/>
-        <w:spacing w:after="60"/>
-        <w:ind w:left="360"/>
-      </w:pPr>
-      <w:r>
-        <w:rPr>
-          <w:sz w:val="22"/>
-        </w:rPr>
-        <w:t>Within seconds, sends a private DM introducing itself and what it can help with</w:t>
-      </w:r>
-    </w:p>
-    <w:p>
-      <w:pPr>
-        <w:pStyle w:val="ListBullet"/>
-        <w:spacing w:after="60"/>
-        <w:ind w:left="360"/>
-      </w:pPr>
-      <w:r>
-        <w:rPr>
-          <w:sz w:val="22"/>
-        </w:rPr>
-        <w:t>Member is saved to the database automatically</w:t>
-      </w:r>
-    </w:p>
-    <w:p>
-      <w:pPr>
-        <w:spacing w:after="80"/>
-      </w:pPr>
-    </w:p>
-    <w:p>
-      <w:pPr>
-        <w:spacing w:before="120" w:after="120"/>
-        <w:ind w:left="360" w:right="360"/>
-        <w:shd w:val="clear" w:color="auto" w:fill="FFF8DC"/>
-      </w:pPr>
-      <w:r>
-        <w:rPr>
-          <w:i/>
-          <w:color w:val="4A4A00"/>
-          <w:sz w:val="20"/>
-        </w:rPr>
-        <w:t>Note: If a member has Telegram privacy settings blocking DMs, the bot logs this quietly. The public welcome still posts.</w:t>
-      </w:r>
-    </w:p>
-    <w:p>
-      <w:pPr>
-        <w:pBdr>
-          <w:bottom w:val="single" w:sz="4" w:space="1" w:color="DDDDDD"/>
-        </w:pBdr>
-        <w:spacing w:before="80" w:after="80"/>
-      </w:pPr>
-    </w:p>
-    <w:p>
-      <w:pPr>
-        <w:spacing w:before="280" w:after="80"/>
-      </w:pPr>
-      <w:r>
-        <w:rPr>
-          <w:b/>
-          <w:color w:val="B8860B"/>
-          <w:sz w:val="26"/>
-        </w:rPr>
-        <w:t>1.2  DM Onboarding Sequence</w:t>
-      </w:r>
-    </w:p>
-    <w:p>
-      <w:pPr>
-        <w:spacing w:after="120" w:before="40"/>
-      </w:pPr>
-      <w:r>
-        <w:rPr>
-          <w:sz w:val="22"/>
-        </w:rPr>
-        <w:t>Sent automatically at 9:00 AM SGT on Day 1, 3, and 5 after joining. Builds trust before asking for anything.</w:t>
-      </w:r>
-    </w:p>
-    <w:p>
-      <w:pPr>
-        <w:spacing w:after="80"/>
-      </w:pPr>
-    </w:p>
-    <w:tbl>
-      <w:tblPr>
-        <w:tblStyle w:val="TableGrid"/>
-        <w:tblW w:type="auto" w:w="0"/>
-        <w:jc w:val="left"/>
-        <w:tblLook w:firstColumn="1" w:firstRow="1" w:lastColumn="0" w:lastRow="0" w:noHBand="0" w:noVBand="1" w:val="04A0"/>
-      </w:tblPr>
-      <w:tblGrid>
-        <w:gridCol w:w="3120"/>
-        <w:gridCol w:w="3120"/>
-        <w:gridCol w:w="3120"/>
-      </w:tblGrid>
-      <w:tr>
-        <w:tc>
-          <w:tcPr>
-            <w:tcW w:type="dxa" w:w="1008"/>
-            <w:shd w:val="clear" w:color="auto" w:fill="1A1A2E"/>
-            <w:tcBorders>
-              <w:top w:val="single" w:sz="4" w:space="0" w:color="CCCCCC"/>
-              <w:left w:val="single" w:sz="4" w:space="0" w:color="CCCCCC"/>
-              <w:bottom w:val="single" w:sz="4" w:space="0" w:color="CCCCCC"/>
-              <w:right w:val="single" w:sz="4" w:space="0" w:color="CCCCCC"/>
-            </w:tcBorders>
-            <w:vAlign w:val="center"/>
-          </w:tcPr>
-          <w:p>
-            <w:pPr>
-              <w:jc w:val="center"/>
-            </w:pPr>
-            <w:r>
-              <w:rPr>
-                <w:b/>
-                <w:color w:val="FFFFFF"/>
-                <w:sz w:val="20"/>
-              </w:rPr>
-              <w:t>Day</w:t>
-            </w:r>
-          </w:p>
-        </w:tc>
-        <w:tc>
-          <w:tcPr>
-            <w:tcW w:type="dxa" w:w="3168"/>
-            <w:shd w:val="clear" w:color="auto" w:fill="1A1A2E"/>
-            <w:tcBorders>
-              <w:top w:val="single" w:sz="4" w:space="0" w:color="CCCCCC"/>
-              <w:left w:val="single" w:sz="4" w:space="0" w:color="CCCCCC"/>
-              <w:bottom w:val="single" w:sz="4" w:space="0" w:color="CCCCCC"/>
-              <w:right w:val="single" w:sz="4" w:space="0" w:color="CCCCCC"/>
-            </w:tcBorders>
-            <w:vAlign w:val="center"/>
-          </w:tcPr>
-          <w:p>
-            <w:pPr>
-              <w:jc w:val="center"/>
-            </w:pPr>
-            <w:r>
-              <w:rPr>
-                <w:b/>
-                <w:color w:val="FFFFFF"/>
-                <w:sz w:val="20"/>
-              </w:rPr>
-              <w:t>Message Topic</w:t>
-            </w:r>
-          </w:p>
-        </w:tc>
-        <w:tc>
-          <w:tcPr>
-            <w:tcW w:type="dxa" w:w="5184"/>
-            <w:shd w:val="clear" w:color="auto" w:fill="1A1A2E"/>
-            <w:tcBorders>
-              <w:top w:val="single" w:sz="4" w:space="0" w:color="CCCCCC"/>
-              <w:left w:val="single" w:sz="4" w:space="0" w:color="CCCCCC"/>
-              <w:bottom w:val="single" w:sz="4" w:space="0" w:color="CCCCCC"/>
-              <w:right w:val="single" w:sz="4" w:space="0" w:color="CCCCCC"/>
-            </w:tcBorders>
-            <w:vAlign w:val="center"/>
-          </w:tcPr>
-          <w:p>
-            <w:pPr>
-              <w:jc w:val="center"/>
-            </w:pPr>
-            <w:r>
-              <w:rPr>
-                <w:b/>
-                <w:color w:val="FFFFFF"/>
-                <w:sz w:val="20"/>
-              </w:rPr>
-              <w:t>Purpose</w:t>
+              <w:t>The #1 Mistake New Traders Make — stop loss education</w:t>
             </w:r>
           </w:p>
         </w:tc>
@@ -733,215 +355,16 @@
       <w:tr>
         <w:tc>
           <w:tcPr>
-            <w:tcW w:type="dxa" w:w="1008"/>
-            <w:shd w:val="clear" w:color="auto" w:fill="FFFFFF"/>
-            <w:tcBorders>
-              <w:top w:val="single" w:sz="4" w:space="0" w:color="CCCCCC"/>
-              <w:left w:val="single" w:sz="4" w:space="0" w:color="CCCCCC"/>
-              <w:bottom w:val="single" w:sz="4" w:space="0" w:color="CCCCCC"/>
-              <w:right w:val="single" w:sz="4" w:space="0" w:color="CCCCCC"/>
-            </w:tcBorders>
-            <w:vAlign w:val="center"/>
+            <w:tcW w:type="dxa" w:w="1440"/>
+            <w:shd w:val="clear" w:color="auto" w:fill="D6E4F0"/>
           </w:tcPr>
           <w:p>
+            <w:r/>
             <w:r>
               <w:rPr>
-                <w:sz w:val="20"/>
-              </w:rPr>
-              <w:t>Day 0</w:t>
-            </w:r>
-          </w:p>
-        </w:tc>
-        <w:tc>
-          <w:tcPr>
-            <w:tcW w:type="dxa" w:w="3168"/>
-            <w:shd w:val="clear" w:color="auto" w:fill="FFFFFF"/>
-            <w:tcBorders>
-              <w:top w:val="single" w:sz="4" w:space="0" w:color="CCCCCC"/>
-              <w:left w:val="single" w:sz="4" w:space="0" w:color="CCCCCC"/>
-              <w:bottom w:val="single" w:sz="4" w:space="0" w:color="CCCCCC"/>
-              <w:right w:val="single" w:sz="4" w:space="0" w:color="CCCCCC"/>
-            </w:tcBorders>
-            <w:vAlign w:val="center"/>
-          </w:tcPr>
-          <w:p>
-            <w:r>
-              <w:rPr>
-                <w:sz w:val="20"/>
-              </w:rPr>
-              <w:t>Welcome DM (immediate)</w:t>
-            </w:r>
-          </w:p>
-        </w:tc>
-        <w:tc>
-          <w:tcPr>
-            <w:tcW w:type="dxa" w:w="5184"/>
-            <w:shd w:val="clear" w:color="auto" w:fill="FFFFFF"/>
-            <w:tcBorders>
-              <w:top w:val="single" w:sz="4" w:space="0" w:color="CCCCCC"/>
-              <w:left w:val="single" w:sz="4" w:space="0" w:color="CCCCCC"/>
-              <w:bottom w:val="single" w:sz="4" w:space="0" w:color="CCCCCC"/>
-              <w:right w:val="single" w:sz="4" w:space="0" w:color="CCCCCC"/>
-            </w:tcBorders>
-            <w:vAlign w:val="center"/>
-          </w:tcPr>
-          <w:p>
-            <w:r>
-              <w:rPr>
-                <w:sz w:val="20"/>
-              </w:rPr>
-              <w:t>Introduce the bot and what it can help with</w:t>
-            </w:r>
-          </w:p>
-        </w:tc>
-      </w:tr>
-      <w:tr>
-        <w:tc>
-          <w:tcPr>
-            <w:tcW w:type="dxa" w:w="1008"/>
-            <w:shd w:val="clear" w:color="auto" w:fill="F9F9F9"/>
-            <w:tcBorders>
-              <w:top w:val="single" w:sz="4" w:space="0" w:color="CCCCCC"/>
-              <w:left w:val="single" w:sz="4" w:space="0" w:color="CCCCCC"/>
-              <w:bottom w:val="single" w:sz="4" w:space="0" w:color="CCCCCC"/>
-              <w:right w:val="single" w:sz="4" w:space="0" w:color="CCCCCC"/>
-            </w:tcBorders>
-            <w:vAlign w:val="center"/>
-          </w:tcPr>
-          <w:p>
-            <w:r>
-              <w:rPr>
-                <w:sz w:val="20"/>
-              </w:rPr>
-              <w:t>Day 1</w:t>
-            </w:r>
-          </w:p>
-        </w:tc>
-        <w:tc>
-          <w:tcPr>
-            <w:tcW w:type="dxa" w:w="3168"/>
-            <w:shd w:val="clear" w:color="auto" w:fill="F9F9F9"/>
-            <w:tcBorders>
-              <w:top w:val="single" w:sz="4" w:space="0" w:color="CCCCCC"/>
-              <w:left w:val="single" w:sz="4" w:space="0" w:color="CCCCCC"/>
-              <w:bottom w:val="single" w:sz="4" w:space="0" w:color="CCCCCC"/>
-              <w:right w:val="single" w:sz="4" w:space="0" w:color="CCCCCC"/>
-            </w:tcBorders>
-            <w:vAlign w:val="center"/>
-          </w:tcPr>
-          <w:p>
-            <w:r>
-              <w:rPr>
-                <w:sz w:val="20"/>
-              </w:rPr>
-              <w:t>Gold Trading in 60 Seconds</w:t>
-            </w:r>
-          </w:p>
-        </w:tc>
-        <w:tc>
-          <w:tcPr>
-            <w:tcW w:type="dxa" w:w="5184"/>
-            <w:shd w:val="clear" w:color="auto" w:fill="F9F9F9"/>
-            <w:tcBorders>
-              <w:top w:val="single" w:sz="4" w:space="0" w:color="CCCCCC"/>
-              <w:left w:val="single" w:sz="4" w:space="0" w:color="CCCCCC"/>
-              <w:bottom w:val="single" w:sz="4" w:space="0" w:color="CCCCCC"/>
-              <w:right w:val="single" w:sz="4" w:space="0" w:color="CCCCCC"/>
-            </w:tcBorders>
-            <w:vAlign w:val="center"/>
-          </w:tcPr>
-          <w:p>
-            <w:r>
-              <w:rPr>
-                <w:sz w:val="20"/>
-              </w:rPr>
-              <w:t>Explain the 3 forces that move Gold (USD, rates, fear)</w:t>
-            </w:r>
-          </w:p>
-        </w:tc>
-      </w:tr>
-      <w:tr>
-        <w:tc>
-          <w:tcPr>
-            <w:tcW w:type="dxa" w:w="1008"/>
-            <w:shd w:val="clear" w:color="auto" w:fill="FFFFFF"/>
-            <w:tcBorders>
-              <w:top w:val="single" w:sz="4" w:space="0" w:color="CCCCCC"/>
-              <w:left w:val="single" w:sz="4" w:space="0" w:color="CCCCCC"/>
-              <w:bottom w:val="single" w:sz="4" w:space="0" w:color="CCCCCC"/>
-              <w:right w:val="single" w:sz="4" w:space="0" w:color="CCCCCC"/>
-            </w:tcBorders>
-            <w:vAlign w:val="center"/>
-          </w:tcPr>
-          <w:p>
-            <w:r>
-              <w:rPr>
-                <w:sz w:val="20"/>
-              </w:rPr>
-              <w:t>Day 3</w:t>
-            </w:r>
-          </w:p>
-        </w:tc>
-        <w:tc>
-          <w:tcPr>
-            <w:tcW w:type="dxa" w:w="3168"/>
-            <w:shd w:val="clear" w:color="auto" w:fill="FFFFFF"/>
-            <w:tcBorders>
-              <w:top w:val="single" w:sz="4" w:space="0" w:color="CCCCCC"/>
-              <w:left w:val="single" w:sz="4" w:space="0" w:color="CCCCCC"/>
-              <w:bottom w:val="single" w:sz="4" w:space="0" w:color="CCCCCC"/>
-              <w:right w:val="single" w:sz="4" w:space="0" w:color="CCCCCC"/>
-            </w:tcBorders>
-            <w:vAlign w:val="center"/>
-          </w:tcPr>
-          <w:p>
-            <w:r>
-              <w:rPr>
-                <w:sz w:val="20"/>
-              </w:rPr>
-              <w:t>The #1 Mistake New Traders Make</w:t>
-            </w:r>
-          </w:p>
-        </w:tc>
-        <w:tc>
-          <w:tcPr>
-            <w:tcW w:type="dxa" w:w="5184"/>
-            <w:shd w:val="clear" w:color="auto" w:fill="FFFFFF"/>
-            <w:tcBorders>
-              <w:top w:val="single" w:sz="4" w:space="0" w:color="CCCCCC"/>
-              <w:left w:val="single" w:sz="4" w:space="0" w:color="CCCCCC"/>
-              <w:bottom w:val="single" w:sz="4" w:space="0" w:color="CCCCCC"/>
-              <w:right w:val="single" w:sz="4" w:space="0" w:color="CCCCCC"/>
-            </w:tcBorders>
-            <w:vAlign w:val="center"/>
-          </w:tcPr>
-          <w:p>
-            <w:r>
-              <w:rPr>
-                <w:sz w:val="20"/>
-              </w:rPr>
-              <w:t>Stop loss education + the 1-2% risk rule</w:t>
-            </w:r>
-          </w:p>
-        </w:tc>
-      </w:tr>
-      <w:tr>
-        <w:tc>
-          <w:tcPr>
-            <w:tcW w:type="dxa" w:w="1008"/>
-            <w:shd w:val="clear" w:color="auto" w:fill="F9F9F9"/>
-            <w:tcBorders>
-              <w:top w:val="single" w:sz="4" w:space="0" w:color="CCCCCC"/>
-              <w:left w:val="single" w:sz="4" w:space="0" w:color="CCCCCC"/>
-              <w:bottom w:val="single" w:sz="4" w:space="0" w:color="CCCCCC"/>
-              <w:right w:val="single" w:sz="4" w:space="0" w:color="CCCCCC"/>
-            </w:tcBorders>
-            <w:vAlign w:val="center"/>
-          </w:tcPr>
-          <w:p>
-            <w:r>
-              <w:rPr>
-                <w:sz w:val="20"/>
+                <w:rFonts w:ascii="Arial" w:hAnsi="Arial"/>
+                <w:color w:val="1A1A1A"/>
+                <w:sz w:val="18"/>
               </w:rPr>
               <w:t>Day 5</w:t>
             </w:r>
@@ -949,188 +372,166 @@
         </w:tc>
         <w:tc>
           <w:tcPr>
-            <w:tcW w:type="dxa" w:w="3168"/>
-            <w:shd w:val="clear" w:color="auto" w:fill="F9F9F9"/>
-            <w:tcBorders>
-              <w:top w:val="single" w:sz="4" w:space="0" w:color="CCCCCC"/>
-              <w:left w:val="single" w:sz="4" w:space="0" w:color="CCCCCC"/>
-              <w:bottom w:val="single" w:sz="4" w:space="0" w:color="CCCCCC"/>
-              <w:right w:val="single" w:sz="4" w:space="0" w:color="CCCCCC"/>
-            </w:tcBorders>
-            <w:vAlign w:val="center"/>
+            <w:tcW w:type="dxa" w:w="7920"/>
           </w:tcPr>
           <w:p>
+            <w:r/>
             <w:r>
               <w:rPr>
-                <w:sz w:val="20"/>
+                <w:rFonts w:ascii="Arial" w:hAnsi="Arial"/>
+                <w:color w:val="1A1A1A"/>
+                <w:sz w:val="18"/>
               </w:rPr>
-              <w:t>Ready to Take the Next Step?</w:t>
-            </w:r>
-          </w:p>
-        </w:tc>
-        <w:tc>
-          <w:tcPr>
-            <w:tcW w:type="dxa" w:w="5184"/>
-            <w:shd w:val="clear" w:color="auto" w:fill="F9F9F9"/>
-            <w:tcBorders>
-              <w:top w:val="single" w:sz="4" w:space="0" w:color="CCCCCC"/>
-              <w:left w:val="single" w:sz="4" w:space="0" w:color="CCCCCC"/>
-              <w:bottom w:val="single" w:sz="4" w:space="0" w:color="CCCCCC"/>
-              <w:right w:val="single" w:sz="4" w:space="0" w:color="CCCCCC"/>
-            </w:tcBorders>
-            <w:vAlign w:val="center"/>
-          </w:tcPr>
-          <w:p>
-            <w:r>
-              <w:rPr>
-                <w:sz w:val="20"/>
-              </w:rPr>
-              <w:t>Soft conversion CTA — intro to live trading, no pressure</w:t>
+              <w:t>Ready to Take the Next Step? — intro to AIMS FX, 1-on-1 education offer</w:t>
             </w:r>
           </w:p>
         </w:tc>
       </w:tr>
     </w:tbl>
-    <w:p/>
     <w:p>
-      <w:pPr>
-        <w:spacing w:before="120" w:after="120"/>
-        <w:ind w:left="360" w:right="360"/>
-        <w:shd w:val="clear" w:color="auto" w:fill="FFF8DC"/>
-      </w:pPr>
       <w:r>
         <w:rPr>
-          <w:i/>
-          <w:color w:val="4A4A00"/>
+          <w:rFonts w:ascii="Arial" w:hAnsi="Arial"/>
+          <w:b w:val="0"/>
+          <w:i w:val="0"/>
+          <w:color w:val="1A1A1A"/>
           <w:sz w:val="20"/>
         </w:rPr>
-        <w:t>Key principle: No hard selling. By Day 5 the member has received 3 educational messages and trusts EBI as a source of real value.</w:t>
+        <w:t>Key principle: No hard selling. By Day 5 the member has received real value. The Day 5 message simply opens a door — a team member follows up personally.</w:t>
       </w:r>
     </w:p>
     <w:p>
       <w:pPr>
-        <w:pBdr>
-          <w:bottom w:val="single" w:sz="4" w:space="1" w:color="DDDDDD"/>
-        </w:pBdr>
-        <w:spacing w:before="80" w:after="80"/>
-      </w:pPr>
-    </w:p>
-    <w:p>
-      <w:pPr>
-        <w:spacing w:before="280" w:after="80"/>
+        <w:pStyle w:val="Heading2"/>
       </w:pPr>
       <w:r>
         <w:rPr>
+          <w:rFonts w:ascii="Arial" w:hAnsi="Arial"/>
           <w:b/>
-          <w:color w:val="B8860B"/>
+          <w:color w:val="1F4E79"/>
           <w:sz w:val="26"/>
         </w:rPr>
         <w:t>1.3  AI Question &amp; Answer</w:t>
       </w:r>
     </w:p>
     <w:p>
-      <w:pPr>
-        <w:spacing w:after="120" w:before="40"/>
-      </w:pPr>
       <w:r>
         <w:rPr>
-          <w:sz w:val="22"/>
+          <w:rFonts w:ascii="Arial" w:hAnsi="Arial"/>
+          <w:b w:val="0"/>
+          <w:i w:val="0"/>
+          <w:color w:val="1A1A1A"/>
+          <w:sz w:val="20"/>
         </w:rPr>
-        <w:t>Active whenever a member tags the bot in the group (@BotName), replies to one of its messages, or sends it a private DM.</w:t>
+        <w:t>Responds when a member tags the bot or replies to one of its messages. Max 10 questions/hour per member in the group.</w:t>
       </w:r>
     </w:p>
     <w:p>
-      <w:pPr>
-        <w:spacing w:after="80"/>
-      </w:pPr>
-    </w:p>
-    <w:p>
-      <w:pPr>
-        <w:spacing w:before="200" w:after="40"/>
-      </w:pPr>
       <w:r>
         <w:rPr>
+          <w:rFonts w:ascii="Arial" w:hAnsi="Arial"/>
           <w:b/>
-          <w:color w:val="1A1A2E"/>
-          <w:sz w:val="22"/>
+          <w:i w:val="0"/>
+          <w:color w:val="1A1A1A"/>
+          <w:sz w:val="20"/>
         </w:rPr>
-        <w:t>Topics the bot handles:</w:t>
+        <w:t>Topics handled:</w:t>
       </w:r>
     </w:p>
     <w:p>
       <w:pPr>
         <w:pStyle w:val="ListBullet"/>
-        <w:spacing w:after="60"/>
-        <w:ind w:left="360"/>
       </w:pPr>
       <w:r>
         <w:rPr>
-          <w:sz w:val="22"/>
+          <w:rFonts w:ascii="Arial" w:hAnsi="Arial"/>
+          <w:b w:val="0"/>
+          <w:color w:val="1A1A1A"/>
+          <w:sz w:val="20"/>
         </w:rPr>
-        <w:t>Gold (XAUUSD) and Bitcoin market questions</w:t>
+        <w:t>Gold (XAUUSD) — price drivers, macro, technicals</w:t>
       </w:r>
     </w:p>
     <w:p>
       <w:pPr>
         <w:pStyle w:val="ListBullet"/>
-        <w:spacing w:after="60"/>
-        <w:ind w:left="360"/>
       </w:pPr>
       <w:r>
         <w:rPr>
-          <w:sz w:val="22"/>
+          <w:rFonts w:ascii="Arial" w:hAnsi="Arial"/>
+          <w:b w:val="0"/>
+          <w:color w:val="1A1A1A"/>
+          <w:sz w:val="20"/>
         </w:rPr>
-        <w:t>Trading terminology — pips, lots, leverage, margin, spreads</w:t>
+        <w:t>Bitcoin and crypto basics</w:t>
       </w:r>
     </w:p>
     <w:p>
       <w:pPr>
         <w:pStyle w:val="ListBullet"/>
-        <w:spacing w:after="60"/>
-        <w:ind w:left="360"/>
       </w:pPr>
       <w:r>
         <w:rPr>
-          <w:sz w:val="22"/>
+          <w:rFonts w:ascii="Arial" w:hAnsi="Arial"/>
+          <w:b w:val="0"/>
+          <w:color w:val="1A1A1A"/>
+          <w:sz w:val="20"/>
         </w:rPr>
-        <w:t>Risk management concepts and position sizing</w:t>
+        <w:t>Trading terminology (pips, lots, leverage, margin)</w:t>
       </w:r>
     </w:p>
     <w:p>
       <w:pPr>
         <w:pStyle w:val="ListBullet"/>
-        <w:spacing w:after="60"/>
-        <w:ind w:left="360"/>
       </w:pPr>
       <w:r>
         <w:rPr>
-          <w:sz w:val="22"/>
+          <w:rFonts w:ascii="Arial" w:hAnsi="Arial"/>
+          <w:b w:val="0"/>
+          <w:color w:val="1A1A1A"/>
+          <w:sz w:val="20"/>
         </w:rPr>
-        <w:t>Economic indicators — CPI, FOMC, NFP, interest rates</w:t>
+        <w:t>Risk management and position sizing</w:t>
       </w:r>
     </w:p>
     <w:p>
       <w:pPr>
         <w:pStyle w:val="ListBullet"/>
-        <w:spacing w:after="60"/>
-        <w:ind w:left="360"/>
       </w:pPr>
       <w:r>
         <w:rPr>
-          <w:sz w:val="22"/>
+          <w:rFonts w:ascii="Arial" w:hAnsi="Arial"/>
+          <w:b w:val="0"/>
+          <w:color w:val="1A1A1A"/>
+          <w:sz w:val="20"/>
         </w:rPr>
-        <w:t>Basic technical and fundamental analysis</w:t>
+        <w:t>Economic indicators (CPI, FOMC, NFP, GDP)</w:t>
       </w:r>
     </w:p>
     <w:p>
       <w:pPr>
         <w:pStyle w:val="ListBullet"/>
-        <w:spacing w:after="60"/>
-        <w:ind w:left="360"/>
       </w:pPr>
       <w:r>
         <w:rPr>
-          <w:sz w:val="22"/>
+          <w:rFonts w:ascii="Arial" w:hAnsi="Arial"/>
+          <w:b w:val="0"/>
+          <w:color w:val="1A1A1A"/>
+          <w:sz w:val="20"/>
+        </w:rPr>
+        <w:t>Basic technical analysis</w:t>
+      </w:r>
+    </w:p>
+    <w:p>
+      <w:pPr>
+        <w:pStyle w:val="ListBullet"/>
+      </w:pPr>
+      <w:r>
+        <w:rPr>
+          <w:rFonts w:ascii="Arial" w:hAnsi="Arial"/>
+          <w:b w:val="0"/>
+          <w:color w:val="1A1A1A"/>
+          <w:sz w:val="20"/>
         </w:rPr>
         <w:t>Community rules and FAQs</w:t>
       </w:r>
@@ -1138,131 +539,101 @@
     <w:p>
       <w:pPr>
         <w:pStyle w:val="ListBullet"/>
-        <w:spacing w:after="60"/>
-        <w:ind w:left="360"/>
       </w:pPr>
       <w:r>
         <w:rPr>
-          <w:sz w:val="22"/>
+          <w:rFonts w:ascii="Arial" w:hAnsi="Arial"/>
+          <w:b w:val="0"/>
+          <w:color w:val="1A1A1A"/>
+          <w:sz w:val="20"/>
         </w:rPr>
-        <w:t>How to get started with trading</w:t>
+        <w:t>How to get started with live trading</w:t>
       </w:r>
     </w:p>
     <w:p>
-      <w:pPr>
-        <w:spacing w:after="80"/>
-      </w:pPr>
-    </w:p>
-    <w:p>
-      <w:pPr>
-        <w:spacing w:before="200" w:after="40"/>
-      </w:pPr>
       <w:r>
         <w:rPr>
+          <w:rFonts w:ascii="Arial" w:hAnsi="Arial"/>
           <w:b/>
-          <w:color w:val="1A1A2E"/>
-          <w:sz w:val="22"/>
+          <w:i w:val="0"/>
+          <w:color w:val="1A1A1A"/>
+          <w:sz w:val="20"/>
         </w:rPr>
-        <w:t>Topics it declines (by design):</w:t>
+        <w:t>Topics declined (by design):</w:t>
       </w:r>
     </w:p>
     <w:p>
       <w:pPr>
         <w:pStyle w:val="ListBullet"/>
-        <w:spacing w:after="60"/>
-        <w:ind w:left="360"/>
       </w:pPr>
       <w:r>
         <w:rPr>
-          <w:sz w:val="22"/>
+          <w:rFonts w:ascii="Arial" w:hAnsi="Arial"/>
+          <w:b w:val="0"/>
+          <w:color w:val="1A1A1A"/>
+          <w:sz w:val="20"/>
         </w:rPr>
-        <w:t>"Should I buy now / sell now?"</w:t>
+        <w:t>Specific buy/sell signals</w:t>
       </w:r>
     </w:p>
     <w:p>
       <w:pPr>
         <w:pStyle w:val="ListBullet"/>
-        <w:spacing w:after="60"/>
-        <w:ind w:left="360"/>
       </w:pPr>
       <w:r>
         <w:rPr>
-          <w:sz w:val="22"/>
+          <w:rFonts w:ascii="Arial" w:hAnsi="Arial"/>
+          <w:b w:val="0"/>
+          <w:color w:val="1A1A1A"/>
+          <w:sz w:val="20"/>
         </w:rPr>
-        <w:t>"Will Gold go up?"  /  "What is your price target?"</w:t>
+        <w:t>Price targets or predictions</w:t>
       </w:r>
     </w:p>
     <w:p>
       <w:pPr>
         <w:pStyle w:val="ListBullet"/>
-        <w:spacing w:after="60"/>
-        <w:ind w:left="360"/>
       </w:pPr>
       <w:r>
         <w:rPr>
-          <w:sz w:val="22"/>
+          <w:rFonts w:ascii="Arial" w:hAnsi="Arial"/>
+          <w:b w:val="0"/>
+          <w:color w:val="1A1A1A"/>
+          <w:sz w:val="20"/>
         </w:rPr>
-        <w:t>Anything asking for specific signals or guaranteed profit</w:t>
+        <w:t>Guaranteed profit claims</w:t>
       </w:r>
     </w:p>
     <w:p>
       <w:pPr>
-        <w:spacing w:after="80"/>
-      </w:pPr>
-    </w:p>
-    <w:p>
-      <w:pPr>
-        <w:spacing w:after="120" w:before="40"/>
+        <w:pStyle w:val="Heading2"/>
       </w:pPr>
       <w:r>
         <w:rPr>
-          <w:sz w:val="22"/>
-        </w:rPr>
-        <w:t>Rate limiting: 10 questions per hour per member in the group. Unlimited in private DMs.</w:t>
-      </w:r>
-    </w:p>
-    <w:p>
-      <w:pPr>
-        <w:pBdr>
-          <w:bottom w:val="single" w:sz="4" w:space="1" w:color="DDDDDD"/>
-        </w:pBdr>
-        <w:spacing w:before="80" w:after="80"/>
-      </w:pPr>
-    </w:p>
-    <w:p>
-      <w:pPr>
-        <w:spacing w:before="280" w:after="80"/>
-      </w:pPr>
-      <w:r>
-        <w:rPr>
+          <w:rFonts w:ascii="Arial" w:hAnsi="Arial"/>
           <w:b/>
-          <w:color w:val="B8860B"/>
+          <w:color w:val="1F4E79"/>
           <w:sz w:val="26"/>
         </w:rPr>
         <w:t>1.4  Intent Detection &amp; Lead Alerts</w:t>
       </w:r>
     </w:p>
     <w:p>
-      <w:pPr>
-        <w:spacing w:after="120" w:before="40"/>
-      </w:pPr>
       <w:r>
         <w:rPr>
-          <w:sz w:val="22"/>
+          <w:rFonts w:ascii="Arial" w:hAnsi="Arial"/>
+          <w:b w:val="0"/>
+          <w:i w:val="0"/>
+          <w:color w:val="1A1A1A"/>
+          <w:sz w:val="20"/>
         </w:rPr>
-        <w:t>Every message the bot receives is silently scanned for signs the member is thinking about opening a trading account. When detected, an instant alert goes to the EBI Potential Client Update group.</w:t>
+        <w:t>Every message is scanned for buying signals. When detected, the bot records it and sends an instant alert to the EBI Potential Client Update group.</w:t>
       </w:r>
-    </w:p>
-    <w:p>
-      <w:pPr>
-        <w:spacing w:after="80"/>
-      </w:pPr>
     </w:p>
     <w:tbl>
       <w:tblPr>
         <w:tblStyle w:val="TableGrid"/>
         <w:tblW w:type="auto" w:w="0"/>
-        <w:jc w:val="left"/>
         <w:tblLook w:firstColumn="1" w:firstRow="1" w:lastColumn="0" w:lastRow="0" w:noHBand="0" w:noVBand="1" w:val="04A0"/>
       </w:tblPr>
       <w:tblGrid>
@@ -1274,24 +645,16 @@
         <w:tc>
           <w:tcPr>
             <w:tcW w:type="dxa" w:w="2880"/>
-            <w:shd w:val="clear" w:color="auto" w:fill="1A1A2E"/>
-            <w:tcBorders>
-              <w:top w:val="single" w:sz="4" w:space="0" w:color="CCCCCC"/>
-              <w:left w:val="single" w:sz="4" w:space="0" w:color="CCCCCC"/>
-              <w:bottom w:val="single" w:sz="4" w:space="0" w:color="CCCCCC"/>
-              <w:right w:val="single" w:sz="4" w:space="0" w:color="CCCCCC"/>
-            </w:tcBorders>
-            <w:vAlign w:val="center"/>
+            <w:shd w:val="clear" w:color="auto" w:fill="2E75B6"/>
           </w:tcPr>
           <w:p>
-            <w:pPr>
-              <w:jc w:val="center"/>
-            </w:pPr>
+            <w:r/>
             <w:r>
               <w:rPr>
+                <w:rFonts w:ascii="Arial" w:hAnsi="Arial"/>
                 <w:b/>
                 <w:color w:val="FFFFFF"/>
-                <w:sz w:val="20"/>
+                <w:sz w:val="18"/>
               </w:rPr>
               <w:t>Signal</w:t>
             </w:r>
@@ -1299,51 +662,35 @@
         </w:tc>
         <w:tc>
           <w:tcPr>
-            <w:tcW w:type="dxa" w:w="4608"/>
-            <w:shd w:val="clear" w:color="auto" w:fill="1A1A2E"/>
-            <w:tcBorders>
-              <w:top w:val="single" w:sz="4" w:space="0" w:color="CCCCCC"/>
-              <w:left w:val="single" w:sz="4" w:space="0" w:color="CCCCCC"/>
-              <w:bottom w:val="single" w:sz="4" w:space="0" w:color="CCCCCC"/>
-              <w:right w:val="single" w:sz="4" w:space="0" w:color="CCCCCC"/>
-            </w:tcBorders>
-            <w:vAlign w:val="center"/>
+            <w:tcW w:type="dxa" w:w="5040"/>
+            <w:shd w:val="clear" w:color="auto" w:fill="2E75B6"/>
           </w:tcPr>
           <w:p>
-            <w:pPr>
-              <w:jc w:val="center"/>
-            </w:pPr>
+            <w:r/>
             <w:r>
               <w:rPr>
+                <w:rFonts w:ascii="Arial" w:hAnsi="Arial"/>
                 <w:b/>
                 <w:color w:val="FFFFFF"/>
-                <w:sz w:val="20"/>
+                <w:sz w:val="18"/>
               </w:rPr>
-              <w:t>Example Phrases</w:t>
+              <w:t>Examples</w:t>
             </w:r>
           </w:p>
         </w:tc>
         <w:tc>
           <w:tcPr>
-            <w:tcW w:type="dxa" w:w="1872"/>
-            <w:shd w:val="clear" w:color="auto" w:fill="1A1A2E"/>
-            <w:tcBorders>
-              <w:top w:val="single" w:sz="4" w:space="0" w:color="CCCCCC"/>
-              <w:left w:val="single" w:sz="4" w:space="0" w:color="CCCCCC"/>
-              <w:bottom w:val="single" w:sz="4" w:space="0" w:color="CCCCCC"/>
-              <w:right w:val="single" w:sz="4" w:space="0" w:color="CCCCCC"/>
-            </w:tcBorders>
-            <w:vAlign w:val="center"/>
+            <w:tcW w:type="dxa" w:w="1440"/>
+            <w:shd w:val="clear" w:color="auto" w:fill="2E75B6"/>
           </w:tcPr>
           <w:p>
-            <w:pPr>
-              <w:jc w:val="center"/>
-            </w:pPr>
+            <w:r/>
             <w:r>
               <w:rPr>
+                <w:rFonts w:ascii="Arial" w:hAnsi="Arial"/>
                 <w:b/>
                 <w:color w:val="FFFFFF"/>
-                <w:sz w:val="20"/>
+                <w:sz w:val="18"/>
               </w:rPr>
               <w:t>Score</w:t>
             </w:r>
@@ -1354,61 +701,47 @@
         <w:tc>
           <w:tcPr>
             <w:tcW w:type="dxa" w:w="2880"/>
-            <w:shd w:val="clear" w:color="auto" w:fill="FFFFFF"/>
-            <w:tcBorders>
-              <w:top w:val="single" w:sz="4" w:space="0" w:color="CCCCCC"/>
-              <w:left w:val="single" w:sz="4" w:space="0" w:color="CCCCCC"/>
-              <w:bottom w:val="single" w:sz="4" w:space="0" w:color="CCCCCC"/>
-              <w:right w:val="single" w:sz="4" w:space="0" w:color="CCCCCC"/>
-            </w:tcBorders>
-            <w:vAlign w:val="center"/>
+            <w:shd w:val="clear" w:color="auto" w:fill="D6E4F0"/>
           </w:tcPr>
           <w:p>
+            <w:r/>
             <w:r>
               <w:rPr>
-                <w:sz w:val="20"/>
+                <w:rFonts w:ascii="Arial" w:hAnsi="Arial"/>
+                <w:color w:val="1A1A1A"/>
+                <w:sz w:val="18"/>
               </w:rPr>
-              <w:t>Account Opening 🔴</w:t>
+              <w:t>Account Opening</w:t>
             </w:r>
           </w:p>
         </w:tc>
         <w:tc>
           <w:tcPr>
-            <w:tcW w:type="dxa" w:w="4608"/>
-            <w:shd w:val="clear" w:color="auto" w:fill="FFFFFF"/>
-            <w:tcBorders>
-              <w:top w:val="single" w:sz="4" w:space="0" w:color="CCCCCC"/>
-              <w:left w:val="single" w:sz="4" w:space="0" w:color="CCCCCC"/>
-              <w:bottom w:val="single" w:sz="4" w:space="0" w:color="CCCCCC"/>
-              <w:right w:val="single" w:sz="4" w:space="0" w:color="CCCCCC"/>
-            </w:tcBorders>
-            <w:vAlign w:val="center"/>
+            <w:tcW w:type="dxa" w:w="5040"/>
           </w:tcPr>
           <w:p>
+            <w:r/>
             <w:r>
               <w:rPr>
-                <w:sz w:val="20"/>
+                <w:rFonts w:ascii="Arial" w:hAnsi="Arial"/>
+                <w:color w:val="1A1A1A"/>
+                <w:sz w:val="18"/>
               </w:rPr>
-              <w:t>"how do I open an account", "how do I get started"</w:t>
+              <w:t>"how do I open an account"</w:t>
             </w:r>
           </w:p>
         </w:tc>
         <w:tc>
           <w:tcPr>
-            <w:tcW w:type="dxa" w:w="1872"/>
-            <w:shd w:val="clear" w:color="auto" w:fill="FFFFFF"/>
-            <w:tcBorders>
-              <w:top w:val="single" w:sz="4" w:space="0" w:color="CCCCCC"/>
-              <w:left w:val="single" w:sz="4" w:space="0" w:color="CCCCCC"/>
-              <w:bottom w:val="single" w:sz="4" w:space="0" w:color="CCCCCC"/>
-              <w:right w:val="single" w:sz="4" w:space="0" w:color="CCCCCC"/>
-            </w:tcBorders>
-            <w:vAlign w:val="center"/>
+            <w:tcW w:type="dxa" w:w="1440"/>
           </w:tcPr>
           <w:p>
+            <w:r/>
             <w:r>
               <w:rPr>
-                <w:sz w:val="20"/>
+                <w:rFonts w:ascii="Arial" w:hAnsi="Arial"/>
+                <w:color w:val="1A1A1A"/>
+                <w:sz w:val="18"/>
               </w:rPr>
               <w:t>3 pts</w:t>
             </w:r>
@@ -1419,61 +752,47 @@
         <w:tc>
           <w:tcPr>
             <w:tcW w:type="dxa" w:w="2880"/>
-            <w:shd w:val="clear" w:color="auto" w:fill="F9F9F9"/>
-            <w:tcBorders>
-              <w:top w:val="single" w:sz="4" w:space="0" w:color="CCCCCC"/>
-              <w:left w:val="single" w:sz="4" w:space="0" w:color="CCCCCC"/>
-              <w:bottom w:val="single" w:sz="4" w:space="0" w:color="CCCCCC"/>
-              <w:right w:val="single" w:sz="4" w:space="0" w:color="CCCCCC"/>
-            </w:tcBorders>
-            <w:vAlign w:val="center"/>
+            <w:shd w:val="clear" w:color="auto" w:fill="D6E4F0"/>
           </w:tcPr>
           <w:p>
+            <w:r/>
             <w:r>
               <w:rPr>
-                <w:sz w:val="20"/>
+                <w:rFonts w:ascii="Arial" w:hAnsi="Arial"/>
+                <w:color w:val="1A1A1A"/>
+                <w:sz w:val="18"/>
               </w:rPr>
-              <w:t>Broker Selection 🔴</w:t>
+              <w:t>Broker Selection</w:t>
             </w:r>
           </w:p>
         </w:tc>
         <w:tc>
           <w:tcPr>
-            <w:tcW w:type="dxa" w:w="4608"/>
-            <w:shd w:val="clear" w:color="auto" w:fill="F9F9F9"/>
-            <w:tcBorders>
-              <w:top w:val="single" w:sz="4" w:space="0" w:color="CCCCCC"/>
-              <w:left w:val="single" w:sz="4" w:space="0" w:color="CCCCCC"/>
-              <w:bottom w:val="single" w:sz="4" w:space="0" w:color="CCCCCC"/>
-              <w:right w:val="single" w:sz="4" w:space="0" w:color="CCCCCC"/>
-            </w:tcBorders>
-            <w:vAlign w:val="center"/>
+            <w:tcW w:type="dxa" w:w="5040"/>
           </w:tcPr>
           <w:p>
+            <w:r/>
             <w:r>
               <w:rPr>
-                <w:sz w:val="20"/>
+                <w:rFonts w:ascii="Arial" w:hAnsi="Arial"/>
+                <w:color w:val="1A1A1A"/>
+                <w:sz w:val="18"/>
               </w:rPr>
-              <w:t>"which broker do you recommend", "is this broker safe"</w:t>
+              <w:t>"which broker do you recommend"</w:t>
             </w:r>
           </w:p>
         </w:tc>
         <w:tc>
           <w:tcPr>
-            <w:tcW w:type="dxa" w:w="1872"/>
-            <w:shd w:val="clear" w:color="auto" w:fill="F9F9F9"/>
-            <w:tcBorders>
-              <w:top w:val="single" w:sz="4" w:space="0" w:color="CCCCCC"/>
-              <w:left w:val="single" w:sz="4" w:space="0" w:color="CCCCCC"/>
-              <w:bottom w:val="single" w:sz="4" w:space="0" w:color="CCCCCC"/>
-              <w:right w:val="single" w:sz="4" w:space="0" w:color="CCCCCC"/>
-            </w:tcBorders>
-            <w:vAlign w:val="center"/>
+            <w:tcW w:type="dxa" w:w="1440"/>
           </w:tcPr>
           <w:p>
+            <w:r/>
             <w:r>
               <w:rPr>
-                <w:sz w:val="20"/>
+                <w:rFonts w:ascii="Arial" w:hAnsi="Arial"/>
+                <w:color w:val="1A1A1A"/>
+                <w:sz w:val="18"/>
               </w:rPr>
               <w:t>3 pts</w:t>
             </w:r>
@@ -1484,61 +803,47 @@
         <w:tc>
           <w:tcPr>
             <w:tcW w:type="dxa" w:w="2880"/>
-            <w:shd w:val="clear" w:color="auto" w:fill="FFFFFF"/>
-            <w:tcBorders>
-              <w:top w:val="single" w:sz="4" w:space="0" w:color="CCCCCC"/>
-              <w:left w:val="single" w:sz="4" w:space="0" w:color="CCCCCC"/>
-              <w:bottom w:val="single" w:sz="4" w:space="0" w:color="CCCCCC"/>
-              <w:right w:val="single" w:sz="4" w:space="0" w:color="CCCCCC"/>
-            </w:tcBorders>
-            <w:vAlign w:val="center"/>
+            <w:shd w:val="clear" w:color="auto" w:fill="D6E4F0"/>
           </w:tcPr>
           <w:p>
+            <w:r/>
             <w:r>
               <w:rPr>
-                <w:sz w:val="20"/>
+                <w:rFonts w:ascii="Arial" w:hAnsi="Arial"/>
+                <w:color w:val="1A1A1A"/>
+                <w:sz w:val="18"/>
               </w:rPr>
-              <w:t>Deposit Amount 🔴</w:t>
+              <w:t>Deposit Amount</w:t>
             </w:r>
           </w:p>
         </w:tc>
         <w:tc>
           <w:tcPr>
-            <w:tcW w:type="dxa" w:w="4608"/>
-            <w:shd w:val="clear" w:color="auto" w:fill="FFFFFF"/>
-            <w:tcBorders>
-              <w:top w:val="single" w:sz="4" w:space="0" w:color="CCCCCC"/>
-              <w:left w:val="single" w:sz="4" w:space="0" w:color="CCCCCC"/>
-              <w:bottom w:val="single" w:sz="4" w:space="0" w:color="CCCCCC"/>
-              <w:right w:val="single" w:sz="4" w:space="0" w:color="CCCCCC"/>
-            </w:tcBorders>
-            <w:vAlign w:val="center"/>
+            <w:tcW w:type="dxa" w:w="5040"/>
           </w:tcPr>
           <w:p>
+            <w:r/>
             <w:r>
               <w:rPr>
-                <w:sz w:val="20"/>
+                <w:rFonts w:ascii="Arial" w:hAnsi="Arial"/>
+                <w:color w:val="1A1A1A"/>
+                <w:sz w:val="18"/>
               </w:rPr>
-              <w:t>"minimum deposit", "how much do I need to start"</w:t>
+              <w:t>"how much do I need to start"</w:t>
             </w:r>
           </w:p>
         </w:tc>
         <w:tc>
           <w:tcPr>
-            <w:tcW w:type="dxa" w:w="1872"/>
-            <w:shd w:val="clear" w:color="auto" w:fill="FFFFFF"/>
-            <w:tcBorders>
-              <w:top w:val="single" w:sz="4" w:space="0" w:color="CCCCCC"/>
-              <w:left w:val="single" w:sz="4" w:space="0" w:color="CCCCCC"/>
-              <w:bottom w:val="single" w:sz="4" w:space="0" w:color="CCCCCC"/>
-              <w:right w:val="single" w:sz="4" w:space="0" w:color="CCCCCC"/>
-            </w:tcBorders>
-            <w:vAlign w:val="center"/>
+            <w:tcW w:type="dxa" w:w="1440"/>
           </w:tcPr>
           <w:p>
+            <w:r/>
             <w:r>
               <w:rPr>
-                <w:sz w:val="20"/>
+                <w:rFonts w:ascii="Arial" w:hAnsi="Arial"/>
+                <w:color w:val="1A1A1A"/>
+                <w:sz w:val="18"/>
               </w:rPr>
               <w:t>3 pts</w:t>
             </w:r>
@@ -1549,61 +854,47 @@
         <w:tc>
           <w:tcPr>
             <w:tcW w:type="dxa" w:w="2880"/>
-            <w:shd w:val="clear" w:color="auto" w:fill="F9F9F9"/>
-            <w:tcBorders>
-              <w:top w:val="single" w:sz="4" w:space="0" w:color="CCCCCC"/>
-              <w:left w:val="single" w:sz="4" w:space="0" w:color="CCCCCC"/>
-              <w:bottom w:val="single" w:sz="4" w:space="0" w:color="CCCCCC"/>
-              <w:right w:val="single" w:sz="4" w:space="0" w:color="CCCCCC"/>
-            </w:tcBorders>
-            <w:vAlign w:val="center"/>
+            <w:shd w:val="clear" w:color="auto" w:fill="D6E4F0"/>
           </w:tcPr>
           <w:p>
+            <w:r/>
             <w:r>
               <w:rPr>
-                <w:sz w:val="20"/>
+                <w:rFonts w:ascii="Arial" w:hAnsi="Arial"/>
+                <w:color w:val="1A1A1A"/>
+                <w:sz w:val="18"/>
               </w:rPr>
-              <w:t>Platform Inquiry 🔴</w:t>
+              <w:t>Platform Inquiry</w:t>
             </w:r>
           </w:p>
         </w:tc>
         <w:tc>
           <w:tcPr>
-            <w:tcW w:type="dxa" w:w="4608"/>
-            <w:shd w:val="clear" w:color="auto" w:fill="F9F9F9"/>
-            <w:tcBorders>
-              <w:top w:val="single" w:sz="4" w:space="0" w:color="CCCCCC"/>
-              <w:left w:val="single" w:sz="4" w:space="0" w:color="CCCCCC"/>
-              <w:bottom w:val="single" w:sz="4" w:space="0" w:color="CCCCCC"/>
-              <w:right w:val="single" w:sz="4" w:space="0" w:color="CCCCCC"/>
-            </w:tcBorders>
-            <w:vAlign w:val="center"/>
+            <w:tcW w:type="dxa" w:w="5040"/>
           </w:tcPr>
           <w:p>
+            <w:r/>
             <w:r>
               <w:rPr>
-                <w:sz w:val="20"/>
+                <w:rFonts w:ascii="Arial" w:hAnsi="Arial"/>
+                <w:color w:val="1A1A1A"/>
+                <w:sz w:val="18"/>
               </w:rPr>
-              <w:t>"MT4 vs MT5", "which trading app"</w:t>
+              <w:t>"MT4 vs MT5, which app"</w:t>
             </w:r>
           </w:p>
         </w:tc>
         <w:tc>
           <w:tcPr>
-            <w:tcW w:type="dxa" w:w="1872"/>
-            <w:shd w:val="clear" w:color="auto" w:fill="F9F9F9"/>
-            <w:tcBorders>
-              <w:top w:val="single" w:sz="4" w:space="0" w:color="CCCCCC"/>
-              <w:left w:val="single" w:sz="4" w:space="0" w:color="CCCCCC"/>
-              <w:bottom w:val="single" w:sz="4" w:space="0" w:color="CCCCCC"/>
-              <w:right w:val="single" w:sz="4" w:space="0" w:color="CCCCCC"/>
-            </w:tcBorders>
-            <w:vAlign w:val="center"/>
+            <w:tcW w:type="dxa" w:w="1440"/>
           </w:tcPr>
           <w:p>
+            <w:r/>
             <w:r>
               <w:rPr>
-                <w:sz w:val="20"/>
+                <w:rFonts w:ascii="Arial" w:hAnsi="Arial"/>
+                <w:color w:val="1A1A1A"/>
+                <w:sz w:val="18"/>
               </w:rPr>
               <w:t>3 pts</w:t>
             </w:r>
@@ -1614,191 +905,47 @@
         <w:tc>
           <w:tcPr>
             <w:tcW w:type="dxa" w:w="2880"/>
-            <w:shd w:val="clear" w:color="auto" w:fill="FFFFFF"/>
-            <w:tcBorders>
-              <w:top w:val="single" w:sz="4" w:space="0" w:color="CCCCCC"/>
-              <w:left w:val="single" w:sz="4" w:space="0" w:color="CCCCCC"/>
-              <w:bottom w:val="single" w:sz="4" w:space="0" w:color="CCCCCC"/>
-              <w:right w:val="single" w:sz="4" w:space="0" w:color="CCCCCC"/>
-            </w:tcBorders>
-            <w:vAlign w:val="center"/>
+            <w:shd w:val="clear" w:color="auto" w:fill="D6E4F0"/>
           </w:tcPr>
           <w:p>
+            <w:r/>
             <w:r>
               <w:rPr>
-                <w:sz w:val="20"/>
+                <w:rFonts w:ascii="Arial" w:hAnsi="Arial"/>
+                <w:color w:val="1A1A1A"/>
+                <w:sz w:val="18"/>
               </w:rPr>
-              <w:t>Trading Costs 🔴</w:t>
+              <w:t>Demo Account</w:t>
             </w:r>
           </w:p>
         </w:tc>
         <w:tc>
           <w:tcPr>
-            <w:tcW w:type="dxa" w:w="4608"/>
-            <w:shd w:val="clear" w:color="auto" w:fill="FFFFFF"/>
-            <w:tcBorders>
-              <w:top w:val="single" w:sz="4" w:space="0" w:color="CCCCCC"/>
-              <w:left w:val="single" w:sz="4" w:space="0" w:color="CCCCCC"/>
-              <w:bottom w:val="single" w:sz="4" w:space="0" w:color="CCCCCC"/>
-              <w:right w:val="single" w:sz="4" w:space="0" w:color="CCCCCC"/>
-            </w:tcBorders>
-            <w:vAlign w:val="center"/>
+            <w:tcW w:type="dxa" w:w="5040"/>
           </w:tcPr>
           <w:p>
+            <w:r/>
             <w:r>
               <w:rPr>
-                <w:sz w:val="20"/>
+                <w:rFonts w:ascii="Arial" w:hAnsi="Arial"/>
+                <w:color w:val="1A1A1A"/>
+                <w:sz w:val="18"/>
               </w:rPr>
-              <w:t>"what are the spreads", "commission", "swap fees"</w:t>
+              <w:t>"is there a demo account"</w:t>
             </w:r>
           </w:p>
         </w:tc>
         <w:tc>
           <w:tcPr>
-            <w:tcW w:type="dxa" w:w="1872"/>
-            <w:shd w:val="clear" w:color="auto" w:fill="FFFFFF"/>
-            <w:tcBorders>
-              <w:top w:val="single" w:sz="4" w:space="0" w:color="CCCCCC"/>
-              <w:left w:val="single" w:sz="4" w:space="0" w:color="CCCCCC"/>
-              <w:bottom w:val="single" w:sz="4" w:space="0" w:color="CCCCCC"/>
-              <w:right w:val="single" w:sz="4" w:space="0" w:color="CCCCCC"/>
-            </w:tcBorders>
-            <w:vAlign w:val="center"/>
+            <w:tcW w:type="dxa" w:w="1440"/>
           </w:tcPr>
           <w:p>
+            <w:r/>
             <w:r>
               <w:rPr>
-                <w:sz w:val="20"/>
-              </w:rPr>
-              <w:t>3 pts</w:t>
-            </w:r>
-          </w:p>
-        </w:tc>
-      </w:tr>
-      <w:tr>
-        <w:tc>
-          <w:tcPr>
-            <w:tcW w:type="dxa" w:w="2880"/>
-            <w:shd w:val="clear" w:color="auto" w:fill="F9F9F9"/>
-            <w:tcBorders>
-              <w:top w:val="single" w:sz="4" w:space="0" w:color="CCCCCC"/>
-              <w:left w:val="single" w:sz="4" w:space="0" w:color="CCCCCC"/>
-              <w:bottom w:val="single" w:sz="4" w:space="0" w:color="CCCCCC"/>
-              <w:right w:val="single" w:sz="4" w:space="0" w:color="CCCCCC"/>
-            </w:tcBorders>
-            <w:vAlign w:val="center"/>
-          </w:tcPr>
-          <w:p>
-            <w:r>
-              <w:rPr>
-                <w:sz w:val="20"/>
-              </w:rPr>
-              <w:t>Funding Methods 🔴</w:t>
-            </w:r>
-          </w:p>
-        </w:tc>
-        <w:tc>
-          <w:tcPr>
-            <w:tcW w:type="dxa" w:w="4608"/>
-            <w:shd w:val="clear" w:color="auto" w:fill="F9F9F9"/>
-            <w:tcBorders>
-              <w:top w:val="single" w:sz="4" w:space="0" w:color="CCCCCC"/>
-              <w:left w:val="single" w:sz="4" w:space="0" w:color="CCCCCC"/>
-              <w:bottom w:val="single" w:sz="4" w:space="0" w:color="CCCCCC"/>
-              <w:right w:val="single" w:sz="4" w:space="0" w:color="CCCCCC"/>
-            </w:tcBorders>
-            <w:vAlign w:val="center"/>
-          </w:tcPr>
-          <w:p>
-            <w:r>
-              <w:rPr>
-                <w:sz w:val="20"/>
-              </w:rPr>
-              <w:t>"how do I deposit", "can I use bank transfer"</w:t>
-            </w:r>
-          </w:p>
-        </w:tc>
-        <w:tc>
-          <w:tcPr>
-            <w:tcW w:type="dxa" w:w="1872"/>
-            <w:shd w:val="clear" w:color="auto" w:fill="F9F9F9"/>
-            <w:tcBorders>
-              <w:top w:val="single" w:sz="4" w:space="0" w:color="CCCCCC"/>
-              <w:left w:val="single" w:sz="4" w:space="0" w:color="CCCCCC"/>
-              <w:bottom w:val="single" w:sz="4" w:space="0" w:color="CCCCCC"/>
-              <w:right w:val="single" w:sz="4" w:space="0" w:color="CCCCCC"/>
-            </w:tcBorders>
-            <w:vAlign w:val="center"/>
-          </w:tcPr>
-          <w:p>
-            <w:r>
-              <w:rPr>
-                <w:sz w:val="20"/>
-              </w:rPr>
-              <w:t>3 pts</w:t>
-            </w:r>
-          </w:p>
-        </w:tc>
-      </w:tr>
-      <w:tr>
-        <w:tc>
-          <w:tcPr>
-            <w:tcW w:type="dxa" w:w="2880"/>
-            <w:shd w:val="clear" w:color="auto" w:fill="FFFFFF"/>
-            <w:tcBorders>
-              <w:top w:val="single" w:sz="4" w:space="0" w:color="CCCCCC"/>
-              <w:left w:val="single" w:sz="4" w:space="0" w:color="CCCCCC"/>
-              <w:bottom w:val="single" w:sz="4" w:space="0" w:color="CCCCCC"/>
-              <w:right w:val="single" w:sz="4" w:space="0" w:color="CCCCCC"/>
-            </w:tcBorders>
-            <w:vAlign w:val="center"/>
-          </w:tcPr>
-          <w:p>
-            <w:r>
-              <w:rPr>
-                <w:sz w:val="20"/>
-              </w:rPr>
-              <w:t>Demo Account 🟡</w:t>
-            </w:r>
-          </w:p>
-        </w:tc>
-        <w:tc>
-          <w:tcPr>
-            <w:tcW w:type="dxa" w:w="4608"/>
-            <w:shd w:val="clear" w:color="auto" w:fill="FFFFFF"/>
-            <w:tcBorders>
-              <w:top w:val="single" w:sz="4" w:space="0" w:color="CCCCCC"/>
-              <w:left w:val="single" w:sz="4" w:space="0" w:color="CCCCCC"/>
-              <w:bottom w:val="single" w:sz="4" w:space="0" w:color="CCCCCC"/>
-              <w:right w:val="single" w:sz="4" w:space="0" w:color="CCCCCC"/>
-            </w:tcBorders>
-            <w:vAlign w:val="center"/>
-          </w:tcPr>
-          <w:p>
-            <w:r>
-              <w:rPr>
-                <w:sz w:val="20"/>
-              </w:rPr>
-              <w:t>"is there a demo account", "practice trading"</w:t>
-            </w:r>
-          </w:p>
-        </w:tc>
-        <w:tc>
-          <w:tcPr>
-            <w:tcW w:type="dxa" w:w="1872"/>
-            <w:shd w:val="clear" w:color="auto" w:fill="FFFFFF"/>
-            <w:tcBorders>
-              <w:top w:val="single" w:sz="4" w:space="0" w:color="CCCCCC"/>
-              <w:left w:val="single" w:sz="4" w:space="0" w:color="CCCCCC"/>
-              <w:bottom w:val="single" w:sz="4" w:space="0" w:color="CCCCCC"/>
-              <w:right w:val="single" w:sz="4" w:space="0" w:color="CCCCCC"/>
-            </w:tcBorders>
-            <w:vAlign w:val="center"/>
-          </w:tcPr>
-          <w:p>
-            <w:r>
-              <w:rPr>
-                <w:sz w:val="20"/>
+                <w:rFonts w:ascii="Arial" w:hAnsi="Arial"/>
+                <w:color w:val="1A1A1A"/>
+                <w:sz w:val="18"/>
               </w:rPr>
               <w:t>2 pts</w:t>
             </w:r>
@@ -1809,61 +956,47 @@
         <w:tc>
           <w:tcPr>
             <w:tcW w:type="dxa" w:w="2880"/>
-            <w:shd w:val="clear" w:color="auto" w:fill="F9F9F9"/>
-            <w:tcBorders>
-              <w:top w:val="single" w:sz="4" w:space="0" w:color="CCCCCC"/>
-              <w:left w:val="single" w:sz="4" w:space="0" w:color="CCCCCC"/>
-              <w:bottom w:val="single" w:sz="4" w:space="0" w:color="CCCCCC"/>
-              <w:right w:val="single" w:sz="4" w:space="0" w:color="CCCCCC"/>
-            </w:tcBorders>
-            <w:vAlign w:val="center"/>
+            <w:shd w:val="clear" w:color="auto" w:fill="D6E4F0"/>
           </w:tcPr>
           <w:p>
+            <w:r/>
             <w:r>
               <w:rPr>
-                <w:sz w:val="20"/>
+                <w:rFonts w:ascii="Arial" w:hAnsi="Arial"/>
+                <w:color w:val="1A1A1A"/>
+                <w:sz w:val="18"/>
               </w:rPr>
-              <w:t>How to Trade 🟡</w:t>
+              <w:t>How to Trade</w:t>
             </w:r>
           </w:p>
         </w:tc>
         <w:tc>
           <w:tcPr>
-            <w:tcW w:type="dxa" w:w="4608"/>
-            <w:shd w:val="clear" w:color="auto" w:fill="F9F9F9"/>
-            <w:tcBorders>
-              <w:top w:val="single" w:sz="4" w:space="0" w:color="CCCCCC"/>
-              <w:left w:val="single" w:sz="4" w:space="0" w:color="CCCCCC"/>
-              <w:bottom w:val="single" w:sz="4" w:space="0" w:color="CCCCCC"/>
-              <w:right w:val="single" w:sz="4" w:space="0" w:color="CCCCCC"/>
-            </w:tcBorders>
-            <w:vAlign w:val="center"/>
+            <w:tcW w:type="dxa" w:w="5040"/>
           </w:tcPr>
           <w:p>
+            <w:r/>
             <w:r>
               <w:rPr>
-                <w:sz w:val="20"/>
+                <w:rFonts w:ascii="Arial" w:hAnsi="Arial"/>
+                <w:color w:val="1A1A1A"/>
+                <w:sz w:val="18"/>
               </w:rPr>
-              <w:t>"how do I trade Gold", "where do I trade"</w:t>
+              <w:t>"how do I trade Gold"</w:t>
             </w:r>
           </w:p>
         </w:tc>
         <w:tc>
           <w:tcPr>
-            <w:tcW w:type="dxa" w:w="1872"/>
-            <w:shd w:val="clear" w:color="auto" w:fill="F9F9F9"/>
-            <w:tcBorders>
-              <w:top w:val="single" w:sz="4" w:space="0" w:color="CCCCCC"/>
-              <w:left w:val="single" w:sz="4" w:space="0" w:color="CCCCCC"/>
-              <w:bottom w:val="single" w:sz="4" w:space="0" w:color="CCCCCC"/>
-              <w:right w:val="single" w:sz="4" w:space="0" w:color="CCCCCC"/>
-            </w:tcBorders>
-            <w:vAlign w:val="center"/>
+            <w:tcW w:type="dxa" w:w="1440"/>
           </w:tcPr>
           <w:p>
+            <w:r/>
             <w:r>
               <w:rPr>
-                <w:sz w:val="20"/>
+                <w:rFonts w:ascii="Arial" w:hAnsi="Arial"/>
+                <w:color w:val="1A1A1A"/>
+                <w:sz w:val="18"/>
               </w:rPr>
               <w:t>2 pts</w:t>
             </w:r>
@@ -1874,61 +1007,47 @@
         <w:tc>
           <w:tcPr>
             <w:tcW w:type="dxa" w:w="2880"/>
-            <w:shd w:val="clear" w:color="auto" w:fill="FFFFFF"/>
-            <w:tcBorders>
-              <w:top w:val="single" w:sz="4" w:space="0" w:color="CCCCCC"/>
-              <w:left w:val="single" w:sz="4" w:space="0" w:color="CCCCCC"/>
-              <w:bottom w:val="single" w:sz="4" w:space="0" w:color="CCCCCC"/>
-              <w:right w:val="single" w:sz="4" w:space="0" w:color="CCCCCC"/>
-            </w:tcBorders>
-            <w:vAlign w:val="center"/>
+            <w:shd w:val="clear" w:color="auto" w:fill="D6E4F0"/>
           </w:tcPr>
           <w:p>
+            <w:r/>
             <w:r>
               <w:rPr>
-                <w:sz w:val="20"/>
+                <w:rFonts w:ascii="Arial" w:hAnsi="Arial"/>
+                <w:color w:val="1A1A1A"/>
+                <w:sz w:val="18"/>
               </w:rPr>
-              <w:t>Risk Management 🟡</w:t>
+              <w:t>Risk Management</w:t>
             </w:r>
           </w:p>
         </w:tc>
         <w:tc>
           <w:tcPr>
-            <w:tcW w:type="dxa" w:w="4608"/>
-            <w:shd w:val="clear" w:color="auto" w:fill="FFFFFF"/>
-            <w:tcBorders>
-              <w:top w:val="single" w:sz="4" w:space="0" w:color="CCCCCC"/>
-              <w:left w:val="single" w:sz="4" w:space="0" w:color="CCCCCC"/>
-              <w:bottom w:val="single" w:sz="4" w:space="0" w:color="CCCCCC"/>
-              <w:right w:val="single" w:sz="4" w:space="0" w:color="CCCCCC"/>
-            </w:tcBorders>
-            <w:vAlign w:val="center"/>
+            <w:tcW w:type="dxa" w:w="5040"/>
           </w:tcPr>
           <w:p>
+            <w:r/>
             <w:r>
               <w:rPr>
-                <w:sz w:val="20"/>
+                <w:rFonts w:ascii="Arial" w:hAnsi="Arial"/>
+                <w:color w:val="1A1A1A"/>
+                <w:sz w:val="18"/>
               </w:rPr>
-              <w:t>"stop loss", "take profit", "position size"</w:t>
+              <w:t>"stop loss, position size"</w:t>
             </w:r>
           </w:p>
         </w:tc>
         <w:tc>
           <w:tcPr>
-            <w:tcW w:type="dxa" w:w="1872"/>
-            <w:shd w:val="clear" w:color="auto" w:fill="FFFFFF"/>
-            <w:tcBorders>
-              <w:top w:val="single" w:sz="4" w:space="0" w:color="CCCCCC"/>
-              <w:left w:val="single" w:sz="4" w:space="0" w:color="CCCCCC"/>
-              <w:bottom w:val="single" w:sz="4" w:space="0" w:color="CCCCCC"/>
-              <w:right w:val="single" w:sz="4" w:space="0" w:color="CCCCCC"/>
-            </w:tcBorders>
-            <w:vAlign w:val="center"/>
+            <w:tcW w:type="dxa" w:w="1440"/>
           </w:tcPr>
           <w:p>
+            <w:r/>
             <w:r>
               <w:rPr>
-                <w:sz w:val="20"/>
+                <w:rFonts w:ascii="Arial" w:hAnsi="Arial"/>
+                <w:color w:val="1A1A1A"/>
+                <w:sz w:val="18"/>
               </w:rPr>
               <w:t>2 pts</w:t>
             </w:r>
@@ -1939,61 +1058,47 @@
         <w:tc>
           <w:tcPr>
             <w:tcW w:type="dxa" w:w="2880"/>
-            <w:shd w:val="clear" w:color="auto" w:fill="F9F9F9"/>
-            <w:tcBorders>
-              <w:top w:val="single" w:sz="4" w:space="0" w:color="CCCCCC"/>
-              <w:left w:val="single" w:sz="4" w:space="0" w:color="CCCCCC"/>
-              <w:bottom w:val="single" w:sz="4" w:space="0" w:color="CCCCCC"/>
-              <w:right w:val="single" w:sz="4" w:space="0" w:color="CCCCCC"/>
-            </w:tcBorders>
-            <w:vAlign w:val="center"/>
+            <w:shd w:val="clear" w:color="auto" w:fill="D6E4F0"/>
           </w:tcPr>
           <w:p>
+            <w:r/>
             <w:r>
               <w:rPr>
-                <w:sz w:val="20"/>
+                <w:rFonts w:ascii="Arial" w:hAnsi="Arial"/>
+                <w:color w:val="1A1A1A"/>
+                <w:sz w:val="18"/>
               </w:rPr>
-              <w:t>Beginner Education 🟢</w:t>
+              <w:t>Beginner Education</w:t>
             </w:r>
           </w:p>
         </w:tc>
         <w:tc>
           <w:tcPr>
-            <w:tcW w:type="dxa" w:w="4608"/>
-            <w:shd w:val="clear" w:color="auto" w:fill="F9F9F9"/>
-            <w:tcBorders>
-              <w:top w:val="single" w:sz="4" w:space="0" w:color="CCCCCC"/>
-              <w:left w:val="single" w:sz="4" w:space="0" w:color="CCCCCC"/>
-              <w:bottom w:val="single" w:sz="4" w:space="0" w:color="CCCCCC"/>
-              <w:right w:val="single" w:sz="4" w:space="0" w:color="CCCCCC"/>
-            </w:tcBorders>
-            <w:vAlign w:val="center"/>
+            <w:tcW w:type="dxa" w:w="5040"/>
           </w:tcPr>
           <w:p>
+            <w:r/>
             <w:r>
               <w:rPr>
-                <w:sz w:val="20"/>
+                <w:rFonts w:ascii="Arial" w:hAnsi="Arial"/>
+                <w:color w:val="1A1A1A"/>
+                <w:sz w:val="18"/>
               </w:rPr>
-              <w:t>"what is a pip", "what is forex"</w:t>
+              <w:t>"what is a pip, what is forex"</w:t>
             </w:r>
           </w:p>
         </w:tc>
         <w:tc>
           <w:tcPr>
-            <w:tcW w:type="dxa" w:w="1872"/>
-            <w:shd w:val="clear" w:color="auto" w:fill="F9F9F9"/>
-            <w:tcBorders>
-              <w:top w:val="single" w:sz="4" w:space="0" w:color="CCCCCC"/>
-              <w:left w:val="single" w:sz="4" w:space="0" w:color="CCCCCC"/>
-              <w:bottom w:val="single" w:sz="4" w:space="0" w:color="CCCCCC"/>
-              <w:right w:val="single" w:sz="4" w:space="0" w:color="CCCCCC"/>
-            </w:tcBorders>
-            <w:vAlign w:val="center"/>
+            <w:tcW w:type="dxa" w:w="1440"/>
           </w:tcPr>
           <w:p>
+            <w:r/>
             <w:r>
               <w:rPr>
-                <w:sz w:val="20"/>
+                <w:rFonts w:ascii="Arial" w:hAnsi="Arial"/>
+                <w:color w:val="1A1A1A"/>
+                <w:sz w:val="18"/>
               </w:rPr>
               <w:t>1 pt</w:t>
             </w:r>
@@ -2001,165 +1106,127 @@
         </w:tc>
       </w:tr>
     </w:tbl>
-    <w:p/>
+    <w:tbl>
+      <w:tblPr>
+        <w:tblW w:type="auto" w:w="0"/>
+        <w:tblLook w:firstColumn="1" w:firstRow="1" w:lastColumn="0" w:lastRow="0" w:noHBand="0" w:noVBand="1" w:val="04A0"/>
+      </w:tblPr>
+      <w:tblGrid>
+        <w:gridCol w:w="9360"/>
+      </w:tblGrid>
+      <w:tr>
+        <w:tc>
+          <w:tcPr>
+            <w:tcW w:type="dxa" w:w="9360"/>
+            <w:shd w:val="clear" w:color="auto" w:fill="FEF9E7"/>
+          </w:tcPr>
+          <w:p>
+            <w:r/>
+            <w:r>
+              <w:rPr>
+                <w:rFonts w:ascii="Arial" w:hAnsi="Arial"/>
+                <w:i/>
+                <w:color w:val="7D6608"/>
+                <w:sz w:val="18"/>
+              </w:rPr>
+              <w:t>Action for admins: When you see an alert in EBI Potential Client Update, reach out to that member personally. Speed of follow-up is the #1 factor in conversion rate.</w:t>
+            </w:r>
+          </w:p>
+        </w:tc>
+      </w:tr>
+    </w:tbl>
     <w:p>
       <w:pPr>
-        <w:spacing w:before="120" w:after="120"/>
-        <w:ind w:left="360" w:right="360"/>
-        <w:shd w:val="clear" w:color="auto" w:fill="FFF8DC"/>
+        <w:pStyle w:val="Heading2"/>
       </w:pPr>
       <w:r>
         <w:rPr>
-          <w:i/>
-          <w:color w:val="4A4A00"/>
-          <w:sz w:val="20"/>
-        </w:rPr>
-        <w:t>Action for admins: When you see an alert in EBI Potential Client Update, reach out to that member personally. The faster you follow up, the higher the conversion rate.</w:t>
-      </w:r>
-    </w:p>
-    <w:p>
-      <w:pPr>
-        <w:pBdr>
-          <w:bottom w:val="single" w:sz="4" w:space="1" w:color="DDDDDD"/>
-        </w:pBdr>
-        <w:spacing w:before="80" w:after="80"/>
-      </w:pPr>
-    </w:p>
-    <w:p>
-      <w:pPr>
-        <w:spacing w:before="280" w:after="80"/>
-      </w:pPr>
-      <w:r>
-        <w:rPr>
+          <w:rFonts w:ascii="Arial" w:hAnsi="Arial"/>
           <w:b/>
-          <w:color w:val="B8860B"/>
+          <w:color w:val="1F4E79"/>
           <w:sz w:val="26"/>
         </w:rPr>
         <w:t>1.5  Soft Call-to-Action</w:t>
       </w:r>
     </w:p>
     <w:p>
-      <w:pPr>
-        <w:spacing w:after="120" w:before="40"/>
-      </w:pPr>
       <w:r>
         <w:rPr>
-          <w:sz w:val="22"/>
+          <w:rFonts w:ascii="Arial" w:hAnsi="Arial"/>
+          <w:b w:val="0"/>
+          <w:i w:val="0"/>
+          <w:color w:val="1A1A1A"/>
+          <w:sz w:val="20"/>
         </w:rPr>
-        <w:t>Automatically appended to the bot's AI answer when a HIGH or MEDIUM intent question is detected. Leaves a door open without being pushy.</w:t>
+        <w:t>After answering a high or medium intent question, the bot appends a gentle nudge toward your team.</w:t>
       </w:r>
     </w:p>
     <w:p>
       <w:pPr>
-        <w:spacing w:after="80"/>
-      </w:pPr>
-    </w:p>
-    <w:p>
-      <w:pPr>
-        <w:spacing w:before="120" w:after="120"/>
-        <w:ind w:left="360" w:right="360"/>
-        <w:shd w:val="clear" w:color="auto" w:fill="FFF8DC"/>
+        <w:pStyle w:val="ListBullet"/>
       </w:pPr>
       <w:r>
         <w:rPr>
-          <w:i/>
-          <w:color w:val="4A4A00"/>
+          <w:rFonts w:ascii="Arial" w:hAnsi="Arial"/>
+          <w:b w:val="0"/>
+          <w:color w:val="1A1A1A"/>
           <w:sz w:val="20"/>
         </w:rPr>
-        <w:t>After HIGH intent: "💼 Thinking about getting started? If you'd like to explore trading with a trusted broker, feel free to DM an admin — we're here to help. 🚀"</w:t>
+        <w:t>HIGH intent: Names AIMS FX, mentions $100 minimum and 1-on-1 education, asks them to reply for personal follow-up</w:t>
       </w:r>
     </w:p>
     <w:p>
       <w:pPr>
-        <w:spacing w:after="80"/>
-      </w:pPr>
-    </w:p>
-    <w:p>
-      <w:pPr>
-        <w:spacing w:before="120" w:after="120"/>
-        <w:ind w:left="360" w:right="360"/>
-        <w:shd w:val="clear" w:color="auto" w:fill="FFF8DC"/>
+        <w:pStyle w:val="ListBullet"/>
       </w:pPr>
       <w:r>
         <w:rPr>
-          <w:i/>
-          <w:color w:val="4A4A00"/>
+          <w:rFonts w:ascii="Arial" w:hAnsi="Arial"/>
+          <w:b w:val="0"/>
+          <w:color w:val="1A1A1A"/>
           <w:sz w:val="20"/>
         </w:rPr>
-        <w:t>After MEDIUM intent: "📌 If you ever want to take the next step and start live trading, just ask an admin — we'll point you in the right direction."</w:t>
+        <w:t>MEDIUM intent: Softer version — "no pressure, just real support"</w:t>
       </w:r>
     </w:p>
     <w:p>
       <w:pPr>
-        <w:pBdr>
-          <w:bottom w:val="single" w:sz="4" w:space="1" w:color="DDDDDD"/>
-        </w:pBdr>
-        <w:spacing w:before="80" w:after="80"/>
-      </w:pPr>
-    </w:p>
-    <w:p>
-      <w:pPr>
-        <w:spacing w:before="280" w:after="80"/>
+        <w:pStyle w:val="Heading2"/>
       </w:pPr>
       <w:r>
         <w:rPr>
+          <w:rFonts w:ascii="Arial" w:hAnsi="Arial"/>
           <w:b/>
-          <w:color w:val="B8860B"/>
+          <w:color w:val="1F4E79"/>
           <w:sz w:val="26"/>
         </w:rPr>
-        <w:t>1.6  Weekly Engagement Content</w:t>
+        <w:t>1.6  Weekly Engagement Content (Approval Required)</w:t>
       </w:r>
-    </w:p>
-    <w:p>
-      <w:pPr>
-        <w:spacing w:after="120" w:before="40"/>
-      </w:pPr>
-      <w:r>
-        <w:rPr>
-          <w:sz w:val="22"/>
-        </w:rPr>
-        <w:t>Generated automatically each week and sent to EBI Bot Management for approval before posting.</w:t>
-      </w:r>
-    </w:p>
-    <w:p>
-      <w:pPr>
-        <w:spacing w:after="80"/>
-      </w:pPr>
     </w:p>
     <w:tbl>
       <w:tblPr>
         <w:tblStyle w:val="TableGrid"/>
         <w:tblW w:type="auto" w:w="0"/>
-        <w:jc w:val="left"/>
         <w:tblLook w:firstColumn="1" w:firstRow="1" w:lastColumn="0" w:lastRow="0" w:noHBand="0" w:noVBand="1" w:val="04A0"/>
       </w:tblPr>
       <w:tblGrid>
-        <w:gridCol w:w="3120"/>
-        <w:gridCol w:w="3120"/>
-        <w:gridCol w:w="3120"/>
+        <w:gridCol w:w="4680"/>
+        <w:gridCol w:w="4680"/>
       </w:tblGrid>
       <w:tr>
         <w:tc>
           <w:tcPr>
             <w:tcW w:type="dxa" w:w="1728"/>
-            <w:shd w:val="clear" w:color="auto" w:fill="1A1A2E"/>
-            <w:tcBorders>
-              <w:top w:val="single" w:sz="4" w:space="0" w:color="CCCCCC"/>
-              <w:left w:val="single" w:sz="4" w:space="0" w:color="CCCCCC"/>
-              <w:bottom w:val="single" w:sz="4" w:space="0" w:color="CCCCCC"/>
-              <w:right w:val="single" w:sz="4" w:space="0" w:color="CCCCCC"/>
-            </w:tcBorders>
-            <w:vAlign w:val="center"/>
+            <w:shd w:val="clear" w:color="auto" w:fill="2E75B6"/>
           </w:tcPr>
           <w:p>
-            <w:pPr>
-              <w:jc w:val="center"/>
-            </w:pPr>
+            <w:r/>
             <w:r>
               <w:rPr>
+                <w:rFonts w:ascii="Arial" w:hAnsi="Arial"/>
                 <w:b/>
                 <w:color w:val="FFFFFF"/>
-                <w:sz w:val="20"/>
+                <w:sz w:val="18"/>
               </w:rPr>
               <w:t>Day</w:t>
             </w:r>
@@ -2167,53 +1234,19 @@
         </w:tc>
         <w:tc>
           <w:tcPr>
-            <w:tcW w:type="dxa" w:w="5472"/>
-            <w:shd w:val="clear" w:color="auto" w:fill="1A1A2E"/>
-            <w:tcBorders>
-              <w:top w:val="single" w:sz="4" w:space="0" w:color="CCCCCC"/>
-              <w:left w:val="single" w:sz="4" w:space="0" w:color="CCCCCC"/>
-              <w:bottom w:val="single" w:sz="4" w:space="0" w:color="CCCCCC"/>
-              <w:right w:val="single" w:sz="4" w:space="0" w:color="CCCCCC"/>
-            </w:tcBorders>
-            <w:vAlign w:val="center"/>
+            <w:tcW w:type="dxa" w:w="7632"/>
+            <w:shd w:val="clear" w:color="auto" w:fill="2E75B6"/>
           </w:tcPr>
           <w:p>
-            <w:pPr>
-              <w:jc w:val="center"/>
-            </w:pPr>
+            <w:r/>
             <w:r>
               <w:rPr>
+                <w:rFonts w:ascii="Arial" w:hAnsi="Arial"/>
                 <w:b/>
                 <w:color w:val="FFFFFF"/>
-                <w:sz w:val="20"/>
+                <w:sz w:val="18"/>
               </w:rPr>
               <w:t>Content</w:t>
-            </w:r>
-          </w:p>
-        </w:tc>
-        <w:tc>
-          <w:tcPr>
-            <w:tcW w:type="dxa" w:w="2160"/>
-            <w:shd w:val="clear" w:color="auto" w:fill="1A1A2E"/>
-            <w:tcBorders>
-              <w:top w:val="single" w:sz="4" w:space="0" w:color="CCCCCC"/>
-              <w:left w:val="single" w:sz="4" w:space="0" w:color="CCCCCC"/>
-              <w:bottom w:val="single" w:sz="4" w:space="0" w:color="CCCCCC"/>
-              <w:right w:val="single" w:sz="4" w:space="0" w:color="CCCCCC"/>
-            </w:tcBorders>
-            <w:vAlign w:val="center"/>
-          </w:tcPr>
-          <w:p>
-            <w:pPr>
-              <w:jc w:val="center"/>
-            </w:pPr>
-            <w:r>
-              <w:rPr>
-                <w:b/>
-                <w:color w:val="FFFFFF"/>
-                <w:sz w:val="20"/>
-              </w:rPr>
-              <w:t>Generated At</w:t>
             </w:r>
           </w:p>
         </w:tc>
@@ -2222,19 +1255,15 @@
         <w:tc>
           <w:tcPr>
             <w:tcW w:type="dxa" w:w="1728"/>
-            <w:shd w:val="clear" w:color="auto" w:fill="FFFFFF"/>
-            <w:tcBorders>
-              <w:top w:val="single" w:sz="4" w:space="0" w:color="CCCCCC"/>
-              <w:left w:val="single" w:sz="4" w:space="0" w:color="CCCCCC"/>
-              <w:bottom w:val="single" w:sz="4" w:space="0" w:color="CCCCCC"/>
-              <w:right w:val="single" w:sz="4" w:space="0" w:color="CCCCCC"/>
-            </w:tcBorders>
-            <w:vAlign w:val="center"/>
+            <w:shd w:val="clear" w:color="auto" w:fill="D6E4F0"/>
           </w:tcPr>
           <w:p>
+            <w:r/>
             <w:r>
               <w:rPr>
-                <w:sz w:val="20"/>
+                <w:rFonts w:ascii="Arial" w:hAnsi="Arial"/>
+                <w:color w:val="1A1A1A"/>
+                <w:sz w:val="18"/>
               </w:rPr>
               <w:t>Monday</w:t>
             </w:r>
@@ -2242,43 +1271,17 @@
         </w:tc>
         <w:tc>
           <w:tcPr>
-            <w:tcW w:type="dxa" w:w="5472"/>
-            <w:shd w:val="clear" w:color="auto" w:fill="FFFFFF"/>
-            <w:tcBorders>
-              <w:top w:val="single" w:sz="4" w:space="0" w:color="CCCCCC"/>
-              <w:left w:val="single" w:sz="4" w:space="0" w:color="CCCCCC"/>
-              <w:bottom w:val="single" w:sz="4" w:space="0" w:color="CCCCCC"/>
-              <w:right w:val="single" w:sz="4" w:space="0" w:color="CCCCCC"/>
-            </w:tcBorders>
-            <w:vAlign w:val="center"/>
+            <w:tcW w:type="dxa" w:w="7632"/>
           </w:tcPr>
           <w:p>
+            <w:r/>
             <w:r>
               <w:rPr>
-                <w:sz w:val="20"/>
+                <w:rFonts w:ascii="Arial" w:hAnsi="Arial"/>
+                <w:color w:val="1A1A1A"/>
+                <w:sz w:val="18"/>
               </w:rPr>
-              <w:t>Week Ahead — Gold &amp; Bitcoin outlook + key events to watch</w:t>
-            </w:r>
-          </w:p>
-        </w:tc>
-        <w:tc>
-          <w:tcPr>
-            <w:tcW w:type="dxa" w:w="2160"/>
-            <w:shd w:val="clear" w:color="auto" w:fill="FFFFFF"/>
-            <w:tcBorders>
-              <w:top w:val="single" w:sz="4" w:space="0" w:color="CCCCCC"/>
-              <w:left w:val="single" w:sz="4" w:space="0" w:color="CCCCCC"/>
-              <w:bottom w:val="single" w:sz="4" w:space="0" w:color="CCCCCC"/>
-              <w:right w:val="single" w:sz="4" w:space="0" w:color="CCCCCC"/>
-            </w:tcBorders>
-            <w:vAlign w:val="center"/>
-          </w:tcPr>
-          <w:p>
-            <w:r>
-              <w:rPr>
-                <w:sz w:val="20"/>
-              </w:rPr>
-              <w:t>8:00 AM SGT</w:t>
+              <w:t>Week Ahead — Gold &amp; Bitcoin outlook + key events</w:t>
             </w:r>
           </w:p>
         </w:tc>
@@ -2287,19 +1290,15 @@
         <w:tc>
           <w:tcPr>
             <w:tcW w:type="dxa" w:w="1728"/>
-            <w:shd w:val="clear" w:color="auto" w:fill="F9F9F9"/>
-            <w:tcBorders>
-              <w:top w:val="single" w:sz="4" w:space="0" w:color="CCCCCC"/>
-              <w:left w:val="single" w:sz="4" w:space="0" w:color="CCCCCC"/>
-              <w:bottom w:val="single" w:sz="4" w:space="0" w:color="CCCCCC"/>
-              <w:right w:val="single" w:sz="4" w:space="0" w:color="CCCCCC"/>
-            </w:tcBorders>
-            <w:vAlign w:val="center"/>
+            <w:shd w:val="clear" w:color="auto" w:fill="D6E4F0"/>
           </w:tcPr>
           <w:p>
+            <w:r/>
             <w:r>
               <w:rPr>
-                <w:sz w:val="20"/>
+                <w:rFonts w:ascii="Arial" w:hAnsi="Arial"/>
+                <w:color w:val="1A1A1A"/>
+                <w:sz w:val="18"/>
               </w:rPr>
               <w:t>Wednesday</w:t>
             </w:r>
@@ -2307,43 +1306,17 @@
         </w:tc>
         <w:tc>
           <w:tcPr>
-            <w:tcW w:type="dxa" w:w="5472"/>
-            <w:shd w:val="clear" w:color="auto" w:fill="F9F9F9"/>
-            <w:tcBorders>
-              <w:top w:val="single" w:sz="4" w:space="0" w:color="CCCCCC"/>
-              <w:left w:val="single" w:sz="4" w:space="0" w:color="CCCCCC"/>
-              <w:bottom w:val="single" w:sz="4" w:space="0" w:color="CCCCCC"/>
-              <w:right w:val="single" w:sz="4" w:space="0" w:color="CCCCCC"/>
-            </w:tcBorders>
-            <w:vAlign w:val="center"/>
+            <w:tcW w:type="dxa" w:w="7632"/>
           </w:tcPr>
           <w:p>
+            <w:r/>
             <w:r>
               <w:rPr>
-                <w:sz w:val="20"/>
+                <w:rFonts w:ascii="Arial" w:hAnsi="Arial"/>
+                <w:color w:val="1A1A1A"/>
+                <w:sz w:val="18"/>
               </w:rPr>
-              <w:t>Mid-Week Education Tip — one concept, simply explained</w:t>
-            </w:r>
-          </w:p>
-        </w:tc>
-        <w:tc>
-          <w:tcPr>
-            <w:tcW w:type="dxa" w:w="2160"/>
-            <w:shd w:val="clear" w:color="auto" w:fill="F9F9F9"/>
-            <w:tcBorders>
-              <w:top w:val="single" w:sz="4" w:space="0" w:color="CCCCCC"/>
-              <w:left w:val="single" w:sz="4" w:space="0" w:color="CCCCCC"/>
-              <w:bottom w:val="single" w:sz="4" w:space="0" w:color="CCCCCC"/>
-              <w:right w:val="single" w:sz="4" w:space="0" w:color="CCCCCC"/>
-            </w:tcBorders>
-            <w:vAlign w:val="center"/>
-          </w:tcPr>
-          <w:p>
-            <w:r>
-              <w:rPr>
-                <w:sz w:val="20"/>
-              </w:rPr>
-              <w:t>8:00 AM SGT</w:t>
+              <w:t>Mid-Week Education Tip (one concept, simply explained)</w:t>
             </w:r>
           </w:p>
         </w:tc>
@@ -2352,19 +1325,15 @@
         <w:tc>
           <w:tcPr>
             <w:tcW w:type="dxa" w:w="1728"/>
-            <w:shd w:val="clear" w:color="auto" w:fill="FFFFFF"/>
-            <w:tcBorders>
-              <w:top w:val="single" w:sz="4" w:space="0" w:color="CCCCCC"/>
-              <w:left w:val="single" w:sz="4" w:space="0" w:color="CCCCCC"/>
-              <w:bottom w:val="single" w:sz="4" w:space="0" w:color="CCCCCC"/>
-              <w:right w:val="single" w:sz="4" w:space="0" w:color="CCCCCC"/>
-            </w:tcBorders>
-            <w:vAlign w:val="center"/>
+            <w:shd w:val="clear" w:color="auto" w:fill="D6E4F0"/>
           </w:tcPr>
           <w:p>
+            <w:r/>
             <w:r>
               <w:rPr>
-                <w:sz w:val="20"/>
+                <w:rFonts w:ascii="Arial" w:hAnsi="Arial"/>
+                <w:color w:val="1A1A1A"/>
+                <w:sz w:val="18"/>
               </w:rPr>
               <w:t>Friday</w:t>
             </w:r>
@@ -2372,43 +1341,17 @@
         </w:tc>
         <w:tc>
           <w:tcPr>
-            <w:tcW w:type="dxa" w:w="5472"/>
-            <w:shd w:val="clear" w:color="auto" w:fill="FFFFFF"/>
-            <w:tcBorders>
-              <w:top w:val="single" w:sz="4" w:space="0" w:color="CCCCCC"/>
-              <w:left w:val="single" w:sz="4" w:space="0" w:color="CCCCCC"/>
-              <w:bottom w:val="single" w:sz="4" w:space="0" w:color="CCCCCC"/>
-              <w:right w:val="single" w:sz="4" w:space="0" w:color="CCCCCC"/>
-            </w:tcBorders>
-            <w:vAlign w:val="center"/>
+            <w:tcW w:type="dxa" w:w="7632"/>
           </w:tcPr>
           <w:p>
+            <w:r/>
             <w:r>
               <w:rPr>
-                <w:sz w:val="20"/>
+                <w:rFonts w:ascii="Arial" w:hAnsi="Arial"/>
+                <w:color w:val="1A1A1A"/>
+                <w:sz w:val="18"/>
               </w:rPr>
-              <w:t>Week in Review — what happened + what to watch next week</w:t>
-            </w:r>
-          </w:p>
-        </w:tc>
-        <w:tc>
-          <w:tcPr>
-            <w:tcW w:type="dxa" w:w="2160"/>
-            <w:shd w:val="clear" w:color="auto" w:fill="FFFFFF"/>
-            <w:tcBorders>
-              <w:top w:val="single" w:sz="4" w:space="0" w:color="CCCCCC"/>
-              <w:left w:val="single" w:sz="4" w:space="0" w:color="CCCCCC"/>
-              <w:bottom w:val="single" w:sz="4" w:space="0" w:color="CCCCCC"/>
-              <w:right w:val="single" w:sz="4" w:space="0" w:color="CCCCCC"/>
-            </w:tcBorders>
-            <w:vAlign w:val="center"/>
-          </w:tcPr>
-          <w:p>
-            <w:r>
-              <w:rPr>
-                <w:sz w:val="20"/>
-              </w:rPr>
-              <w:t>8:00 AM SGT</w:t>
+              <w:t>Week in Review — what happened, what to watch</w:t>
             </w:r>
           </w:p>
         </w:tc>
@@ -2417,19 +1360,15 @@
         <w:tc>
           <w:tcPr>
             <w:tcW w:type="dxa" w:w="1728"/>
-            <w:shd w:val="clear" w:color="auto" w:fill="F9F9F9"/>
-            <w:tcBorders>
-              <w:top w:val="single" w:sz="4" w:space="0" w:color="CCCCCC"/>
-              <w:left w:val="single" w:sz="4" w:space="0" w:color="CCCCCC"/>
-              <w:bottom w:val="single" w:sz="4" w:space="0" w:color="CCCCCC"/>
-              <w:right w:val="single" w:sz="4" w:space="0" w:color="CCCCCC"/>
-            </w:tcBorders>
-            <w:vAlign w:val="center"/>
+            <w:shd w:val="clear" w:color="auto" w:fill="D6E4F0"/>
           </w:tcPr>
           <w:p>
+            <w:r/>
             <w:r>
               <w:rPr>
-                <w:sz w:val="20"/>
+                <w:rFonts w:ascii="Arial" w:hAnsi="Arial"/>
+                <w:color w:val="1A1A1A"/>
+                <w:sz w:val="18"/>
               </w:rPr>
               <w:t>Saturday</w:t>
             </w:r>
@@ -2437,485 +1376,318 @@
         </w:tc>
         <w:tc>
           <w:tcPr>
-            <w:tcW w:type="dxa" w:w="5472"/>
-            <w:shd w:val="clear" w:color="auto" w:fill="F9F9F9"/>
-            <w:tcBorders>
-              <w:top w:val="single" w:sz="4" w:space="0" w:color="CCCCCC"/>
-              <w:left w:val="single" w:sz="4" w:space="0" w:color="CCCCCC"/>
-              <w:bottom w:val="single" w:sz="4" w:space="0" w:color="CCCCCC"/>
-              <w:right w:val="single" w:sz="4" w:space="0" w:color="CCCCCC"/>
-            </w:tcBorders>
-            <w:vAlign w:val="center"/>
+            <w:tcW w:type="dxa" w:w="7632"/>
           </w:tcPr>
           <w:p>
+            <w:r/>
             <w:r>
               <w:rPr>
-                <w:sz w:val="20"/>
+                <w:rFonts w:ascii="Arial" w:hAnsi="Arial"/>
+                <w:color w:val="1A1A1A"/>
+                <w:sz w:val="18"/>
               </w:rPr>
-              <w:t>Weekend Trading Mindset — discipline / risk / psychology</w:t>
+              <w:t>Weekend Trading Mindset (discipline, risk, psychology)</w:t>
+            </w:r>
+          </w:p>
+        </w:tc>
+      </w:tr>
+    </w:tbl>
+    <w:p>
+      <w:r>
+        <w:rPr>
+          <w:rFonts w:ascii="Arial" w:hAnsi="Arial"/>
+          <w:b w:val="0"/>
+          <w:i w:val="0"/>
+          <w:color w:val="1A1A1A"/>
+          <w:sz w:val="20"/>
+        </w:rPr>
+        <w:t>Approval flow: (1) Bot sends to EBI Bot Management with Approve/Reject buttons → (2) Any admin taps → (3) Approved = posted immediately, Rejected = nothing posts.</w:t>
+      </w:r>
+    </w:p>
+    <w:p>
+      <w:pPr>
+        <w:pStyle w:val="Heading2"/>
+      </w:pPr>
+      <w:r>
+        <w:rPr>
+          <w:rFonts w:ascii="Arial" w:hAnsi="Arial"/>
+          <w:b/>
+          <w:color w:val="1F4E79"/>
+          <w:sz w:val="26"/>
+        </w:rPr>
+        <w:t>1.7  Weekly Polls (Approval Required)</w:t>
+      </w:r>
+    </w:p>
+    <w:p>
+      <w:r>
+        <w:rPr>
+          <w:rFonts w:ascii="Arial" w:hAnsi="Arial"/>
+          <w:b w:val="0"/>
+          <w:i w:val="0"/>
+          <w:color w:val="1A1A1A"/>
+          <w:sz w:val="20"/>
+        </w:rPr>
+        <w:t>Every Monday at 8:15 AM, 2 poll ideas are sent to EBI Bot Management for approval.</w:t>
+      </w:r>
+    </w:p>
+    <w:p>
+      <w:pPr>
+        <w:pStyle w:val="ListBullet"/>
+      </w:pPr>
+      <w:r>
+        <w:rPr>
+          <w:rFonts w:ascii="Arial" w:hAnsi="Arial"/>
+          <w:b w:val="0"/>
+          <w:color w:val="1A1A1A"/>
+          <w:sz w:val="20"/>
+        </w:rPr>
+        <w:t>Poll 1 — Trading/market themed (e.g. "What is your Gold bias this week?")</w:t>
+      </w:r>
+    </w:p>
+    <w:p>
+      <w:pPr>
+        <w:pStyle w:val="ListBullet"/>
+      </w:pPr>
+      <w:r>
+        <w:rPr>
+          <w:rFonts w:ascii="Arial" w:hAnsi="Arial"/>
+          <w:b w:val="0"/>
+          <w:color w:val="1A1A1A"/>
+          <w:sz w:val="20"/>
+        </w:rPr>
+        <w:t>Poll 2 — Fun/personality themed (e.g. "Which emotion destroys you most as a trader?")</w:t>
+      </w:r>
+    </w:p>
+    <w:p>
+      <w:pPr>
+        <w:pStyle w:val="Heading2"/>
+      </w:pPr>
+      <w:r>
+        <w:rPr>
+          <w:rFonts w:ascii="Arial" w:hAnsi="Arial"/>
+          <w:b/>
+          <w:color w:val="1F4E79"/>
+          <w:sz w:val="26"/>
+        </w:rPr>
+        <w:t>1.8  30-Day Milestone DMs</w:t>
+      </w:r>
+    </w:p>
+    <w:p>
+      <w:r>
+        <w:rPr>
+          <w:rFonts w:ascii="Arial" w:hAnsi="Arial"/>
+          <w:b w:val="0"/>
+          <w:i w:val="0"/>
+          <w:color w:val="1A1A1A"/>
+          <w:sz w:val="20"/>
+        </w:rPr>
+        <w:t>Daily at 10:00 AM, the bot checks for members who joined exactly 30 days ago and sends a congratulations DM with a soft conversion nudge.</w:t>
+      </w:r>
+    </w:p>
+    <w:p>
+      <w:pPr>
+        <w:pStyle w:val="Heading2"/>
+      </w:pPr>
+      <w:r>
+        <w:rPr>
+          <w:rFonts w:ascii="Arial" w:hAnsi="Arial"/>
+          <w:b/>
+          <w:color w:val="1F4E79"/>
+          <w:sz w:val="26"/>
+        </w:rPr>
+        <w:t>1.9  Re-Engagement DMs</w:t>
+      </w:r>
+    </w:p>
+    <w:p>
+      <w:r>
+        <w:rPr>
+          <w:rFonts w:ascii="Arial" w:hAnsi="Arial"/>
+          <w:b w:val="0"/>
+          <w:i w:val="0"/>
+          <w:color w:val="1A1A1A"/>
+          <w:sz w:val="20"/>
+        </w:rPr>
+        <w:t>Every Sunday at 11:00 AM, members inactive for 21+ days receive a friendly nudge. Max 20 DMs per run. Each member is only re-engaged once per 30 days.</w:t>
+      </w:r>
+    </w:p>
+    <w:p>
+      <w:pPr>
+        <w:pStyle w:val="Heading2"/>
+      </w:pPr>
+      <w:r>
+        <w:rPr>
+          <w:rFonts w:ascii="Arial" w:hAnsi="Arial"/>
+          <w:b/>
+          <w:color w:val="1F4E79"/>
+          <w:sz w:val="26"/>
+        </w:rPr>
+        <w:t>1.10  Rules Enforcement</w:t>
+      </w:r>
+    </w:p>
+    <w:tbl>
+      <w:tblPr>
+        <w:tblStyle w:val="TableGrid"/>
+        <w:tblW w:type="auto" w:w="0"/>
+        <w:tblLook w:firstColumn="1" w:firstRow="1" w:lastColumn="0" w:lastRow="0" w:noHBand="0" w:noVBand="1" w:val="04A0"/>
+      </w:tblPr>
+      <w:tblGrid>
+        <w:gridCol w:w="4680"/>
+        <w:gridCol w:w="4680"/>
+      </w:tblGrid>
+      <w:tr>
+        <w:tc>
+          <w:tcPr>
+            <w:tcW w:type="dxa" w:w="1728"/>
+            <w:shd w:val="clear" w:color="auto" w:fill="2E75B6"/>
+          </w:tcPr>
+          <w:p>
+            <w:r/>
+            <w:r>
+              <w:rPr>
+                <w:rFonts w:ascii="Arial" w:hAnsi="Arial"/>
+                <w:b/>
+                <w:color w:val="FFFFFF"/>
+                <w:sz w:val="18"/>
+              </w:rPr>
+              <w:t>Strike</w:t>
             </w:r>
           </w:p>
         </w:tc>
         <w:tc>
           <w:tcPr>
-            <w:tcW w:type="dxa" w:w="2160"/>
-            <w:shd w:val="clear" w:color="auto" w:fill="F9F9F9"/>
-            <w:tcBorders>
-              <w:top w:val="single" w:sz="4" w:space="0" w:color="CCCCCC"/>
-              <w:left w:val="single" w:sz="4" w:space="0" w:color="CCCCCC"/>
-              <w:bottom w:val="single" w:sz="4" w:space="0" w:color="CCCCCC"/>
-              <w:right w:val="single" w:sz="4" w:space="0" w:color="CCCCCC"/>
-            </w:tcBorders>
-            <w:vAlign w:val="center"/>
+            <w:tcW w:type="dxa" w:w="7632"/>
+            <w:shd w:val="clear" w:color="auto" w:fill="2E75B6"/>
           </w:tcPr>
           <w:p>
+            <w:r/>
             <w:r>
               <w:rPr>
-                <w:sz w:val="20"/>
+                <w:rFonts w:ascii="Arial" w:hAnsi="Arial"/>
+                <w:b/>
+                <w:color w:val="FFFFFF"/>
+                <w:sz w:val="18"/>
               </w:rPr>
-              <w:t>9:00 AM SGT</w:t>
+              <w:t>Action</w:t>
+            </w:r>
+          </w:p>
+        </w:tc>
+      </w:tr>
+      <w:tr>
+        <w:tc>
+          <w:tcPr>
+            <w:tcW w:type="dxa" w:w="1728"/>
+            <w:shd w:val="clear" w:color="auto" w:fill="D6E4F0"/>
+          </w:tcPr>
+          <w:p>
+            <w:r/>
+            <w:r>
+              <w:rPr>
+                <w:rFonts w:ascii="Arial" w:hAnsi="Arial"/>
+                <w:color w:val="1A1A1A"/>
+                <w:sz w:val="18"/>
+              </w:rPr>
+              <w:t>Strike 1</w:t>
+            </w:r>
+          </w:p>
+        </w:tc>
+        <w:tc>
+          <w:tcPr>
+            <w:tcW w:type="dxa" w:w="7632"/>
+          </w:tcPr>
+          <w:p>
+            <w:r/>
+            <w:r>
+              <w:rPr>
+                <w:rFonts w:ascii="Arial" w:hAnsi="Arial"/>
+                <w:color w:val="1A1A1A"/>
+                <w:sz w:val="18"/>
+              </w:rPr>
+              <w:t>Public warning in the group</w:t>
+            </w:r>
+          </w:p>
+        </w:tc>
+      </w:tr>
+      <w:tr>
+        <w:tc>
+          <w:tcPr>
+            <w:tcW w:type="dxa" w:w="1728"/>
+            <w:shd w:val="clear" w:color="auto" w:fill="D6E4F0"/>
+          </w:tcPr>
+          <w:p>
+            <w:r/>
+            <w:r>
+              <w:rPr>
+                <w:rFonts w:ascii="Arial" w:hAnsi="Arial"/>
+                <w:color w:val="1A1A1A"/>
+                <w:sz w:val="18"/>
+              </w:rPr>
+              <w:t>Strike 2</w:t>
+            </w:r>
+          </w:p>
+        </w:tc>
+        <w:tc>
+          <w:tcPr>
+            <w:tcW w:type="dxa" w:w="7632"/>
+          </w:tcPr>
+          <w:p>
+            <w:r/>
+            <w:r>
+              <w:rPr>
+                <w:rFonts w:ascii="Arial" w:hAnsi="Arial"/>
+                <w:color w:val="1A1A1A"/>
+                <w:sz w:val="18"/>
+              </w:rPr>
+              <w:t>Final warning — next violation triggers mute</w:t>
+            </w:r>
+          </w:p>
+        </w:tc>
+      </w:tr>
+      <w:tr>
+        <w:tc>
+          <w:tcPr>
+            <w:tcW w:type="dxa" w:w="1728"/>
+            <w:shd w:val="clear" w:color="auto" w:fill="D6E4F0"/>
+          </w:tcPr>
+          <w:p>
+            <w:r/>
+            <w:r>
+              <w:rPr>
+                <w:rFonts w:ascii="Arial" w:hAnsi="Arial"/>
+                <w:color w:val="1A1A1A"/>
+                <w:sz w:val="18"/>
+              </w:rPr>
+              <w:t>Strike 3+</w:t>
+            </w:r>
+          </w:p>
+        </w:tc>
+        <w:tc>
+          <w:tcPr>
+            <w:tcW w:type="dxa" w:w="7632"/>
+          </w:tcPr>
+          <w:p>
+            <w:r/>
+            <w:r>
+              <w:rPr>
+                <w:rFonts w:ascii="Arial" w:hAnsi="Arial"/>
+                <w:color w:val="1A1A1A"/>
+                <w:sz w:val="18"/>
+              </w:rPr>
+              <w:t>Member muted. Public notice posted. Alert sent to all admins.</w:t>
             </w:r>
           </w:p>
         </w:tc>
       </w:tr>
     </w:tbl>
-    <w:p/>
     <w:p>
-      <w:pPr>
-        <w:spacing w:before="200" w:after="40"/>
-      </w:pPr>
       <w:r>
         <w:rPr>
-          <w:b/>
-          <w:color w:val="1A1A2E"/>
-          <w:sz w:val="22"/>
-        </w:rPr>
-        <w:t>Approval flow:</w:t>
-      </w:r>
-    </w:p>
-    <w:p>
-      <w:pPr>
-        <w:pStyle w:val="ListBullet"/>
-        <w:spacing w:after="60"/>
-        <w:ind w:left="360"/>
-      </w:pPr>
-      <w:r>
-        <w:rPr>
-          <w:sz w:val="22"/>
-        </w:rPr>
-        <w:t>Bot sends content to EBI Bot Management with ✅ Approve &amp; Post and ❌ Reject buttons</w:t>
-      </w:r>
-    </w:p>
-    <w:p>
-      <w:pPr>
-        <w:pStyle w:val="ListBullet"/>
-        <w:spacing w:after="60"/>
-        <w:ind w:left="360"/>
-      </w:pPr>
-      <w:r>
-        <w:rPr>
-          <w:sz w:val="22"/>
-        </w:rPr>
-        <w:t>Any admin taps the button</w:t>
-      </w:r>
-    </w:p>
-    <w:p>
-      <w:pPr>
-        <w:pStyle w:val="ListBullet"/>
-        <w:spacing w:after="60"/>
-        <w:ind w:left="360"/>
-      </w:pPr>
-      <w:r>
-        <w:rPr>
-          <w:sz w:val="22"/>
-        </w:rPr>
-        <w:t>Approved → content posts to community group immediately</w:t>
-      </w:r>
-    </w:p>
-    <w:p>
-      <w:pPr>
-        <w:pStyle w:val="ListBullet"/>
-        <w:spacing w:after="60"/>
-        <w:ind w:left="360"/>
-      </w:pPr>
-      <w:r>
-        <w:rPr>
-          <w:sz w:val="22"/>
-        </w:rPr>
-        <w:t>Rejected → nothing posts, bot confirms the rejection</w:t>
-      </w:r>
-    </w:p>
-    <w:p>
-      <w:pPr>
-        <w:pBdr>
-          <w:bottom w:val="single" w:sz="4" w:space="1" w:color="DDDDDD"/>
-        </w:pBdr>
-        <w:spacing w:before="80" w:after="80"/>
-      </w:pPr>
-    </w:p>
-    <w:p>
-      <w:pPr>
-        <w:spacing w:before="280" w:after="80"/>
-      </w:pPr>
-      <w:r>
-        <w:rPr>
-          <w:b/>
-          <w:color w:val="B8860B"/>
-          <w:sz w:val="26"/>
-        </w:rPr>
-        <w:t>1.7  Weekly Polls</w:t>
-      </w:r>
-    </w:p>
-    <w:p>
-      <w:pPr>
-        <w:spacing w:after="120" w:before="40"/>
-      </w:pPr>
-      <w:r>
-        <w:rPr>
-          <w:sz w:val="22"/>
-        </w:rPr>
-        <w:t>Every Monday at 8:15 AM, the bot generates 2 fun poll ideas and sends them to EBI Bot Management for approval. Each has its own Approve / Reject buttons so you can approve one and skip the other.</w:t>
-      </w:r>
-    </w:p>
-    <w:p>
-      <w:pPr>
-        <w:spacing w:after="80"/>
-      </w:pPr>
-    </w:p>
-    <w:p>
-      <w:pPr>
-        <w:pStyle w:val="ListBullet"/>
-        <w:spacing w:after="60"/>
-        <w:ind w:left="360"/>
-      </w:pPr>
-      <w:r>
-        <w:rPr>
-          <w:sz w:val="22"/>
-        </w:rPr>
-        <w:t>Poll 1 — Trading/market themed (e.g. 'What's your Gold bias this week?')</w:t>
-      </w:r>
-    </w:p>
-    <w:p>
-      <w:pPr>
-        <w:pStyle w:val="ListBullet"/>
-        <w:spacing w:after="60"/>
-        <w:ind w:left="360"/>
-      </w:pPr>
-      <w:r>
-        <w:rPr>
-          <w:sz w:val="22"/>
-        </w:rPr>
-        <w:t>Poll 2 — Fun/personality themed (e.g. 'Which emotion destroys you most as a trader?')</w:t>
-      </w:r>
-    </w:p>
-    <w:p>
-      <w:pPr>
-        <w:spacing w:after="80"/>
-      </w:pPr>
-    </w:p>
-    <w:p>
-      <w:pPr>
-        <w:spacing w:before="120" w:after="120"/>
-        <w:ind w:left="360" w:right="360"/>
-        <w:shd w:val="clear" w:color="auto" w:fill="FFF8DC"/>
-      </w:pPr>
-      <w:r>
-        <w:rPr>
-          <w:i/>
-          <w:color w:val="4A4A00"/>
+          <w:rFonts w:ascii="Arial" w:hAnsi="Arial"/>
+          <w:b w:val="0"/>
+          <w:i w:val="0"/>
+          <w:color w:val="1A1A1A"/>
           <w:sz w:val="20"/>
         </w:rPr>
-        <w:t>The bot generates the question and options. Admins approve and the poll is posted to the community group.</w:t>
-      </w:r>
-    </w:p>
-    <w:p>
-      <w:pPr>
-        <w:pBdr>
-          <w:bottom w:val="single" w:sz="4" w:space="1" w:color="DDDDDD"/>
-        </w:pBdr>
-        <w:spacing w:before="80" w:after="80"/>
-      </w:pPr>
-    </w:p>
-    <w:p>
-      <w:pPr>
-        <w:spacing w:before="280" w:after="80"/>
-      </w:pPr>
-      <w:r>
-        <w:rPr>
-          <w:b/>
-          <w:color w:val="B8860B"/>
-          <w:sz w:val="26"/>
-        </w:rPr>
-        <w:t>1.8  Milestone DMs — 30-Day Touch</w:t>
-      </w:r>
-    </w:p>
-    <w:p>
-      <w:pPr>
-        <w:spacing w:after="120" w:before="40"/>
-      </w:pPr>
-      <w:r>
-        <w:rPr>
-          <w:sz w:val="22"/>
-        </w:rPr>
-        <w:t>Daily at 10:00 AM, the bot checks for members who joined exactly 30 days ago and sends them a personal DM.</w:t>
-      </w:r>
-    </w:p>
-    <w:p>
-      <w:pPr>
-        <w:spacing w:after="80"/>
-      </w:pPr>
-    </w:p>
-    <w:p>
-      <w:pPr>
-        <w:spacing w:before="120" w:after="120"/>
-        <w:ind w:left="360" w:right="360"/>
-        <w:shd w:val="clear" w:color="auto" w:fill="FFF8DC"/>
-      </w:pPr>
-      <w:r>
-        <w:rPr>
-          <w:i/>
-          <w:color w:val="4A4A00"/>
-          <w:sz w:val="20"/>
-        </w:rPr>
-        <w:t>Sample message: "Hey [Name]! You've been part of Elite by Infinity for a whole month — that's awesome! We hope you've been getting value from the daily updates. Quick question: have you had a chance to explore live trading yet? If you're curious, just reply here — our admin team is happy to help. 💼"</w:t>
-      </w:r>
-    </w:p>
-    <w:p>
-      <w:pPr>
-        <w:spacing w:after="80"/>
-      </w:pPr>
-    </w:p>
-    <w:p>
-      <w:pPr>
-        <w:spacing w:after="120" w:before="40"/>
-      </w:pPr>
-      <w:r>
-        <w:rPr>
-          <w:sz w:val="22"/>
-        </w:rPr>
-        <w:t>A 30-day member is more comfortable, more educated, and more likely to convert than a brand new one. This creates a natural opening.</w:t>
-      </w:r>
-    </w:p>
-    <w:p>
-      <w:pPr>
-        <w:pBdr>
-          <w:bottom w:val="single" w:sz="4" w:space="1" w:color="DDDDDD"/>
-        </w:pBdr>
-        <w:spacing w:before="80" w:after="80"/>
-      </w:pPr>
-    </w:p>
-    <w:p>
-      <w:pPr>
-        <w:spacing w:before="280" w:after="80"/>
-      </w:pPr>
-      <w:r>
-        <w:rPr>
-          <w:b/>
-          <w:color w:val="B8860B"/>
-          <w:sz w:val="26"/>
-        </w:rPr>
-        <w:t>1.9  Re-Engagement DMs — 21-Day Dormant</w:t>
-      </w:r>
-    </w:p>
-    <w:p>
-      <w:pPr>
-        <w:spacing w:after="120" w:before="40"/>
-      </w:pPr>
-      <w:r>
-        <w:rPr>
-          <w:sz w:val="22"/>
-        </w:rPr>
-        <w:t>Every Sunday at 11:00 AM, the bot finds members who have been inactive for 21+ days and sends them a friendly nudge.</w:t>
-      </w:r>
-    </w:p>
-    <w:p>
-      <w:pPr>
-        <w:spacing w:after="80"/>
-      </w:pPr>
-    </w:p>
-    <w:p>
-      <w:pPr>
-        <w:pStyle w:val="ListBullet"/>
-        <w:spacing w:after="60"/>
-        <w:ind w:left="360"/>
-      </w:pPr>
-      <w:r>
-        <w:rPr>
-          <w:sz w:val="22"/>
-        </w:rPr>
-        <w:t>Maximum 20 DMs per run to respect Telegram rate limits</w:t>
-      </w:r>
-    </w:p>
-    <w:p>
-      <w:pPr>
-        <w:pStyle w:val="ListBullet"/>
-        <w:spacing w:after="60"/>
-        <w:ind w:left="360"/>
-      </w:pPr>
-      <w:r>
-        <w:rPr>
-          <w:sz w:val="22"/>
-        </w:rPr>
-        <w:t>Each member is only re-engaged once per 30-day period</w:t>
-      </w:r>
-    </w:p>
-    <w:p>
-      <w:pPr>
-        <w:pStyle w:val="ListBullet"/>
-        <w:spacing w:after="60"/>
-        <w:ind w:left="360"/>
-      </w:pPr>
-      <w:r>
-        <w:rPr>
-          <w:sz w:val="22"/>
-        </w:rPr>
-        <w:t>Message reminds them the group is active and they can ask anything anytime</w:t>
-      </w:r>
-    </w:p>
-    <w:p>
-      <w:pPr>
-        <w:pBdr>
-          <w:bottom w:val="single" w:sz="4" w:space="1" w:color="DDDDDD"/>
-        </w:pBdr>
-        <w:spacing w:before="80" w:after="80"/>
-      </w:pPr>
-    </w:p>
-    <w:p>
-      <w:pPr>
-        <w:spacing w:before="280" w:after="80"/>
-      </w:pPr>
-      <w:r>
-        <w:rPr>
-          <w:b/>
-          <w:color w:val="B8860B"/>
-          <w:sz w:val="26"/>
-        </w:rPr>
-        <w:t>1.10  Rules Enforcement</w:t>
-      </w:r>
-    </w:p>
-    <w:p>
-      <w:pPr>
-        <w:spacing w:after="120" w:before="40"/>
-      </w:pPr>
-      <w:r>
-        <w:rPr>
-          <w:sz w:val="22"/>
-        </w:rPr>
-        <w:t>Runs on every group message automatically — not just bot mentions. Detects spam, self-promotion, signal selling, and scams.</w:t>
-      </w:r>
-    </w:p>
-    <w:p>
-      <w:pPr>
-        <w:spacing w:after="80"/>
-      </w:pPr>
-    </w:p>
-    <w:p>
-      <w:pPr>
-        <w:spacing w:before="200" w:after="40"/>
-      </w:pPr>
-      <w:r>
-        <w:rPr>
-          <w:b/>
-          <w:color w:val="1A1A2E"/>
-          <w:sz w:val="22"/>
-        </w:rPr>
-        <w:t>3-Strike System:</w:t>
-      </w:r>
-    </w:p>
-    <w:p>
-      <w:pPr>
-        <w:pStyle w:val="ListBullet"/>
-        <w:spacing w:after="60"/>
-        <w:ind w:left="360"/>
-      </w:pPr>
-      <w:r>
-        <w:rPr>
-          <w:sz w:val="22"/>
-        </w:rPr>
-        <w:t>Strike 1 — Public warning in the group</w:t>
-      </w:r>
-    </w:p>
-    <w:p>
-      <w:pPr>
-        <w:pStyle w:val="ListBullet"/>
-        <w:spacing w:after="60"/>
-        <w:ind w:left="360"/>
-      </w:pPr>
-      <w:r>
-        <w:rPr>
-          <w:sz w:val="22"/>
-        </w:rPr>
-        <w:t>Strike 2 — Final warning</w:t>
-      </w:r>
-    </w:p>
-    <w:p>
-      <w:pPr>
-        <w:pStyle w:val="ListBullet"/>
-        <w:spacing w:after="60"/>
-        <w:ind w:left="360"/>
-      </w:pPr>
-      <w:r>
-        <w:rPr>
-          <w:sz w:val="22"/>
-        </w:rPr>
-        <w:t>Strike 3+ — Member is muted (internally flagged). Bot posts public notice and privately alerts all admins with the user ID and ready-to-use /unmute command</w:t>
-      </w:r>
-    </w:p>
-    <w:p>
-      <w:pPr>
-        <w:spacing w:after="80"/>
-      </w:pPr>
-    </w:p>
-    <w:p>
-      <w:pPr>
-        <w:spacing w:before="200" w:after="40"/>
-      </w:pPr>
-      <w:r>
-        <w:rPr>
-          <w:b/>
-          <w:color w:val="1A1A2E"/>
-          <w:sz w:val="22"/>
-        </w:rPr>
-        <w:t>Examples of what triggers it:</w:t>
-      </w:r>
-    </w:p>
-    <w:p>
-      <w:pPr>
-        <w:pStyle w:val="ListBullet"/>
-        <w:spacing w:after="60"/>
-        <w:ind w:left="360"/>
-      </w:pPr>
-      <w:r>
-        <w:rPr>
-          <w:sz w:val="22"/>
-        </w:rPr>
-        <w:t>"Join my signals group"  /  "DM me for free signals"</w:t>
-      </w:r>
-    </w:p>
-    <w:p>
-      <w:pPr>
-        <w:pStyle w:val="ListBullet"/>
-        <w:spacing w:after="60"/>
-        <w:ind w:left="360"/>
-      </w:pPr>
-      <w:r>
-        <w:rPr>
-          <w:sz w:val="22"/>
-        </w:rPr>
-        <w:t>"I guarantee 100% profit"  /  "Managed account available"</w:t>
-      </w:r>
-    </w:p>
-    <w:p>
-      <w:pPr>
-        <w:pStyle w:val="ListBullet"/>
-        <w:spacing w:after="60"/>
-        <w:ind w:left="360"/>
-      </w:pPr>
-      <w:r>
-        <w:rPr>
-          <w:sz w:val="22"/>
-        </w:rPr>
-        <w:t>"Send Bitcoin to double your money"</w:t>
+        <w:t>Triggers: signal selling, self-promotion, scam language, guaranteed profit claims, managed account offers.</w:t>
       </w:r>
     </w:p>
     <w:p>
@@ -2925,56 +1697,40 @@
     </w:p>
     <w:p>
       <w:pPr>
-        <w:spacing w:before="360" w:after="120"/>
-        <w:ind w:left="0"/>
-        <w:pBdr>
-          <w:bottom w:val="single" w:sz="6" w:space="1" w:color="B8860B"/>
-        </w:pBdr>
+        <w:pStyle w:val="Heading1"/>
+        <w:shd w:val="clear" w:color="auto" w:fill="1F4E79"/>
       </w:pPr>
       <w:r>
         <w:rPr>
+          <w:rFonts w:ascii="Arial" w:hAnsi="Arial"/>
           <w:b/>
-          <w:color w:val="1A1A2E"/>
+          <w:color w:val="FFFFFF"/>
           <w:sz w:val="32"/>
         </w:rPr>
         <w:t>Part 2 — Admin Commands</w:t>
       </w:r>
     </w:p>
     <w:p>
-      <w:pPr>
-        <w:spacing w:after="120" w:before="40"/>
-      </w:pPr>
       <w:r>
         <w:rPr>
-          <w:sz w:val="22"/>
+          <w:rFonts w:ascii="Arial" w:hAnsi="Arial"/>
+          <w:b w:val="0"/>
+          <w:i w:val="0"/>
+          <w:color w:val="1A1A1A"/>
+          <w:sz w:val="20"/>
         </w:rPr>
-        <w:t>All commands below are admin-only. Non-admins who try them receive: ⛔ Not authorized.</w:t>
+        <w:t>All commands are admin-only. Send via private DM or in the group.</w:t>
       </w:r>
     </w:p>
     <w:p>
       <w:pPr>
-        <w:spacing w:after="120" w:before="40"/>
+        <w:pStyle w:val="Heading2"/>
       </w:pPr>
       <w:r>
         <w:rPr>
-          <w:sz w:val="22"/>
-        </w:rPr>
-        <w:t>To use: send the command to the bot in a private DM or in the community group.</w:t>
-      </w:r>
-    </w:p>
-    <w:p>
-      <w:pPr>
-        <w:spacing w:after="120"/>
-      </w:pPr>
-    </w:p>
-    <w:p>
-      <w:pPr>
-        <w:spacing w:before="280" w:after="80"/>
-      </w:pPr>
-      <w:r>
-        <w:rPr>
+          <w:rFonts w:ascii="Arial" w:hAnsi="Arial"/>
           <w:b/>
-          <w:color w:val="B8860B"/>
+          <w:color w:val="1F4E79"/>
           <w:sz w:val="26"/>
         </w:rPr>
         <w:t>Content Commands</w:t>
@@ -2982,98 +1738,65 @@
     </w:p>
     <w:p>
       <w:pPr>
-        <w:spacing w:before="200" w:after="40"/>
+        <w:pStyle w:val="Heading3"/>
       </w:pPr>
       <w:r>
         <w:rPr>
+          <w:rFonts w:ascii="Arial" w:hAnsi="Arial"/>
           <w:b/>
-          <w:color w:val="1A1A2E"/>
+          <w:color w:val="2E75B6"/>
           <w:sz w:val="22"/>
         </w:rPr>
         <w:t>/broadcast &lt;message&gt;</w:t>
       </w:r>
     </w:p>
     <w:p>
-      <w:pPr>
-        <w:spacing w:after="120" w:before="40"/>
-      </w:pPr>
       <w:r>
         <w:rPr>
-          <w:sz w:val="22"/>
+          <w:rFonts w:ascii="Arial" w:hAnsi="Arial"/>
+          <w:b w:val="0"/>
+          <w:i w:val="0"/>
+          <w:color w:val="1A1A1A"/>
+          <w:sz w:val="20"/>
         </w:rPr>
-        <w:t>Posts your message directly to the community group, exactly as typed.</w:t>
+        <w:t>Posts your message directly to the community group exactly as typed.</w:t>
       </w:r>
     </w:p>
     <w:p>
       <w:pPr>
-        <w:spacing w:before="120" w:after="120"/>
-        <w:ind w:left="360" w:right="360"/>
-        <w:shd w:val="clear" w:color="auto" w:fill="FFF8DC"/>
+        <w:pStyle w:val="Heading3"/>
       </w:pPr>
       <w:r>
         <w:rPr>
-          <w:i/>
-          <w:color w:val="4A4A00"/>
-          <w:sz w:val="20"/>
-        </w:rPr>
-        <w:t>Example: /broadcast Markets are closed today. See you tomorrow! 🎉</w:t>
-      </w:r>
-    </w:p>
-    <w:p>
-      <w:pPr>
-        <w:spacing w:before="200" w:after="40"/>
-      </w:pPr>
-      <w:r>
-        <w:rPr>
+          <w:rFonts w:ascii="Arial" w:hAnsi="Arial"/>
           <w:b/>
-          <w:color w:val="1A1A2E"/>
+          <w:color w:val="2E75B6"/>
           <w:sz w:val="22"/>
         </w:rPr>
         <w:t>/announcement &lt;message&gt;</w:t>
       </w:r>
     </w:p>
     <w:p>
-      <w:pPr>
-        <w:spacing w:after="120" w:before="40"/>
-      </w:pPr>
       <w:r>
         <w:rPr>
-          <w:sz w:val="22"/>
+          <w:rFonts w:ascii="Arial" w:hAnsi="Arial"/>
+          <w:b w:val="0"/>
+          <w:i w:val="0"/>
+          <w:color w:val="1A1A1A"/>
+          <w:sz w:val="20"/>
         </w:rPr>
-        <w:t>Posts a formatted announcement with a header and EBI footer. Looks more official than a plain broadcast.</w:t>
+        <w:t>Posts a formatted announcement with header and EBI footer.</w:t>
       </w:r>
     </w:p>
     <w:p>
       <w:pPr>
-        <w:spacing w:before="120" w:after="120"/>
-        <w:ind w:left="360" w:right="360"/>
-        <w:shd w:val="clear" w:color="auto" w:fill="FFF8DC"/>
+        <w:pStyle w:val="Heading2"/>
       </w:pPr>
       <w:r>
         <w:rPr>
-          <w:i/>
-          <w:color w:val="4A4A00"/>
-          <w:sz w:val="20"/>
-        </w:rPr>
-        <w:t>Example: /announcement New trading sessions starting next Monday. Check pinned message for details.</w:t>
-      </w:r>
-    </w:p>
-    <w:p>
-      <w:pPr>
-        <w:pBdr>
-          <w:bottom w:val="single" w:sz="4" w:space="1" w:color="DDDDDD"/>
-        </w:pBdr>
-        <w:spacing w:before="80" w:after="80"/>
-      </w:pPr>
-    </w:p>
-    <w:p>
-      <w:pPr>
-        <w:spacing w:before="280" w:after="80"/>
-      </w:pPr>
-      <w:r>
-        <w:rPr>
+          <w:rFonts w:ascii="Arial" w:hAnsi="Arial"/>
           <w:b/>
-          <w:color w:val="B8860B"/>
+          <w:color w:val="1F4E79"/>
           <w:sz w:val="26"/>
         </w:rPr>
         <w:t>Pipeline Commands</w:t>
@@ -3081,108 +1804,39 @@
     </w:p>
     <w:p>
       <w:pPr>
-        <w:spacing w:before="200" w:after="40"/>
+        <w:pStyle w:val="Heading3"/>
       </w:pPr>
       <w:r>
         <w:rPr>
+          <w:rFonts w:ascii="Arial" w:hAnsi="Arial"/>
           <w:b/>
-          <w:color w:val="1A1A2E"/>
+          <w:color w:val="2E75B6"/>
           <w:sz w:val="22"/>
         </w:rPr>
         <w:t>/pipeline</w:t>
       </w:r>
     </w:p>
     <w:p>
-      <w:pPr>
-        <w:spacing w:after="120" w:before="40"/>
-      </w:pPr>
       <w:r>
         <w:rPr>
-          <w:sz w:val="22"/>
+          <w:rFonts w:ascii="Arial" w:hAnsi="Arial"/>
+          <w:b w:val="0"/>
+          <w:i w:val="0"/>
+          <w:color w:val="1A1A1A"/>
+          <w:sz w:val="20"/>
         </w:rPr>
-        <w:t>Shows the current conversion pipeline — who's hot, who's new, and what intent signals have fired in the last 7 days.</w:t>
+        <w:t>Shows your conversion pipeline: new members (last 48h), high-intent members (score 3+), and recent intent signals. Use every morning before reaching out to leads.</w:t>
       </w:r>
     </w:p>
     <w:p>
       <w:pPr>
-        <w:spacing w:after="80"/>
-      </w:pPr>
-    </w:p>
-    <w:p>
-      <w:pPr>
-        <w:pStyle w:val="ListBullet"/>
-        <w:spacing w:after="60"/>
-        <w:ind w:left="360"/>
+        <w:pStyle w:val="Heading2"/>
       </w:pPr>
       <w:r>
         <w:rPr>
-          <w:sz w:val="22"/>
-        </w:rPr>
-        <w:t>New members in the last 48 hours (prime follow-up window)</w:t>
-      </w:r>
-    </w:p>
-    <w:p>
-      <w:pPr>
-        <w:pStyle w:val="ListBullet"/>
-        <w:spacing w:after="60"/>
-        <w:ind w:left="360"/>
-      </w:pPr>
-      <w:r>
-        <w:rPr>
-          <w:sz w:val="22"/>
-        </w:rPr>
-        <w:t>High-intent members (score 3+) from the last 7 days</w:t>
-      </w:r>
-    </w:p>
-    <w:p>
-      <w:pPr>
-        <w:pStyle w:val="ListBullet"/>
-        <w:spacing w:after="60"/>
-        <w:ind w:left="360"/>
-      </w:pPr>
-      <w:r>
-        <w:rPr>
-          <w:sz w:val="22"/>
-        </w:rPr>
-        <w:t>Most recent intent signals with their actual questions</w:t>
-      </w:r>
-    </w:p>
-    <w:p>
-      <w:pPr>
-        <w:spacing w:after="80"/>
-      </w:pPr>
-    </w:p>
-    <w:p>
-      <w:pPr>
-        <w:spacing w:before="120" w:after="120"/>
-        <w:ind w:left="360" w:right="360"/>
-        <w:shd w:val="clear" w:color="auto" w:fill="FFF8DC"/>
-      </w:pPr>
-      <w:r>
-        <w:rPr>
-          <w:i/>
-          <w:color w:val="4A4A00"/>
-          <w:sz w:val="20"/>
-        </w:rPr>
-        <w:t>Use this every morning as your daily brief before reaching out to potential clients.</w:t>
-      </w:r>
-    </w:p>
-    <w:p>
-      <w:pPr>
-        <w:pBdr>
-          <w:bottom w:val="single" w:sz="4" w:space="1" w:color="DDDDDD"/>
-        </w:pBdr>
-        <w:spacing w:before="80" w:after="80"/>
-      </w:pPr>
-    </w:p>
-    <w:p>
-      <w:pPr>
-        <w:spacing w:before="280" w:after="80"/>
-      </w:pPr>
-      <w:r>
-        <w:rPr>
+          <w:rFonts w:ascii="Arial" w:hAnsi="Arial"/>
           <w:b/>
-          <w:color w:val="B8860B"/>
+          <w:color w:val="1F4E79"/>
           <w:sz w:val="26"/>
         </w:rPr>
         <w:t>Moderation Commands</w:t>
@@ -3190,146 +1844,146 @@
     </w:p>
     <w:p>
       <w:pPr>
-        <w:spacing w:before="200" w:after="40"/>
+        <w:pStyle w:val="Heading3"/>
       </w:pPr>
       <w:r>
         <w:rPr>
+          <w:rFonts w:ascii="Arial" w:hAnsi="Arial"/>
           <w:b/>
-          <w:color w:val="1A1A2E"/>
+          <w:color w:val="2E75B6"/>
           <w:sz w:val="22"/>
         </w:rPr>
         <w:t>/mute &lt;user_id&gt;</w:t>
       </w:r>
     </w:p>
     <w:p>
-      <w:pPr>
-        <w:spacing w:after="120" w:before="40"/>
-      </w:pPr>
       <w:r>
         <w:rPr>
-          <w:sz w:val="22"/>
+          <w:rFonts w:ascii="Arial" w:hAnsi="Arial"/>
+          <w:b w:val="0"/>
+          <w:i w:val="0"/>
+          <w:color w:val="1A1A1A"/>
+          <w:sz w:val="20"/>
         </w:rPr>
-        <w:t>Internally flags a user as muted. The bot silently ignores all their messages. They remain in the group.</w:t>
+        <w:t>Internally flags a user — bot ignores all their messages. They stay in the group.</w:t>
       </w:r>
     </w:p>
     <w:p>
       <w:pPr>
-        <w:spacing w:before="120" w:after="120"/>
-        <w:ind w:left="360" w:right="360"/>
-        <w:shd w:val="clear" w:color="auto" w:fill="FFF8DC"/>
+        <w:pStyle w:val="Heading3"/>
       </w:pPr>
       <w:r>
         <w:rPr>
-          <w:i/>
-          <w:color w:val="4A4A00"/>
-          <w:sz w:val="20"/>
-        </w:rPr>
-        <w:t>Example: /mute 123456789</w:t>
-      </w:r>
-    </w:p>
-    <w:p>
-      <w:pPr>
-        <w:spacing w:before="200" w:after="40"/>
-      </w:pPr>
-      <w:r>
-        <w:rPr>
+          <w:rFonts w:ascii="Arial" w:hAnsi="Arial"/>
           <w:b/>
-          <w:color w:val="1A1A2E"/>
+          <w:color w:val="2E75B6"/>
           <w:sz w:val="22"/>
         </w:rPr>
         <w:t>/unmute &lt;user_id&gt;</w:t>
       </w:r>
     </w:p>
     <w:p>
-      <w:pPr>
-        <w:spacing w:after="120" w:before="40"/>
-      </w:pPr>
       <w:r>
         <w:rPr>
-          <w:sz w:val="22"/>
+          <w:rFonts w:ascii="Arial" w:hAnsi="Arial"/>
+          <w:b w:val="0"/>
+          <w:i w:val="0"/>
+          <w:color w:val="1A1A1A"/>
+          <w:sz w:val="20"/>
         </w:rPr>
-        <w:t>Removes the mute flag and resets their violation count to zero.</w:t>
+        <w:t>Removes mute and resets violation count.</w:t>
       </w:r>
     </w:p>
     <w:p>
       <w:pPr>
-        <w:spacing w:before="200" w:after="40"/>
+        <w:pStyle w:val="Heading3"/>
       </w:pPr>
       <w:r>
         <w:rPr>
+          <w:rFonts w:ascii="Arial" w:hAnsi="Arial"/>
           <w:b/>
-          <w:color w:val="1A1A2E"/>
+          <w:color w:val="2E75B6"/>
           <w:sz w:val="22"/>
         </w:rPr>
         <w:t>/ban &lt;user_id&gt;</w:t>
       </w:r>
     </w:p>
     <w:p>
-      <w:pPr>
-        <w:spacing w:after="120" w:before="40"/>
-      </w:pPr>
       <w:r>
         <w:rPr>
-          <w:sz w:val="22"/>
+          <w:rFonts w:ascii="Arial" w:hAnsi="Arial"/>
+          <w:b w:val="0"/>
+          <w:i w:val="0"/>
+          <w:color w:val="1A1A1A"/>
+          <w:sz w:val="20"/>
         </w:rPr>
-        <w:t>Internally flags a user as banned. The bot completely ignores them.</w:t>
+        <w:t>Internally flags as banned — bot ignores completely.</w:t>
       </w:r>
     </w:p>
     <w:p>
       <w:pPr>
-        <w:spacing w:before="200" w:after="40"/>
+        <w:pStyle w:val="Heading3"/>
       </w:pPr>
       <w:r>
         <w:rPr>
+          <w:rFonts w:ascii="Arial" w:hAnsi="Arial"/>
           <w:b/>
-          <w:color w:val="1A1A2E"/>
+          <w:color w:val="2E75B6"/>
           <w:sz w:val="22"/>
         </w:rPr>
         <w:t>/unban &lt;user_id&gt;</w:t>
       </w:r>
     </w:p>
     <w:p>
+      <w:r>
+        <w:rPr>
+          <w:rFonts w:ascii="Arial" w:hAnsi="Arial"/>
+          <w:b w:val="0"/>
+          <w:i w:val="0"/>
+          <w:color w:val="1A1A1A"/>
+          <w:sz w:val="20"/>
+        </w:rPr>
+        <w:t>Removes ban and resets violations.</w:t>
+      </w:r>
+    </w:p>
+    <w:tbl>
+      <w:tblPr>
+        <w:tblW w:type="auto" w:w="0"/>
+        <w:tblLook w:firstColumn="1" w:firstRow="1" w:lastColumn="0" w:lastRow="0" w:noHBand="0" w:noVBand="1" w:val="04A0"/>
+      </w:tblPr>
+      <w:tblGrid>
+        <w:gridCol w:w="9360"/>
+      </w:tblGrid>
+      <w:tr>
+        <w:tc>
+          <w:tcPr>
+            <w:tcW w:type="dxa" w:w="9360"/>
+            <w:shd w:val="clear" w:color="auto" w:fill="FEF9E7"/>
+          </w:tcPr>
+          <w:p>
+            <w:r/>
+            <w:r>
+              <w:rPr>
+                <w:rFonts w:ascii="Arial" w:hAnsi="Arial"/>
+                <w:i/>
+                <w:color w:val="7D6608"/>
+                <w:sz w:val="18"/>
+              </w:rPr>
+              <w:t>Note: These are internal bot flags only. To remove someone from the group, use Telegram's native admin controls.</w:t>
+            </w:r>
+          </w:p>
+        </w:tc>
+      </w:tr>
+    </w:tbl>
+    <w:p>
       <w:pPr>
-        <w:spacing w:after="120" w:before="40"/>
+        <w:pStyle w:val="Heading2"/>
       </w:pPr>
       <w:r>
         <w:rPr>
-          <w:sz w:val="22"/>
-        </w:rPr>
-        <w:t>Removes the ban flag and resets violations.</w:t>
-      </w:r>
-    </w:p>
-    <w:p>
-      <w:pPr>
-        <w:spacing w:before="120" w:after="120"/>
-        <w:ind w:left="360" w:right="360"/>
-        <w:shd w:val="clear" w:color="auto" w:fill="FFF8DC"/>
-      </w:pPr>
-      <w:r>
-        <w:rPr>
-          <w:i/>
-          <w:color w:val="4A4A00"/>
-          <w:sz w:val="20"/>
-        </w:rPr>
-        <w:t>Important: These are internal bot flags only. To actually remove someone from Telegram, use Telegram's native admin controls.</w:t>
-      </w:r>
-    </w:p>
-    <w:p>
-      <w:pPr>
-        <w:pBdr>
-          <w:bottom w:val="single" w:sz="4" w:space="1" w:color="DDDDDD"/>
-        </w:pBdr>
-        <w:spacing w:before="80" w:after="80"/>
-      </w:pPr>
-    </w:p>
-    <w:p>
-      <w:pPr>
-        <w:spacing w:before="280" w:after="80"/>
-      </w:pPr>
-      <w:r>
-        <w:rPr>
+          <w:rFonts w:ascii="Arial" w:hAnsi="Arial"/>
           <w:b/>
-          <w:color w:val="B8860B"/>
+          <w:color w:val="1F4E79"/>
           <w:sz w:val="26"/>
         </w:rPr>
         <w:t>Settings Commands</w:t>
@@ -3337,116 +1991,117 @@
     </w:p>
     <w:p>
       <w:pPr>
-        <w:spacing w:before="200" w:after="40"/>
+        <w:pStyle w:val="Heading3"/>
       </w:pPr>
       <w:r>
         <w:rPr>
+          <w:rFonts w:ascii="Arial" w:hAnsi="Arial"/>
           <w:b/>
-          <w:color w:val="1A1A2E"/>
+          <w:color w:val="2E75B6"/>
           <w:sz w:val="22"/>
         </w:rPr>
-        <w:t>/welcome on  /  /welcome off</w:t>
+        <w:t>/welcome on | /welcome off</w:t>
+      </w:r>
+    </w:p>
+    <w:p>
+      <w:r>
+        <w:rPr>
+          <w:rFonts w:ascii="Arial" w:hAnsi="Arial"/>
+          <w:b w:val="0"/>
+          <w:i w:val="0"/>
+          <w:color w:val="1A1A1A"/>
+          <w:sz w:val="20"/>
+        </w:rPr>
+        <w:t>Enable or disable automatic welcome messages.</w:t>
       </w:r>
     </w:p>
     <w:p>
       <w:pPr>
-        <w:spacing w:after="120" w:before="40"/>
+        <w:pStyle w:val="Heading3"/>
       </w:pPr>
       <w:r>
         <w:rPr>
-          <w:sz w:val="22"/>
-        </w:rPr>
-        <w:t>Enables or disables the automatic welcome messages. Use before a group migration or test run.</w:t>
-      </w:r>
-    </w:p>
-    <w:p>
-      <w:pPr>
-        <w:spacing w:before="200" w:after="40"/>
-      </w:pPr>
-      <w:r>
-        <w:rPr>
+          <w:rFonts w:ascii="Arial" w:hAnsi="Arial"/>
           <w:b/>
-          <w:color w:val="1A1A2E"/>
+          <w:color w:val="2E75B6"/>
           <w:sz w:val="22"/>
         </w:rPr>
         <w:t>/pause</w:t>
       </w:r>
     </w:p>
     <w:p>
-      <w:pPr>
-        <w:spacing w:after="120" w:before="40"/>
-      </w:pPr>
       <w:r>
         <w:rPr>
-          <w:sz w:val="22"/>
+          <w:rFonts w:ascii="Arial" w:hAnsi="Arial"/>
+          <w:b w:val="0"/>
+          <w:i w:val="0"/>
+          <w:color w:val="1A1A1A"/>
+          <w:sz w:val="20"/>
         </w:rPr>
-        <w:t>Temporarily stops all AI Q&amp;A responses. Rules enforcement and welcome messages continue. Use during live sessions or important group events.</w:t>
+        <w:t>Disables all AI Q&amp;A responses. Rules enforcement and welcome messages still run.</w:t>
       </w:r>
     </w:p>
     <w:p>
       <w:pPr>
-        <w:spacing w:before="200" w:after="40"/>
+        <w:pStyle w:val="Heading3"/>
       </w:pPr>
       <w:r>
         <w:rPr>
+          <w:rFonts w:ascii="Arial" w:hAnsi="Arial"/>
           <w:b/>
-          <w:color w:val="1A1A2E"/>
+          <w:color w:val="2E75B6"/>
           <w:sz w:val="22"/>
         </w:rPr>
         <w:t>/resume</w:t>
       </w:r>
     </w:p>
     <w:p>
-      <w:pPr>
-        <w:spacing w:after="120" w:before="40"/>
-      </w:pPr>
       <w:r>
         <w:rPr>
-          <w:sz w:val="22"/>
+          <w:rFonts w:ascii="Arial" w:hAnsi="Arial"/>
+          <w:b w:val="0"/>
+          <w:i w:val="0"/>
+          <w:color w:val="1A1A1A"/>
+          <w:sz w:val="20"/>
         </w:rPr>
         <w:t>Re-enables AI Q&amp;A responses.</w:t>
       </w:r>
     </w:p>
     <w:p>
       <w:pPr>
-        <w:spacing w:before="200" w:after="40"/>
+        <w:pStyle w:val="Heading3"/>
       </w:pPr>
       <w:r>
         <w:rPr>
+          <w:rFonts w:ascii="Arial" w:hAnsi="Arial"/>
           <w:b/>
-          <w:color w:val="1A1A2E"/>
+          <w:color w:val="2E75B6"/>
           <w:sz w:val="22"/>
         </w:rPr>
         <w:t>/reload</w:t>
       </w:r>
     </w:p>
     <w:p>
-      <w:pPr>
-        <w:spacing w:after="120" w:before="40"/>
-      </w:pPr>
       <w:r>
         <w:rPr>
-          <w:sz w:val="22"/>
+          <w:rFonts w:ascii="Arial" w:hAnsi="Arial"/>
+          <w:b w:val="0"/>
+          <w:i w:val="0"/>
+          <w:color w:val="1A1A1A"/>
+          <w:sz w:val="20"/>
         </w:rPr>
-        <w:t>Re-reads the admin ID list from the server config without restarting the bot. Use when adding or removing an admin.</w:t>
+        <w:t>Re-reads the admin ID list without restarting the bot. Use when adding/removing an admin.</w:t>
       </w:r>
     </w:p>
     <w:p>
       <w:pPr>
-        <w:pBdr>
-          <w:bottom w:val="single" w:sz="4" w:space="1" w:color="DDDDDD"/>
-        </w:pBdr>
-        <w:spacing w:before="80" w:after="80"/>
-      </w:pPr>
-    </w:p>
-    <w:p>
-      <w:pPr>
-        <w:spacing w:before="280" w:after="80"/>
+        <w:pStyle w:val="Heading2"/>
       </w:pPr>
       <w:r>
         <w:rPr>
+          <w:rFonts w:ascii="Arial" w:hAnsi="Arial"/>
           <w:b/>
-          <w:color w:val="B8860B"/>
+          <w:color w:val="1F4E79"/>
           <w:sz w:val="26"/>
         </w:rPr>
         <w:t>Info &amp; Testing Commands</w:t>
@@ -3454,178 +2109,146 @@
     </w:p>
     <w:p>
       <w:pPr>
-        <w:spacing w:before="200" w:after="40"/>
+        <w:pStyle w:val="Heading3"/>
       </w:pPr>
       <w:r>
         <w:rPr>
+          <w:rFonts w:ascii="Arial" w:hAnsi="Arial"/>
           <w:b/>
-          <w:color w:val="1A1A2E"/>
+          <w:color w:val="2E75B6"/>
           <w:sz w:val="22"/>
         </w:rPr>
         <w:t>/stats</w:t>
       </w:r>
     </w:p>
     <w:p>
-      <w:pPr>
-        <w:spacing w:after="120" w:before="40"/>
-      </w:pPr>
       <w:r>
         <w:rPr>
-          <w:sz w:val="22"/>
+          <w:rFonts w:ascii="Arial" w:hAnsi="Arial"/>
+          <w:b w:val="0"/>
+          <w:i w:val="0"/>
+          <w:color w:val="1A1A1A"/>
+          <w:sz w:val="20"/>
         </w:rPr>
-        <w:t>Shows total members, messages sent by Market Bot (last 7 days), and messages sent by Community Bot (last 7 days).</w:t>
+        <w:t>Summary dashboard: total members, Market Bot messages (7 days), Community Bot messages (7 days).</w:t>
       </w:r>
     </w:p>
     <w:p>
       <w:pPr>
-        <w:spacing w:before="200" w:after="40"/>
+        <w:pStyle w:val="Heading3"/>
       </w:pPr>
       <w:r>
         <w:rPr>
+          <w:rFonts w:ascii="Arial" w:hAnsi="Arial"/>
           <w:b/>
-          <w:color w:val="1A1A2E"/>
+          <w:color w:val="2E75B6"/>
           <w:sz w:val="22"/>
         </w:rPr>
         <w:t>/testdm &lt;user_id&gt;</w:t>
       </w:r>
     </w:p>
     <w:p>
-      <w:pPr>
-        <w:spacing w:after="120" w:before="40"/>
-      </w:pPr>
       <w:r>
         <w:rPr>
-          <w:sz w:val="22"/>
+          <w:rFonts w:ascii="Arial" w:hAnsi="Arial"/>
+          <w:b w:val="0"/>
+          <w:i w:val="0"/>
+          <w:color w:val="1A1A1A"/>
+          <w:sz w:val="20"/>
         </w:rPr>
-        <w:t>Sends a test DM to verify the bot can reach a specific user.</w:t>
+        <w:t>Sends a test DM to verify the bot can reach a user.</w:t>
       </w:r>
     </w:p>
     <w:p>
       <w:pPr>
-        <w:spacing w:before="120" w:after="120"/>
-        <w:ind w:left="360" w:right="360"/>
-        <w:shd w:val="clear" w:color="auto" w:fill="FFF8DC"/>
+        <w:pStyle w:val="Heading3"/>
       </w:pPr>
       <w:r>
         <w:rPr>
-          <w:i/>
-          <w:color w:val="4A4A00"/>
-          <w:sz w:val="20"/>
-        </w:rPr>
-        <w:t>Example: /testdm 123456789  →  Use before sending a milestone DM or onboarding message to confirm privacy settings allow it.</w:t>
-      </w:r>
-    </w:p>
-    <w:p>
-      <w:pPr>
-        <w:spacing w:before="200" w:after="40"/>
-      </w:pPr>
-      <w:r>
-        <w:rPr>
+          <w:rFonts w:ascii="Arial" w:hAnsi="Arial"/>
           <w:b/>
-          <w:color w:val="1A1A2E"/>
+          <w:color w:val="2E75B6"/>
           <w:sz w:val="22"/>
         </w:rPr>
         <w:t>/help</w:t>
       </w:r>
     </w:p>
     <w:p>
-      <w:pPr>
-        <w:spacing w:after="120" w:before="40"/>
-      </w:pPr>
       <w:r>
         <w:rPr>
-          <w:sz w:val="22"/>
+          <w:rFonts w:ascii="Arial" w:hAnsi="Arial"/>
+          <w:b w:val="0"/>
+          <w:i w:val="0"/>
+          <w:color w:val="1A1A1A"/>
+          <w:sz w:val="20"/>
         </w:rPr>
-        <w:t>Shows the full list of admin commands.</w:t>
+        <w:t>Shows the full command list.</w:t>
       </w:r>
     </w:p>
     <w:p>
       <w:pPr>
-        <w:pBdr>
-          <w:bottom w:val="single" w:sz="4" w:space="1" w:color="DDDDDD"/>
-        </w:pBdr>
-        <w:spacing w:before="80" w:after="80"/>
-      </w:pPr>
-    </w:p>
-    <w:p>
-      <w:pPr>
-        <w:spacing w:before="280" w:after="80"/>
+        <w:pStyle w:val="Heading2"/>
       </w:pPr>
       <w:r>
         <w:rPr>
+          <w:rFonts w:ascii="Arial" w:hAnsi="Arial"/>
           <w:b/>
-          <w:color w:val="B8860B"/>
+          <w:color w:val="1F4E79"/>
           <w:sz w:val="26"/>
         </w:rPr>
-        <w:t>Public Commands (Any Member Can Use)</w:t>
+        <w:t>Public Commands (Any Member)</w:t>
       </w:r>
     </w:p>
     <w:p>
       <w:pPr>
-        <w:spacing w:before="200" w:after="40"/>
+        <w:pStyle w:val="Heading3"/>
       </w:pPr>
       <w:r>
         <w:rPr>
+          <w:rFonts w:ascii="Arial" w:hAnsi="Arial"/>
           <w:b/>
-          <w:color w:val="1A1A2E"/>
+          <w:color w:val="2E75B6"/>
           <w:sz w:val="22"/>
         </w:rPr>
         <w:t>/start</w:t>
       </w:r>
     </w:p>
     <w:p>
-      <w:pPr>
-        <w:spacing w:after="120" w:before="40"/>
-      </w:pPr>
       <w:r>
         <w:rPr>
-          <w:sz w:val="22"/>
+          <w:rFonts w:ascii="Arial" w:hAnsi="Arial"/>
+          <w:b w:val="0"/>
+          <w:i w:val="0"/>
+          <w:color w:val="1A1A1A"/>
+          <w:sz w:val="20"/>
         </w:rPr>
-        <w:t>Sends the welcome DM and registers the member in the database. Useful for members who joined before the bot was active.</w:t>
+        <w:t>Sends the welcome DM and registers the member.</w:t>
       </w:r>
     </w:p>
     <w:p>
       <w:pPr>
-        <w:spacing w:before="200" w:after="40"/>
+        <w:pStyle w:val="Heading3"/>
       </w:pPr>
       <w:r>
         <w:rPr>
+          <w:rFonts w:ascii="Arial" w:hAnsi="Arial"/>
           <w:b/>
-          <w:color w:val="1A1A2E"/>
+          <w:color w:val="2E75B6"/>
           <w:sz w:val="22"/>
         </w:rPr>
         <w:t>/start_trading</w:t>
       </w:r>
     </w:p>
     <w:p>
-      <w:pPr>
-        <w:spacing w:after="120" w:before="40"/>
-      </w:pPr>
       <w:r>
         <w:rPr>
-          <w:sz w:val="22"/>
-        </w:rPr>
-        <w:t>A 6-step guide to getting started with live trading. Any member can type this. Steps cover: choosing a broker, demo account, basics, funding, risk management, and getting support from EBI.</w:t>
-      </w:r>
-    </w:p>
-    <w:p>
-      <w:pPr>
-        <w:spacing w:after="80"/>
-      </w:pPr>
-    </w:p>
-    <w:p>
-      <w:pPr>
-        <w:spacing w:before="120" w:after="120"/>
-        <w:ind w:left="360" w:right="360"/>
-        <w:shd w:val="clear" w:color="auto" w:fill="FFF8DC"/>
-      </w:pPr>
-      <w:r>
-        <w:rPr>
-          <w:i/>
-          <w:color w:val="4A4A00"/>
+          <w:rFonts w:ascii="Arial" w:hAnsi="Arial"/>
+          <w:b w:val="0"/>
+          <w:i w:val="0"/>
+          <w:color w:val="1A1A1A"/>
           <w:sz w:val="20"/>
         </w:rPr>
-        <w:t>This also fires a HIGH-intent alert to EBI Potential Client Update so you know exactly who used it and when.</w:t>
+        <w:t>6-step guide to getting started with live trading. Also triggers a HIGH-intent alert in EBI Potential Client Update.</w:t>
       </w:r>
     </w:p>
     <w:p>
@@ -3635,66 +2258,183 @@
     </w:p>
     <w:p>
       <w:pPr>
-        <w:spacing w:before="360" w:after="120"/>
-        <w:ind w:left="0"/>
-        <w:pBdr>
-          <w:bottom w:val="single" w:sz="6" w:space="1" w:color="B8860B"/>
-        </w:pBdr>
+        <w:pStyle w:val="Heading1"/>
+        <w:shd w:val="clear" w:color="auto" w:fill="1F4E79"/>
       </w:pPr>
       <w:r>
         <w:rPr>
+          <w:rFonts w:ascii="Arial" w:hAnsi="Arial"/>
           <w:b/>
-          <w:color w:val="1A1A2E"/>
+          <w:color w:val="FFFFFF"/>
           <w:sz w:val="32"/>
         </w:rPr>
         <w:t>Part 3 — Google Sheets</w:t>
       </w:r>
     </w:p>
     <w:p>
-      <w:pPr>
-        <w:spacing w:after="120" w:before="40"/>
-      </w:pPr>
       <w:r>
         <w:rPr>
-          <w:sz w:val="22"/>
+          <w:rFonts w:ascii="Arial" w:hAnsi="Arial"/>
+          <w:b w:val="0"/>
+          <w:i w:val="0"/>
+          <w:color w:val="1A1A1A"/>
+          <w:sz w:val="20"/>
         </w:rPr>
-        <w:t>Two spreadsheets live in your EBI Drive folder. They are set up by running the provided Google Apps Script once.</w:t>
+        <w:t>Two spreadsheets live in the EBI Drive folder and are automatically populated from the database every 15 minutes.</w:t>
       </w:r>
     </w:p>
     <w:p>
       <w:pPr>
-        <w:spacing w:before="280" w:after="80"/>
+        <w:pStyle w:val="Heading2"/>
       </w:pPr>
       <w:r>
         <w:rPr>
+          <w:rFonts w:ascii="Arial" w:hAnsi="Arial"/>
           <w:b/>
-          <w:color w:val="B8860B"/>
+          <w:color w:val="1F4E79"/>
           <w:sz w:val="26"/>
         </w:rPr>
-        <w:t>Sheet 1: EBI — New Member Tracker</w:t>
+        <w:t>3.1  EBI — New Member Tracker</w:t>
       </w:r>
     </w:p>
     <w:p>
-      <w:pPr>
-        <w:spacing w:after="120" w:before="40"/>
-      </w:pPr>
       <w:r>
         <w:rPr>
-          <w:sz w:val="22"/>
+          <w:rFonts w:ascii="Arial" w:hAnsi="Arial"/>
+          <w:b w:val="0"/>
+          <w:i w:val="0"/>
+          <w:color w:val="1A1A1A"/>
+          <w:sz w:val="20"/>
         </w:rPr>
         <w:t>Track every new member and their journey from joining to converting.</w:t>
       </w:r>
     </w:p>
     <w:p>
+      <w:r>
+        <w:rPr>
+          <w:rFonts w:ascii="Arial" w:hAnsi="Arial"/>
+          <w:b/>
+          <w:i w:val="0"/>
+          <w:color w:val="1A1A1A"/>
+          <w:sz w:val="20"/>
+        </w:rPr>
+        <w:t>Columns included:</w:t>
+      </w:r>
+    </w:p>
+    <w:p>
       <w:pPr>
-        <w:spacing w:after="80"/>
+        <w:pStyle w:val="ListBullet"/>
       </w:pPr>
+      <w:r>
+        <w:rPr>
+          <w:rFonts w:ascii="Arial" w:hAnsi="Arial"/>
+          <w:b w:val="0"/>
+          <w:color w:val="1A1A1A"/>
+          <w:sz w:val="20"/>
+        </w:rPr>
+        <w:t>Date Joined, Telegram ID, Username, First Name, Last Name</w:t>
+      </w:r>
+    </w:p>
+    <w:p>
+      <w:pPr>
+        <w:pStyle w:val="ListBullet"/>
+      </w:pPr>
+      <w:r>
+        <w:rPr>
+          <w:rFonts w:ascii="Arial" w:hAnsi="Arial"/>
+          <w:b w:val="0"/>
+          <w:color w:val="1A1A1A"/>
+          <w:sz w:val="20"/>
+        </w:rPr>
+        <w:t>DM Welcomed, Day 1 Sent, Day 3 Sent, Day 5 Sent (Yes/No dropdowns)</w:t>
+      </w:r>
+    </w:p>
+    <w:p>
+      <w:pPr>
+        <w:pStyle w:val="ListBullet"/>
+      </w:pPr>
+      <w:r>
+        <w:rPr>
+          <w:rFonts w:ascii="Arial" w:hAnsi="Arial"/>
+          <w:b w:val="0"/>
+          <w:color w:val="1A1A1A"/>
+          <w:sz w:val="20"/>
+        </w:rPr>
+        <w:t>Intent Score, Top Intent Signal (auto-synced from bot activity)</w:t>
+      </w:r>
+    </w:p>
+    <w:p>
+      <w:pPr>
+        <w:pStyle w:val="ListBullet"/>
+      </w:pPr>
+      <w:r>
+        <w:rPr>
+          <w:rFonts w:ascii="Arial" w:hAnsi="Arial"/>
+          <w:b w:val="0"/>
+          <w:color w:val="1A1A1A"/>
+          <w:sz w:val="20"/>
+        </w:rPr>
+        <w:t>Follow-Up Status: New → Contacted → Demo Opened → Live Account</w:t>
+      </w:r>
+    </w:p>
+    <w:p>
+      <w:pPr>
+        <w:pStyle w:val="ListBullet"/>
+      </w:pPr>
+      <w:r>
+        <w:rPr>
+          <w:rFonts w:ascii="Arial" w:hAnsi="Arial"/>
+          <w:b w:val="0"/>
+          <w:color w:val="1A1A1A"/>
+          <w:sz w:val="20"/>
+        </w:rPr>
+        <w:t>Converted? (No / Demo / Live / Churned)</w:t>
+      </w:r>
+    </w:p>
+    <w:p>
+      <w:pPr>
+        <w:pStyle w:val="ListBullet"/>
+      </w:pPr>
+      <w:r>
+        <w:rPr>
+          <w:rFonts w:ascii="Arial" w:hAnsi="Arial"/>
+          <w:b w:val="0"/>
+          <w:color w:val="1A1A1A"/>
+          <w:sz w:val="20"/>
+        </w:rPr>
+        <w:t>Notes, Admin Assigned</w:t>
+      </w:r>
+    </w:p>
+    <w:p>
+      <w:r>
+        <w:rPr>
+          <w:rFonts w:ascii="Arial" w:hAnsi="Arial"/>
+          <w:b w:val="0"/>
+          <w:i w:val="0"/>
+          <w:color w:val="1A1A1A"/>
+          <w:sz w:val="20"/>
+        </w:rPr>
+        <w:t>The Summary tab auto-calculates: total members, conversion rate, demos, live accounts.</w:t>
+      </w:r>
+    </w:p>
+    <w:p>
+      <w:pPr>
+        <w:pStyle w:val="Heading2"/>
+      </w:pPr>
+      <w:r>
+        <w:rPr>
+          <w:rFonts w:ascii="Arial" w:hAnsi="Arial"/>
+          <w:b/>
+          <w:color w:val="1F4E79"/>
+          <w:sz w:val="26"/>
+        </w:rPr>
+        <w:t>3.2  EBI — Admin Conversion Dashboard</w:t>
+      </w:r>
     </w:p>
     <w:tbl>
       <w:tblPr>
         <w:tblStyle w:val="TableGrid"/>
         <w:tblW w:type="auto" w:w="0"/>
-        <w:jc w:val="left"/>
         <w:tblLook w:firstColumn="1" w:firstRow="1" w:lastColumn="0" w:lastRow="0" w:noHBand="0" w:noVBand="1" w:val="04A0"/>
       </w:tblPr>
       <w:tblGrid>
@@ -3704,53 +2444,37 @@
       <w:tr>
         <w:tc>
           <w:tcPr>
-            <w:tcW w:type="dxa" w:w="3168"/>
-            <w:shd w:val="clear" w:color="auto" w:fill="1A1A2E"/>
-            <w:tcBorders>
-              <w:top w:val="single" w:sz="4" w:space="0" w:color="CCCCCC"/>
-              <w:left w:val="single" w:sz="4" w:space="0" w:color="CCCCCC"/>
-              <w:bottom w:val="single" w:sz="4" w:space="0" w:color="CCCCCC"/>
-              <w:right w:val="single" w:sz="4" w:space="0" w:color="CCCCCC"/>
-            </w:tcBorders>
-            <w:vAlign w:val="center"/>
+            <w:tcW w:type="dxa" w:w="2592"/>
+            <w:shd w:val="clear" w:color="auto" w:fill="2E75B6"/>
           </w:tcPr>
           <w:p>
-            <w:pPr>
-              <w:jc w:val="center"/>
-            </w:pPr>
+            <w:r/>
             <w:r>
               <w:rPr>
+                <w:rFonts w:ascii="Arial" w:hAnsi="Arial"/>
                 <w:b/>
                 <w:color w:val="FFFFFF"/>
-                <w:sz w:val="20"/>
+                <w:sz w:val="18"/>
               </w:rPr>
-              <w:t>Column</w:t>
+              <w:t>Tab</w:t>
             </w:r>
           </w:p>
         </w:tc>
         <w:tc>
           <w:tcPr>
-            <w:tcW w:type="dxa" w:w="6192"/>
-            <w:shd w:val="clear" w:color="auto" w:fill="1A1A2E"/>
-            <w:tcBorders>
-              <w:top w:val="single" w:sz="4" w:space="0" w:color="CCCCCC"/>
-              <w:left w:val="single" w:sz="4" w:space="0" w:color="CCCCCC"/>
-              <w:bottom w:val="single" w:sz="4" w:space="0" w:color="CCCCCC"/>
-              <w:right w:val="single" w:sz="4" w:space="0" w:color="CCCCCC"/>
-            </w:tcBorders>
-            <w:vAlign w:val="center"/>
+            <w:tcW w:type="dxa" w:w="6768"/>
+            <w:shd w:val="clear" w:color="auto" w:fill="2E75B6"/>
           </w:tcPr>
           <w:p>
-            <w:pPr>
-              <w:jc w:val="center"/>
-            </w:pPr>
+            <w:r/>
             <w:r>
               <w:rPr>
+                <w:rFonts w:ascii="Arial" w:hAnsi="Arial"/>
                 <w:b/>
                 <w:color w:val="FFFFFF"/>
-                <w:sz w:val="20"/>
+                <w:sz w:val="18"/>
               </w:rPr>
-              <w:t>What to Record</w:t>
+              <w:t>Purpose</w:t>
             </w:r>
           </w:p>
         </w:tc>
@@ -3758,43 +2482,34 @@
       <w:tr>
         <w:tc>
           <w:tcPr>
-            <w:tcW w:type="dxa" w:w="3168"/>
-            <w:shd w:val="clear" w:color="auto" w:fill="FFFFFF"/>
-            <w:tcBorders>
-              <w:top w:val="single" w:sz="4" w:space="0" w:color="CCCCCC"/>
-              <w:left w:val="single" w:sz="4" w:space="0" w:color="CCCCCC"/>
-              <w:bottom w:val="single" w:sz="4" w:space="0" w:color="CCCCCC"/>
-              <w:right w:val="single" w:sz="4" w:space="0" w:color="CCCCCC"/>
-            </w:tcBorders>
-            <w:vAlign w:val="center"/>
+            <w:tcW w:type="dxa" w:w="2592"/>
+            <w:shd w:val="clear" w:color="auto" w:fill="D6E4F0"/>
           </w:tcPr>
           <w:p>
+            <w:r/>
             <w:r>
               <w:rPr>
-                <w:sz w:val="20"/>
+                <w:rFonts w:ascii="Arial" w:hAnsi="Arial"/>
+                <w:color w:val="1A1A1A"/>
+                <w:sz w:val="18"/>
               </w:rPr>
-              <w:t>Date Joined</w:t>
+              <w:t>Intent Pipeline</w:t>
             </w:r>
           </w:p>
         </w:tc>
         <w:tc>
           <w:tcPr>
-            <w:tcW w:type="dxa" w:w="6192"/>
-            <w:shd w:val="clear" w:color="auto" w:fill="FFFFFF"/>
-            <w:tcBorders>
-              <w:top w:val="single" w:sz="4" w:space="0" w:color="CCCCCC"/>
-              <w:left w:val="single" w:sz="4" w:space="0" w:color="CCCCCC"/>
-              <w:bottom w:val="single" w:sz="4" w:space="0" w:color="CCCCCC"/>
-              <w:right w:val="single" w:sz="4" w:space="0" w:color="CCCCCC"/>
-            </w:tcBorders>
-            <w:vAlign w:val="center"/>
+            <w:tcW w:type="dxa" w:w="6768"/>
           </w:tcPr>
           <w:p>
+            <w:r/>
             <w:r>
               <w:rPr>
-                <w:sz w:val="20"/>
+                <w:rFonts w:ascii="Arial" w:hAnsi="Arial"/>
+                <w:color w:val="1A1A1A"/>
+                <w:sz w:val="18"/>
               </w:rPr>
-              <w:t>Auto-filled from the bot database</w:t>
+              <w:t>Log every intent alert. Track admin follow-up. Auto-synced from bot Q&amp;A.</w:t>
             </w:r>
           </w:p>
         </w:tc>
@@ -3802,43 +2517,34 @@
       <w:tr>
         <w:tc>
           <w:tcPr>
-            <w:tcW w:type="dxa" w:w="3168"/>
-            <w:shd w:val="clear" w:color="auto" w:fill="F9F9F9"/>
-            <w:tcBorders>
-              <w:top w:val="single" w:sz="4" w:space="0" w:color="CCCCCC"/>
-              <w:left w:val="single" w:sz="4" w:space="0" w:color="CCCCCC"/>
-              <w:bottom w:val="single" w:sz="4" w:space="0" w:color="CCCCCC"/>
-              <w:right w:val="single" w:sz="4" w:space="0" w:color="CCCCCC"/>
-            </w:tcBorders>
-            <w:vAlign w:val="center"/>
+            <w:tcW w:type="dxa" w:w="2592"/>
+            <w:shd w:val="clear" w:color="auto" w:fill="D6E4F0"/>
           </w:tcPr>
           <w:p>
+            <w:r/>
             <w:r>
               <w:rPr>
-                <w:sz w:val="20"/>
+                <w:rFonts w:ascii="Arial" w:hAnsi="Arial"/>
+                <w:color w:val="1A1A1A"/>
+                <w:sz w:val="18"/>
               </w:rPr>
-              <w:t>Telegram ID / Username / Name</w:t>
+              <w:t>Engagement Log</w:t>
             </w:r>
           </w:p>
         </w:tc>
         <w:tc>
           <w:tcPr>
-            <w:tcW w:type="dxa" w:w="6192"/>
-            <w:shd w:val="clear" w:color="auto" w:fill="F9F9F9"/>
-            <w:tcBorders>
-              <w:top w:val="single" w:sz="4" w:space="0" w:color="CCCCCC"/>
-              <w:left w:val="single" w:sz="4" w:space="0" w:color="CCCCCC"/>
-              <w:bottom w:val="single" w:sz="4" w:space="0" w:color="CCCCCC"/>
-              <w:right w:val="single" w:sz="4" w:space="0" w:color="CCCCCC"/>
-            </w:tcBorders>
-            <w:vAlign w:val="center"/>
+            <w:tcW w:type="dxa" w:w="6768"/>
           </w:tcPr>
           <w:p>
+            <w:r/>
             <w:r>
               <w:rPr>
-                <w:sz w:val="20"/>
+                <w:rFonts w:ascii="Arial" w:hAnsi="Arial"/>
+                <w:color w:val="1A1A1A"/>
+                <w:sz w:val="18"/>
               </w:rPr>
-              <w:t>Auto-filled from the bot database</w:t>
+              <w:t>Record every piece of content posted and its performance.</w:t>
             </w:r>
           </w:p>
         </w:tc>
@@ -3846,43 +2552,34 @@
       <w:tr>
         <w:tc>
           <w:tcPr>
-            <w:tcW w:type="dxa" w:w="3168"/>
-            <w:shd w:val="clear" w:color="auto" w:fill="FFFFFF"/>
-            <w:tcBorders>
-              <w:top w:val="single" w:sz="4" w:space="0" w:color="CCCCCC"/>
-              <w:left w:val="single" w:sz="4" w:space="0" w:color="CCCCCC"/>
-              <w:bottom w:val="single" w:sz="4" w:space="0" w:color="CCCCCC"/>
-              <w:right w:val="single" w:sz="4" w:space="0" w:color="CCCCCC"/>
-            </w:tcBorders>
-            <w:vAlign w:val="center"/>
+            <w:tcW w:type="dxa" w:w="2592"/>
+            <w:shd w:val="clear" w:color="auto" w:fill="D6E4F0"/>
           </w:tcPr>
           <w:p>
+            <w:r/>
             <w:r>
               <w:rPr>
-                <w:sz w:val="20"/>
+                <w:rFonts w:ascii="Arial" w:hAnsi="Arial"/>
+                <w:color w:val="1A1A1A"/>
+                <w:sz w:val="18"/>
               </w:rPr>
-              <w:t>DM Welcomed / Day 1-3-5 Sent</w:t>
+              <w:t>Admin Activity</w:t>
             </w:r>
           </w:p>
         </w:tc>
         <w:tc>
           <w:tcPr>
-            <w:tcW w:type="dxa" w:w="6192"/>
-            <w:shd w:val="clear" w:color="auto" w:fill="FFFFFF"/>
-            <w:tcBorders>
-              <w:top w:val="single" w:sz="4" w:space="0" w:color="CCCCCC"/>
-              <w:left w:val="single" w:sz="4" w:space="0" w:color="CCCCCC"/>
-              <w:bottom w:val="single" w:sz="4" w:space="0" w:color="CCCCCC"/>
-              <w:right w:val="single" w:sz="4" w:space="0" w:color="CCCCCC"/>
-            </w:tcBorders>
-            <w:vAlign w:val="center"/>
+            <w:tcW w:type="dxa" w:w="6768"/>
           </w:tcPr>
           <w:p>
+            <w:r/>
             <w:r>
               <w:rPr>
-                <w:sz w:val="20"/>
+                <w:rFonts w:ascii="Arial" w:hAnsi="Arial"/>
+                <w:color w:val="1A1A1A"/>
+                <w:sz w:val="18"/>
               </w:rPr>
-              <w:t>Dropdown: Yes / No / Failed (Privacy)</w:t>
+              <w:t>Track what each admin did — follow-ups, demos, conversions.</w:t>
             </w:r>
           </w:p>
         </w:tc>
@@ -3890,314 +2587,69 @@
       <w:tr>
         <w:tc>
           <w:tcPr>
-            <w:tcW w:type="dxa" w:w="3168"/>
-            <w:shd w:val="clear" w:color="auto" w:fill="F9F9F9"/>
-            <w:tcBorders>
-              <w:top w:val="single" w:sz="4" w:space="0" w:color="CCCCCC"/>
-              <w:left w:val="single" w:sz="4" w:space="0" w:color="CCCCCC"/>
-              <w:bottom w:val="single" w:sz="4" w:space="0" w:color="CCCCCC"/>
-              <w:right w:val="single" w:sz="4" w:space="0" w:color="CCCCCC"/>
-            </w:tcBorders>
-            <w:vAlign w:val="center"/>
+            <w:tcW w:type="dxa" w:w="2592"/>
+            <w:shd w:val="clear" w:color="auto" w:fill="D6E4F0"/>
           </w:tcPr>
           <w:p>
+            <w:r/>
             <w:r>
               <w:rPr>
-                <w:sz w:val="20"/>
+                <w:rFonts w:ascii="Arial" w:hAnsi="Arial"/>
+                <w:color w:val="1A1A1A"/>
+                <w:sz w:val="18"/>
               </w:rPr>
-              <w:t>Intent Score</w:t>
+              <w:t>KPI Scorecard</w:t>
             </w:r>
           </w:p>
         </w:tc>
         <w:tc>
           <w:tcPr>
-            <w:tcW w:type="dxa" w:w="6192"/>
-            <w:shd w:val="clear" w:color="auto" w:fill="F9F9F9"/>
-            <w:tcBorders>
-              <w:top w:val="single" w:sz="4" w:space="0" w:color="CCCCCC"/>
-              <w:left w:val="single" w:sz="4" w:space="0" w:color="CCCCCC"/>
-              <w:bottom w:val="single" w:sz="4" w:space="0" w:color="CCCCCC"/>
-              <w:right w:val="single" w:sz="4" w:space="0" w:color="CCCCCC"/>
-            </w:tcBorders>
-            <w:vAlign w:val="center"/>
+            <w:tcW w:type="dxa" w:w="6768"/>
           </w:tcPr>
           <w:p>
+            <w:r/>
             <w:r>
               <w:rPr>
-                <w:sz w:val="20"/>
+                <w:rFonts w:ascii="Arial" w:hAnsi="Arial"/>
+                <w:color w:val="1A1A1A"/>
+                <w:sz w:val="18"/>
               </w:rPr>
-              <w:t>Cumulative score from the bot's intent alerts</w:t>
-            </w:r>
-          </w:p>
-        </w:tc>
-      </w:tr>
-      <w:tr>
-        <w:tc>
-          <w:tcPr>
-            <w:tcW w:type="dxa" w:w="3168"/>
-            <w:shd w:val="clear" w:color="auto" w:fill="FFFFFF"/>
-            <w:tcBorders>
-              <w:top w:val="single" w:sz="4" w:space="0" w:color="CCCCCC"/>
-              <w:left w:val="single" w:sz="4" w:space="0" w:color="CCCCCC"/>
-              <w:bottom w:val="single" w:sz="4" w:space="0" w:color="CCCCCC"/>
-              <w:right w:val="single" w:sz="4" w:space="0" w:color="CCCCCC"/>
-            </w:tcBorders>
-            <w:vAlign w:val="center"/>
-          </w:tcPr>
-          <w:p>
-            <w:r>
-              <w:rPr>
-                <w:sz w:val="20"/>
-              </w:rPr>
-              <w:t>Top Intent Signal</w:t>
-            </w:r>
-          </w:p>
-        </w:tc>
-        <w:tc>
-          <w:tcPr>
-            <w:tcW w:type="dxa" w:w="6192"/>
-            <w:shd w:val="clear" w:color="auto" w:fill="FFFFFF"/>
-            <w:tcBorders>
-              <w:top w:val="single" w:sz="4" w:space="0" w:color="CCCCCC"/>
-              <w:left w:val="single" w:sz="4" w:space="0" w:color="CCCCCC"/>
-              <w:bottom w:val="single" w:sz="4" w:space="0" w:color="CCCCCC"/>
-              <w:right w:val="single" w:sz="4" w:space="0" w:color="CCCCCC"/>
-            </w:tcBorders>
-            <w:vAlign w:val="center"/>
-          </w:tcPr>
-          <w:p>
-            <w:r>
-              <w:rPr>
-                <w:sz w:val="20"/>
-              </w:rPr>
-              <w:t>E.g. 'Account Opening', 'Broker Selection'</w:t>
-            </w:r>
-          </w:p>
-        </w:tc>
-      </w:tr>
-      <w:tr>
-        <w:tc>
-          <w:tcPr>
-            <w:tcW w:type="dxa" w:w="3168"/>
-            <w:shd w:val="clear" w:color="auto" w:fill="F9F9F9"/>
-            <w:tcBorders>
-              <w:top w:val="single" w:sz="4" w:space="0" w:color="CCCCCC"/>
-              <w:left w:val="single" w:sz="4" w:space="0" w:color="CCCCCC"/>
-              <w:bottom w:val="single" w:sz="4" w:space="0" w:color="CCCCCC"/>
-              <w:right w:val="single" w:sz="4" w:space="0" w:color="CCCCCC"/>
-            </w:tcBorders>
-            <w:vAlign w:val="center"/>
-          </w:tcPr>
-          <w:p>
-            <w:r>
-              <w:rPr>
-                <w:sz w:val="20"/>
-              </w:rPr>
-              <w:t>Follow-Up Status</w:t>
-            </w:r>
-          </w:p>
-        </w:tc>
-        <w:tc>
-          <w:tcPr>
-            <w:tcW w:type="dxa" w:w="6192"/>
-            <w:shd w:val="clear" w:color="auto" w:fill="F9F9F9"/>
-            <w:tcBorders>
-              <w:top w:val="single" w:sz="4" w:space="0" w:color="CCCCCC"/>
-              <w:left w:val="single" w:sz="4" w:space="0" w:color="CCCCCC"/>
-              <w:bottom w:val="single" w:sz="4" w:space="0" w:color="CCCCCC"/>
-              <w:right w:val="single" w:sz="4" w:space="0" w:color="CCCCCC"/>
-            </w:tcBorders>
-            <w:vAlign w:val="center"/>
-          </w:tcPr>
-          <w:p>
-            <w:r>
-              <w:rPr>
-                <w:sz w:val="20"/>
-              </w:rPr>
-              <w:t>New → Contacted → Demo Opened → Live Account</w:t>
-            </w:r>
-          </w:p>
-        </w:tc>
-      </w:tr>
-      <w:tr>
-        <w:tc>
-          <w:tcPr>
-            <w:tcW w:type="dxa" w:w="3168"/>
-            <w:shd w:val="clear" w:color="auto" w:fill="FFFFFF"/>
-            <w:tcBorders>
-              <w:top w:val="single" w:sz="4" w:space="0" w:color="CCCCCC"/>
-              <w:left w:val="single" w:sz="4" w:space="0" w:color="CCCCCC"/>
-              <w:bottom w:val="single" w:sz="4" w:space="0" w:color="CCCCCC"/>
-              <w:right w:val="single" w:sz="4" w:space="0" w:color="CCCCCC"/>
-            </w:tcBorders>
-            <w:vAlign w:val="center"/>
-          </w:tcPr>
-          <w:p>
-            <w:r>
-              <w:rPr>
-                <w:sz w:val="20"/>
-              </w:rPr>
-              <w:t>Converted?</w:t>
-            </w:r>
-          </w:p>
-        </w:tc>
-        <w:tc>
-          <w:tcPr>
-            <w:tcW w:type="dxa" w:w="6192"/>
-            <w:shd w:val="clear" w:color="auto" w:fill="FFFFFF"/>
-            <w:tcBorders>
-              <w:top w:val="single" w:sz="4" w:space="0" w:color="CCCCCC"/>
-              <w:left w:val="single" w:sz="4" w:space="0" w:color="CCCCCC"/>
-              <w:bottom w:val="single" w:sz="4" w:space="0" w:color="CCCCCC"/>
-              <w:right w:val="single" w:sz="4" w:space="0" w:color="CCCCCC"/>
-            </w:tcBorders>
-            <w:vAlign w:val="center"/>
-          </w:tcPr>
-          <w:p>
-            <w:r>
-              <w:rPr>
-                <w:sz w:val="20"/>
-              </w:rPr>
-              <w:t>No / Demo / Live / Churned</w:t>
-            </w:r>
-          </w:p>
-        </w:tc>
-      </w:tr>
-      <w:tr>
-        <w:tc>
-          <w:tcPr>
-            <w:tcW w:type="dxa" w:w="3168"/>
-            <w:shd w:val="clear" w:color="auto" w:fill="F9F9F9"/>
-            <w:tcBorders>
-              <w:top w:val="single" w:sz="4" w:space="0" w:color="CCCCCC"/>
-              <w:left w:val="single" w:sz="4" w:space="0" w:color="CCCCCC"/>
-              <w:bottom w:val="single" w:sz="4" w:space="0" w:color="CCCCCC"/>
-              <w:right w:val="single" w:sz="4" w:space="0" w:color="CCCCCC"/>
-            </w:tcBorders>
-            <w:vAlign w:val="center"/>
-          </w:tcPr>
-          <w:p>
-            <w:r>
-              <w:rPr>
-                <w:sz w:val="20"/>
-              </w:rPr>
-              <w:t>Notes</w:t>
-            </w:r>
-          </w:p>
-        </w:tc>
-        <w:tc>
-          <w:tcPr>
-            <w:tcW w:type="dxa" w:w="6192"/>
-            <w:shd w:val="clear" w:color="auto" w:fill="F9F9F9"/>
-            <w:tcBorders>
-              <w:top w:val="single" w:sz="4" w:space="0" w:color="CCCCCC"/>
-              <w:left w:val="single" w:sz="4" w:space="0" w:color="CCCCCC"/>
-              <w:bottom w:val="single" w:sz="4" w:space="0" w:color="CCCCCC"/>
-              <w:right w:val="single" w:sz="4" w:space="0" w:color="CCCCCC"/>
-            </w:tcBorders>
-            <w:vAlign w:val="center"/>
-          </w:tcPr>
-          <w:p>
-            <w:r>
-              <w:rPr>
-                <w:sz w:val="20"/>
-              </w:rPr>
-              <w:t>Free text for admin observations</w:t>
-            </w:r>
-          </w:p>
-        </w:tc>
-      </w:tr>
-      <w:tr>
-        <w:tc>
-          <w:tcPr>
-            <w:tcW w:type="dxa" w:w="3168"/>
-            <w:shd w:val="clear" w:color="auto" w:fill="FFFFFF"/>
-            <w:tcBorders>
-              <w:top w:val="single" w:sz="4" w:space="0" w:color="CCCCCC"/>
-              <w:left w:val="single" w:sz="4" w:space="0" w:color="CCCCCC"/>
-              <w:bottom w:val="single" w:sz="4" w:space="0" w:color="CCCCCC"/>
-              <w:right w:val="single" w:sz="4" w:space="0" w:color="CCCCCC"/>
-            </w:tcBorders>
-            <w:vAlign w:val="center"/>
-          </w:tcPr>
-          <w:p>
-            <w:r>
-              <w:rPr>
-                <w:sz w:val="20"/>
-              </w:rPr>
-              <w:t>Admin Assigned</w:t>
-            </w:r>
-          </w:p>
-        </w:tc>
-        <w:tc>
-          <w:tcPr>
-            <w:tcW w:type="dxa" w:w="6192"/>
-            <w:shd w:val="clear" w:color="auto" w:fill="FFFFFF"/>
-            <w:tcBorders>
-              <w:top w:val="single" w:sz="4" w:space="0" w:color="CCCCCC"/>
-              <w:left w:val="single" w:sz="4" w:space="0" w:color="CCCCCC"/>
-              <w:bottom w:val="single" w:sz="4" w:space="0" w:color="CCCCCC"/>
-              <w:right w:val="single" w:sz="4" w:space="0" w:color="CCCCCC"/>
-            </w:tcBorders>
-            <w:vAlign w:val="center"/>
-          </w:tcPr>
-          <w:p>
-            <w:r>
-              <w:rPr>
-                <w:sz w:val="20"/>
-              </w:rPr>
-              <w:t>Which team member is handling this lead</w:t>
+              <w:t>Weekly/monthly targets vs actuals.</w:t>
             </w:r>
           </w:p>
         </w:tc>
       </w:tr>
     </w:tbl>
-    <w:p/>
     <w:p>
       <w:pPr>
-        <w:spacing w:after="120" w:before="40"/>
+        <w:pStyle w:val="Heading2"/>
       </w:pPr>
       <w:r>
         <w:rPr>
-          <w:sz w:val="22"/>
+          <w:rFonts w:ascii="Arial" w:hAnsi="Arial"/>
+          <w:b/>
+          <w:color w:val="1F4E79"/>
+          <w:sz w:val="26"/>
         </w:rPr>
-        <w:t>The Summary tab automatically calculates total members, conversion rate, demos opened, and live accounts.</w:t>
+        <w:t>3.3  Supabase to Google Sheets Auto-Sync</w:t>
       </w:r>
     </w:p>
     <w:p>
-      <w:pPr>
-        <w:spacing w:before="280" w:after="80"/>
-      </w:pPr>
       <w:r>
         <w:rPr>
-          <w:b/>
-          <w:color w:val="B8860B"/>
-          <w:sz w:val="26"/>
+          <w:rFonts w:ascii="Arial" w:hAnsi="Arial"/>
+          <w:b w:val="0"/>
+          <w:i w:val="0"/>
+          <w:color w:val="1A1A1A"/>
+          <w:sz w:val="20"/>
         </w:rPr>
-        <w:t>Sheet 2: EBI — Admin Conversion Dashboard</w:t>
+        <w:t>Both sheets are automatically populated from the database every 15 minutes via Google Apps Script. Your team does not need a Supabase account — just open the sheet and the data is there.</w:t>
       </w:r>
-    </w:p>
-    <w:p>
-      <w:pPr>
-        <w:spacing w:after="120" w:before="40"/>
-      </w:pPr>
-      <w:r>
-        <w:rPr>
-          <w:sz w:val="22"/>
-        </w:rPr>
-        <w:t>Four tabs for team visibility:</w:t>
-      </w:r>
-    </w:p>
-    <w:p>
-      <w:pPr>
-        <w:spacing w:after="80"/>
-      </w:pPr>
     </w:p>
     <w:tbl>
       <w:tblPr>
         <w:tblStyle w:val="TableGrid"/>
         <w:tblW w:type="auto" w:w="0"/>
-        <w:jc w:val="left"/>
         <w:tblLook w:firstColumn="1" w:firstRow="1" w:lastColumn="0" w:lastRow="0" w:noHBand="0" w:noVBand="1" w:val="04A0"/>
       </w:tblPr>
       <w:tblGrid>
@@ -4207,53 +2659,37 @@
       <w:tr>
         <w:tc>
           <w:tcPr>
-            <w:tcW w:type="dxa" w:w="2880"/>
-            <w:shd w:val="clear" w:color="auto" w:fill="1A1A2E"/>
-            <w:tcBorders>
-              <w:top w:val="single" w:sz="4" w:space="0" w:color="CCCCCC"/>
-              <w:left w:val="single" w:sz="4" w:space="0" w:color="CCCCCC"/>
-              <w:bottom w:val="single" w:sz="4" w:space="0" w:color="CCCCCC"/>
-              <w:right w:val="single" w:sz="4" w:space="0" w:color="CCCCCC"/>
-            </w:tcBorders>
-            <w:vAlign w:val="center"/>
+            <w:tcW w:type="dxa" w:w="4320"/>
+            <w:shd w:val="clear" w:color="auto" w:fill="2E75B6"/>
           </w:tcPr>
           <w:p>
-            <w:pPr>
-              <w:jc w:val="center"/>
-            </w:pPr>
+            <w:r/>
             <w:r>
               <w:rPr>
+                <w:rFonts w:ascii="Arial" w:hAnsi="Arial"/>
                 <w:b/>
                 <w:color w:val="FFFFFF"/>
-                <w:sz w:val="20"/>
+                <w:sz w:val="18"/>
               </w:rPr>
-              <w:t>Tab</w:t>
+              <w:t>What syncs</w:t>
             </w:r>
           </w:p>
         </w:tc>
         <w:tc>
           <w:tcPr>
-            <w:tcW w:type="dxa" w:w="6480"/>
-            <w:shd w:val="clear" w:color="auto" w:fill="1A1A2E"/>
-            <w:tcBorders>
-              <w:top w:val="single" w:sz="4" w:space="0" w:color="CCCCCC"/>
-              <w:left w:val="single" w:sz="4" w:space="0" w:color="CCCCCC"/>
-              <w:bottom w:val="single" w:sz="4" w:space="0" w:color="CCCCCC"/>
-              <w:right w:val="single" w:sz="4" w:space="0" w:color="CCCCCC"/>
-            </w:tcBorders>
-            <w:vAlign w:val="center"/>
+            <w:tcW w:type="dxa" w:w="5040"/>
+            <w:shd w:val="clear" w:color="auto" w:fill="2E75B6"/>
           </w:tcPr>
           <w:p>
-            <w:pPr>
-              <w:jc w:val="center"/>
-            </w:pPr>
+            <w:r/>
             <w:r>
               <w:rPr>
+                <w:rFonts w:ascii="Arial" w:hAnsi="Arial"/>
                 <w:b/>
                 <w:color w:val="FFFFFF"/>
-                <w:sz w:val="20"/>
+                <w:sz w:val="18"/>
               </w:rPr>
-              <w:t>Purpose</w:t>
+              <w:t>Where it goes</w:t>
             </w:r>
           </w:p>
         </w:tc>
@@ -4261,43 +2697,34 @@
       <w:tr>
         <w:tc>
           <w:tcPr>
-            <w:tcW w:type="dxa" w:w="2880"/>
-            <w:shd w:val="clear" w:color="auto" w:fill="FFFFFF"/>
-            <w:tcBorders>
-              <w:top w:val="single" w:sz="4" w:space="0" w:color="CCCCCC"/>
-              <w:left w:val="single" w:sz="4" w:space="0" w:color="CCCCCC"/>
-              <w:bottom w:val="single" w:sz="4" w:space="0" w:color="CCCCCC"/>
-              <w:right w:val="single" w:sz="4" w:space="0" w:color="CCCCCC"/>
-            </w:tcBorders>
-            <w:vAlign w:val="center"/>
+            <w:tcW w:type="dxa" w:w="4320"/>
+            <w:shd w:val="clear" w:color="auto" w:fill="D6E4F0"/>
           </w:tcPr>
           <w:p>
+            <w:r/>
             <w:r>
               <w:rPr>
-                <w:sz w:val="20"/>
+                <w:rFonts w:ascii="Arial" w:hAnsi="Arial"/>
+                <w:color w:val="1A1A1A"/>
+                <w:sz w:val="18"/>
               </w:rPr>
-              <w:t>🎯 Intent Pipeline</w:t>
+              <w:t>New members (name, username, join date)</w:t>
             </w:r>
           </w:p>
         </w:tc>
         <w:tc>
           <w:tcPr>
-            <w:tcW w:type="dxa" w:w="6480"/>
-            <w:shd w:val="clear" w:color="auto" w:fill="FFFFFF"/>
-            <w:tcBorders>
-              <w:top w:val="single" w:sz="4" w:space="0" w:color="CCCCCC"/>
-              <w:left w:val="single" w:sz="4" w:space="0" w:color="CCCCCC"/>
-              <w:bottom w:val="single" w:sz="4" w:space="0" w:color="CCCCCC"/>
-              <w:right w:val="single" w:sz="4" w:space="0" w:color="CCCCCC"/>
-            </w:tcBorders>
-            <w:vAlign w:val="center"/>
+            <w:tcW w:type="dxa" w:w="5040"/>
           </w:tcPr>
           <w:p>
+            <w:r/>
             <w:r>
               <w:rPr>
-                <w:sz w:val="20"/>
+                <w:rFonts w:ascii="Arial" w:hAnsi="Arial"/>
+                <w:color w:val="1A1A1A"/>
+                <w:sz w:val="18"/>
               </w:rPr>
-              <w:t>Log every intent alert from Telegram. Track follow-up and outcome per lead.</w:t>
+              <w:t>Member Tracker — Members tab</w:t>
             </w:r>
           </w:p>
         </w:tc>
@@ -4305,43 +2732,34 @@
       <w:tr>
         <w:tc>
           <w:tcPr>
-            <w:tcW w:type="dxa" w:w="2880"/>
-            <w:shd w:val="clear" w:color="auto" w:fill="F9F9F9"/>
-            <w:tcBorders>
-              <w:top w:val="single" w:sz="4" w:space="0" w:color="CCCCCC"/>
-              <w:left w:val="single" w:sz="4" w:space="0" w:color="CCCCCC"/>
-              <w:bottom w:val="single" w:sz="4" w:space="0" w:color="CCCCCC"/>
-              <w:right w:val="single" w:sz="4" w:space="0" w:color="CCCCCC"/>
-            </w:tcBorders>
-            <w:vAlign w:val="center"/>
+            <w:tcW w:type="dxa" w:w="4320"/>
+            <w:shd w:val="clear" w:color="auto" w:fill="D6E4F0"/>
           </w:tcPr>
           <w:p>
+            <w:r/>
             <w:r>
               <w:rPr>
-                <w:sz w:val="20"/>
+                <w:rFonts w:ascii="Arial" w:hAnsi="Arial"/>
+                <w:color w:val="1A1A1A"/>
+                <w:sz w:val="18"/>
               </w:rPr>
-              <w:t>📅 Engagement Log</w:t>
+              <w:t>Q&amp;A interaction count per member</w:t>
             </w:r>
           </w:p>
         </w:tc>
         <w:tc>
           <w:tcPr>
-            <w:tcW w:type="dxa" w:w="6480"/>
-            <w:shd w:val="clear" w:color="auto" w:fill="F9F9F9"/>
-            <w:tcBorders>
-              <w:top w:val="single" w:sz="4" w:space="0" w:color="CCCCCC"/>
-              <w:left w:val="single" w:sz="4" w:space="0" w:color="CCCCCC"/>
-              <w:bottom w:val="single" w:sz="4" w:space="0" w:color="CCCCCC"/>
-              <w:right w:val="single" w:sz="4" w:space="0" w:color="CCCCCC"/>
-            </w:tcBorders>
-            <w:vAlign w:val="center"/>
+            <w:tcW w:type="dxa" w:w="5040"/>
           </w:tcPr>
           <w:p>
+            <w:r/>
             <w:r>
               <w:rPr>
-                <w:sz w:val="20"/>
+                <w:rFonts w:ascii="Arial" w:hAnsi="Arial"/>
+                <w:color w:val="1A1A1A"/>
+                <w:sz w:val="18"/>
               </w:rPr>
-              <w:t>Record every post, poll, and announcement — reactions and performance.</w:t>
+              <w:t>Member Tracker — Intent Score column</w:t>
             </w:r>
           </w:p>
         </w:tc>
@@ -4349,43 +2767,34 @@
       <w:tr>
         <w:tc>
           <w:tcPr>
-            <w:tcW w:type="dxa" w:w="2880"/>
-            <w:shd w:val="clear" w:color="auto" w:fill="FFFFFF"/>
-            <w:tcBorders>
-              <w:top w:val="single" w:sz="4" w:space="0" w:color="CCCCCC"/>
-              <w:left w:val="single" w:sz="4" w:space="0" w:color="CCCCCC"/>
-              <w:bottom w:val="single" w:sz="4" w:space="0" w:color="CCCCCC"/>
-              <w:right w:val="single" w:sz="4" w:space="0" w:color="CCCCCC"/>
-            </w:tcBorders>
-            <w:vAlign w:val="center"/>
+            <w:tcW w:type="dxa" w:w="4320"/>
+            <w:shd w:val="clear" w:color="auto" w:fill="D6E4F0"/>
           </w:tcPr>
           <w:p>
+            <w:r/>
             <w:r>
               <w:rPr>
-                <w:sz w:val="20"/>
+                <w:rFonts w:ascii="Arial" w:hAnsi="Arial"/>
+                <w:color w:val="1A1A1A"/>
+                <w:sz w:val="18"/>
               </w:rPr>
-              <w:t>👤 Admin Activity</w:t>
+              <w:t>Member's latest question</w:t>
             </w:r>
           </w:p>
         </w:tc>
         <w:tc>
           <w:tcPr>
-            <w:tcW w:type="dxa" w:w="6480"/>
-            <w:shd w:val="clear" w:color="auto" w:fill="FFFFFF"/>
-            <w:tcBorders>
-              <w:top w:val="single" w:sz="4" w:space="0" w:color="CCCCCC"/>
-              <w:left w:val="single" w:sz="4" w:space="0" w:color="CCCCCC"/>
-              <w:bottom w:val="single" w:sz="4" w:space="0" w:color="CCCCCC"/>
-              <w:right w:val="single" w:sz="4" w:space="0" w:color="CCCCCC"/>
-            </w:tcBorders>
-            <w:vAlign w:val="center"/>
+            <w:tcW w:type="dxa" w:w="5040"/>
           </w:tcPr>
           <w:p>
+            <w:r/>
             <w:r>
               <w:rPr>
-                <w:sz w:val="20"/>
+                <w:rFonts w:ascii="Arial" w:hAnsi="Arial"/>
+                <w:color w:val="1A1A1A"/>
+                <w:sz w:val="18"/>
               </w:rPr>
-              <w:t>Track what each admin did — follow-ups, demos set up, calls made.</w:t>
+              <w:t>Member Tracker — Top Intent Signal column</w:t>
             </w:r>
           </w:p>
         </w:tc>
@@ -4393,151 +2802,78 @@
       <w:tr>
         <w:tc>
           <w:tcPr>
-            <w:tcW w:type="dxa" w:w="2880"/>
-            <w:shd w:val="clear" w:color="auto" w:fill="F9F9F9"/>
-            <w:tcBorders>
-              <w:top w:val="single" w:sz="4" w:space="0" w:color="CCCCCC"/>
-              <w:left w:val="single" w:sz="4" w:space="0" w:color="CCCCCC"/>
-              <w:bottom w:val="single" w:sz="4" w:space="0" w:color="CCCCCC"/>
-              <w:right w:val="single" w:sz="4" w:space="0" w:color="CCCCCC"/>
-            </w:tcBorders>
-            <w:vAlign w:val="center"/>
+            <w:tcW w:type="dxa" w:w="4320"/>
+            <w:shd w:val="clear" w:color="auto" w:fill="D6E4F0"/>
           </w:tcPr>
           <w:p>
+            <w:r/>
             <w:r>
               <w:rPr>
-                <w:sz w:val="20"/>
+                <w:rFonts w:ascii="Arial" w:hAnsi="Arial"/>
+                <w:color w:val="1A1A1A"/>
+                <w:sz w:val="18"/>
               </w:rPr>
-              <w:t>📊 KPI Scorecard</w:t>
+              <w:t>All Q&amp;A interactions (question + answer)</w:t>
             </w:r>
           </w:p>
         </w:tc>
         <w:tc>
           <w:tcPr>
-            <w:tcW w:type="dxa" w:w="6480"/>
-            <w:shd w:val="clear" w:color="auto" w:fill="F9F9F9"/>
-            <w:tcBorders>
-              <w:top w:val="single" w:sz="4" w:space="0" w:color="CCCCCC"/>
-              <w:left w:val="single" w:sz="4" w:space="0" w:color="CCCCCC"/>
-              <w:bottom w:val="single" w:sz="4" w:space="0" w:color="CCCCCC"/>
-              <w:right w:val="single" w:sz="4" w:space="0" w:color="CCCCCC"/>
-            </w:tcBorders>
-            <w:vAlign w:val="center"/>
+            <w:tcW w:type="dxa" w:w="5040"/>
           </w:tcPr>
           <w:p>
+            <w:r/>
             <w:r>
               <w:rPr>
-                <w:sz w:val="20"/>
+                <w:rFonts w:ascii="Arial" w:hAnsi="Arial"/>
+                <w:color w:val="1A1A1A"/>
+                <w:sz w:val="18"/>
               </w:rPr>
-              <w:t>Weekly and monthly targets vs. actuals for the whole operation.</w:t>
+              <w:t>Admin Dashboard — Intent Pipeline tab</w:t>
             </w:r>
           </w:p>
         </w:tc>
       </w:tr>
     </w:tbl>
-    <w:p/>
+    <w:tbl>
+      <w:tblPr>
+        <w:tblW w:type="auto" w:w="0"/>
+        <w:tblLook w:firstColumn="1" w:firstRow="1" w:lastColumn="0" w:lastRow="0" w:noHBand="0" w:noVBand="1" w:val="04A0"/>
+      </w:tblPr>
+      <w:tblGrid>
+        <w:gridCol w:w="9360"/>
+      </w:tblGrid>
+      <w:tr>
+        <w:tc>
+          <w:tcPr>
+            <w:tcW w:type="dxa" w:w="9360"/>
+            <w:shd w:val="clear" w:color="auto" w:fill="FEF9E7"/>
+          </w:tcPr>
+          <w:p>
+            <w:r/>
+            <w:r>
+              <w:rPr>
+                <w:rFonts w:ascii="Arial" w:hAnsi="Arial"/>
+                <w:i/>
+                <w:color w:val="7D6608"/>
+                <w:sz w:val="18"/>
+              </w:rPr>
+              <w:t>Columns that stay manual: DM Welcomed, Day 1/3/5 Sent, Follow-Up Status, Converted?, Notes, Admin Assigned. Your team fills these as they work through leads.</w:t>
+            </w:r>
+          </w:p>
+        </w:tc>
+      </w:tr>
+    </w:tbl>
     <w:p>
-      <w:pPr>
-        <w:spacing w:before="200" w:after="40"/>
-      </w:pPr>
       <w:r>
         <w:rPr>
-          <w:b/>
-          <w:color w:val="1A1A2E"/>
-          <w:sz w:val="22"/>
+          <w:rFonts w:ascii="Arial" w:hAnsi="Arial"/>
+          <w:b w:val="0"/>
+          <w:i w:val="0"/>
+          <w:color w:val="1A1A1A"/>
+          <w:sz w:val="20"/>
         </w:rPr>
-        <w:t>Key KPIs to track weekly:</w:t>
-      </w:r>
-    </w:p>
-    <w:p>
-      <w:pPr>
-        <w:pStyle w:val="ListBullet"/>
-        <w:spacing w:after="60"/>
-        <w:ind w:left="360"/>
-      </w:pPr>
-      <w:r>
-        <w:rPr>
-          <w:sz w:val="22"/>
-        </w:rPr>
-        <w:t>New members joined</w:t>
-      </w:r>
-    </w:p>
-    <w:p>
-      <w:pPr>
-        <w:pStyle w:val="ListBullet"/>
-        <w:spacing w:after="60"/>
-        <w:ind w:left="360"/>
-      </w:pPr>
-      <w:r>
-        <w:rPr>
-          <w:sz w:val="22"/>
-        </w:rPr>
-        <w:t>DM sequence completion rate (Day 5 sent %)</w:t>
-      </w:r>
-    </w:p>
-    <w:p>
-      <w:pPr>
-        <w:pStyle w:val="ListBullet"/>
-        <w:spacing w:after="60"/>
-        <w:ind w:left="360"/>
-      </w:pPr>
-      <w:r>
-        <w:rPr>
-          <w:sz w:val="22"/>
-        </w:rPr>
-        <w:t>Intent alerts generated</w:t>
-      </w:r>
-    </w:p>
-    <w:p>
-      <w:pPr>
-        <w:pStyle w:val="ListBullet"/>
-        <w:spacing w:after="60"/>
-        <w:ind w:left="360"/>
-      </w:pPr>
-      <w:r>
-        <w:rPr>
-          <w:sz w:val="22"/>
-        </w:rPr>
-        <w:t>Admin follow-up rate</w:t>
-      </w:r>
-    </w:p>
-    <w:p>
-      <w:pPr>
-        <w:pStyle w:val="ListBullet"/>
-        <w:spacing w:after="60"/>
-        <w:ind w:left="360"/>
-      </w:pPr>
-      <w:r>
-        <w:rPr>
-          <w:sz w:val="22"/>
-        </w:rPr>
-        <w:t>Demo accounts opened</w:t>
-      </w:r>
-    </w:p>
-    <w:p>
-      <w:pPr>
-        <w:pStyle w:val="ListBullet"/>
-        <w:spacing w:after="60"/>
-        <w:ind w:left="360"/>
-      </w:pPr>
-      <w:r>
-        <w:rPr>
-          <w:sz w:val="22"/>
-        </w:rPr>
-        <w:t>Live accounts converted</w:t>
-      </w:r>
-    </w:p>
-    <w:p>
-      <w:pPr>
-        <w:pStyle w:val="ListBullet"/>
-        <w:spacing w:after="60"/>
-        <w:ind w:left="360"/>
-      </w:pPr>
-      <w:r>
-        <w:rPr>
-          <w:sz w:val="22"/>
-        </w:rPr>
-        <w:t>Conversion rate %</w:t>
+        <w:t>For immediate data (without waiting 15 min): open the Member Tracker → Extensions → Apps Script → run syncAll.</w:t>
       </w:r>
     </w:p>
     <w:p>
@@ -4547,16 +2883,14 @@
     </w:p>
     <w:p>
       <w:pPr>
-        <w:spacing w:before="360" w:after="120"/>
-        <w:ind w:left="0"/>
-        <w:pBdr>
-          <w:bottom w:val="single" w:sz="6" w:space="1" w:color="B8860B"/>
-        </w:pBdr>
+        <w:pStyle w:val="Heading1"/>
+        <w:shd w:val="clear" w:color="auto" w:fill="1F4E79"/>
       </w:pPr>
       <w:r>
         <w:rPr>
+          <w:rFonts w:ascii="Arial" w:hAnsi="Arial"/>
           <w:b/>
-          <w:color w:val="1A1A2E"/>
+          <w:color w:val="FFFFFF"/>
           <w:sz w:val="32"/>
         </w:rPr>
         <w:t>Part 4 — Security &amp; Important Notes</w:t>
@@ -4564,156 +2898,190 @@
     </w:p>
     <w:p>
       <w:pPr>
-        <w:spacing w:before="280" w:after="80"/>
+        <w:pStyle w:val="Heading2"/>
       </w:pPr>
       <w:r>
         <w:rPr>
+          <w:rFonts w:ascii="Arial" w:hAnsi="Arial"/>
           <w:b/>
-          <w:color w:val="B8860B"/>
+          <w:color w:val="1F4E79"/>
           <w:sz w:val="26"/>
         </w:rPr>
-        <w:t>What the bot CANNOT do (by design)</w:t>
+        <w:t>What the Bot CANNOT Do</w:t>
       </w:r>
     </w:p>
     <w:p>
       <w:pPr>
         <w:pStyle w:val="ListBullet"/>
-        <w:spacing w:after="60"/>
-        <w:ind w:left="360"/>
       </w:pPr>
       <w:r>
         <w:rPr>
-          <w:sz w:val="22"/>
+          <w:rFonts w:ascii="Arial" w:hAnsi="Arial"/>
+          <w:b w:val="0"/>
+          <w:color w:val="1A1A1A"/>
+          <w:sz w:val="20"/>
         </w:rPr>
-        <w:t>Cannot transfer money or access any trading accounts</w:t>
+        <w:t>Transfer money or access trading accounts</w:t>
       </w:r>
     </w:p>
     <w:p>
       <w:pPr>
         <w:pStyle w:val="ListBullet"/>
-        <w:spacing w:after="60"/>
-        <w:ind w:left="360"/>
       </w:pPr>
       <w:r>
         <w:rPr>
-          <w:sz w:val="22"/>
+          <w:rFonts w:ascii="Arial" w:hAnsi="Arial"/>
+          <w:b w:val="0"/>
+          <w:color w:val="1A1A1A"/>
+          <w:sz w:val="20"/>
         </w:rPr>
-        <w:t>Cannot guarantee profits — it declines these questions automatically</w:t>
+        <w:t>Guarantee profits — it declines these questions automatically</w:t>
       </w:r>
     </w:p>
     <w:p>
       <w:pPr>
         <w:pStyle w:val="ListBullet"/>
-        <w:spacing w:after="60"/>
-        <w:ind w:left="360"/>
       </w:pPr>
       <w:r>
         <w:rPr>
-          <w:sz w:val="22"/>
+          <w:rFonts w:ascii="Arial" w:hAnsi="Arial"/>
+          <w:b w:val="0"/>
+          <w:color w:val="1A1A1A"/>
+          <w:sz w:val="20"/>
         </w:rPr>
-        <w:t>Cannot read private messages between members</w:t>
+        <w:t>Read private messages between members</w:t>
       </w:r>
     </w:p>
     <w:p>
       <w:pPr>
         <w:pStyle w:val="ListBullet"/>
-        <w:spacing w:after="60"/>
-        <w:ind w:left="360"/>
       </w:pPr>
       <w:r>
         <w:rPr>
-          <w:sz w:val="22"/>
+          <w:rFonts w:ascii="Arial" w:hAnsi="Arial"/>
+          <w:b w:val="0"/>
+          <w:color w:val="1A1A1A"/>
+          <w:sz w:val="20"/>
         </w:rPr>
-        <w:t>Cannot approve its own content — a human admin must always approve weekly posts</w:t>
+        <w:t>Approve its own content — a human admin must always approve weekly posts</w:t>
       </w:r>
     </w:p>
     <w:p>
       <w:pPr>
-        <w:spacing w:before="280" w:after="80"/>
+        <w:pStyle w:val="Heading2"/>
       </w:pPr>
       <w:r>
         <w:rPr>
+          <w:rFonts w:ascii="Arial" w:hAnsi="Arial"/>
           <w:b/>
-          <w:color w:val="B8860B"/>
+          <w:color w:val="1F4E79"/>
           <w:sz w:val="26"/>
         </w:rPr>
-        <w:t>Bot requires admin status in the community group</w:t>
+        <w:t>API Keys &amp; Secrets</w:t>
+      </w:r>
+    </w:p>
+    <w:p>
+      <w:r>
+        <w:rPr>
+          <w:rFonts w:ascii="Arial" w:hAnsi="Arial"/>
+          <w:b w:val="0"/>
+          <w:i w:val="0"/>
+          <w:color w:val="1A1A1A"/>
+          <w:sz w:val="20"/>
+        </w:rPr>
+        <w:t>All credentials are stored on the server only (.env file). Never share API keys in any Telegram group, including the management group.</w:t>
       </w:r>
     </w:p>
     <w:p>
       <w:pPr>
-        <w:spacing w:after="120" w:before="40"/>
+        <w:pStyle w:val="Heading2"/>
       </w:pPr>
       <w:r>
         <w:rPr>
-          <w:sz w:val="22"/>
+          <w:rFonts w:ascii="Arial" w:hAnsi="Arial"/>
+          <w:b/>
+          <w:color w:val="1F4E79"/>
+          <w:sz w:val="26"/>
         </w:rPr>
-        <w:t>The community bot must be made a group administrator for one purpose: detecting when new members join (ChatMember updates). It does NOT need kick/ban permissions — those remain with human admins.</w:t>
+        <w:t>Bot Admin Status Required</w:t>
+      </w:r>
+    </w:p>
+    <w:p>
+      <w:r>
+        <w:rPr>
+          <w:rFonts w:ascii="Arial" w:hAnsi="Arial"/>
+          <w:b w:val="0"/>
+          <w:i w:val="0"/>
+          <w:color w:val="1A1A1A"/>
+          <w:sz w:val="20"/>
+        </w:rPr>
+        <w:t>The community bot must be a group administrator to detect new members joining. It does NOT need kick/ban permissions — those stay with human admins.</w:t>
       </w:r>
     </w:p>
     <w:p>
       <w:pPr>
-        <w:spacing w:before="280" w:after="80"/>
+        <w:pStyle w:val="Heading2"/>
       </w:pPr>
       <w:r>
         <w:rPr>
+          <w:rFonts w:ascii="Arial" w:hAnsi="Arial"/>
           <w:b/>
-          <w:color w:val="B8860B"/>
+          <w:color w:val="1F4E79"/>
           <w:sz w:val="26"/>
         </w:rPr>
-        <w:t>If the bot goes down</w:t>
+        <w:t>If the Bot Goes Down</w:t>
       </w:r>
     </w:p>
     <w:p>
       <w:pPr>
-        <w:pStyle w:val="ListBullet"/>
-        <w:spacing w:after="60"/>
-        <w:ind w:left="360"/>
+        <w:pStyle w:val="ListNumber"/>
       </w:pPr>
       <w:r>
         <w:rPr>
-          <w:sz w:val="22"/>
+          <w:rFonts w:ascii="Arial" w:hAnsi="Arial"/>
+          <w:color w:val="1A1A1A"/>
+          <w:sz w:val="20"/>
         </w:rPr>
-        <w:t>Check server logs with your tech team</w:t>
+        <w:t>Check the server logs (Railway dashboard → Deployments → Logs)</w:t>
       </w:r>
     </w:p>
     <w:p>
       <w:pPr>
-        <w:pStyle w:val="ListBullet"/>
-        <w:spacing w:after="60"/>
-        <w:ind w:left="360"/>
+        <w:pStyle w:val="ListNumber"/>
       </w:pPr>
       <w:r>
         <w:rPr>
-          <w:sz w:val="22"/>
+          <w:rFonts w:ascii="Arial" w:hAnsi="Arial"/>
+          <w:color w:val="1A1A1A"/>
+          <w:sz w:val="20"/>
         </w:rPr>
-        <w:t>Restart: python main.py</w:t>
+        <w:t>Redeploy: Railway → your service → Deployments → Redeploy</w:t>
       </w:r>
     </w:p>
     <w:p>
       <w:pPr>
-        <w:pStyle w:val="ListBullet"/>
-        <w:spacing w:after="60"/>
-        <w:ind w:left="360"/>
+        <w:pStyle w:val="ListNumber"/>
       </w:pPr>
       <w:r>
         <w:rPr>
-          <w:sz w:val="22"/>
+          <w:rFonts w:ascii="Arial" w:hAnsi="Arial"/>
+          <w:color w:val="1A1A1A"/>
+          <w:sz w:val="20"/>
         </w:rPr>
-        <w:t>All member records and intent scores are stored in Supabase and are not lost</w:t>
+        <w:t>All member records are stored in Supabase — no data is lost</w:t>
       </w:r>
     </w:p>
     <w:p>
       <w:pPr>
-        <w:pStyle w:val="ListBullet"/>
-        <w:spacing w:after="60"/>
-        <w:ind w:left="360"/>
+        <w:pStyle w:val="ListNumber"/>
       </w:pPr>
       <w:r>
         <w:rPr>
-          <w:sz w:val="22"/>
+          <w:rFonts w:ascii="Arial" w:hAnsi="Arial"/>
+          <w:color w:val="1A1A1A"/>
+          <w:sz w:val="20"/>
         </w:rPr>
-        <w:t>Pending content approvals are cleared on restart (they are time-sensitive anyway)</w:t>
+        <w:t>Pending weekly approvals are cleared on restart</w:t>
       </w:r>
     </w:p>
     <w:p>
@@ -4723,651 +3091,135 @@
     </w:p>
     <w:p>
       <w:pPr>
-        <w:spacing w:before="360" w:after="120"/>
-        <w:ind w:left="0"/>
-        <w:pBdr>
-          <w:bottom w:val="single" w:sz="6" w:space="1" w:color="B8860B"/>
-        </w:pBdr>
+        <w:pStyle w:val="Heading1"/>
+        <w:shd w:val="clear" w:color="auto" w:fill="1F4E79"/>
       </w:pPr>
       <w:r>
         <w:rPr>
+          <w:rFonts w:ascii="Arial" w:hAnsi="Arial"/>
           <w:b/>
-          <w:color w:val="1A1A2E"/>
+          <w:color w:val="FFFFFF"/>
           <w:sz w:val="32"/>
         </w:rPr>
         <w:t>Part 5 — Weekly Admin Checklist</w:t>
       </w:r>
     </w:p>
     <w:p>
-      <w:pPr>
-        <w:spacing w:after="120" w:before="40"/>
-      </w:pPr>
       <w:r>
         <w:rPr>
-          <w:sz w:val="22"/>
+          <w:rFonts w:ascii="Arial" w:hAnsi="Arial"/>
+          <w:b w:val="0"/>
+          <w:i w:val="0"/>
+          <w:color w:val="1A1A1A"/>
+          <w:sz w:val="20"/>
         </w:rPr>
         <w:t>Run through this every Monday morning:</w:t>
       </w:r>
     </w:p>
     <w:p>
       <w:pPr>
-        <w:spacing w:after="80"/>
+        <w:pStyle w:val="ListNumber"/>
       </w:pPr>
+      <w:r>
+        <w:rPr>
+          <w:rFonts w:ascii="Arial" w:hAnsi="Arial"/>
+          <w:color w:val="1A1A1A"/>
+          <w:sz w:val="20"/>
+        </w:rPr>
+        <w:t>Open EBI Bot Management — approve/reject Monday content and 2 poll ideas</w:t>
+      </w:r>
     </w:p>
-    <w:tbl>
-      <w:tblPr>
-        <w:tblStyle w:val="TableGrid"/>
-        <w:tblW w:type="auto" w:w="0"/>
-        <w:jc w:val="left"/>
-        <w:tblLook w:firstColumn="1" w:firstRow="1" w:lastColumn="0" w:lastRow="0" w:noHBand="0" w:noVBand="1" w:val="04A0"/>
-      </w:tblPr>
-      <w:tblGrid>
-        <w:gridCol w:w="3120"/>
-        <w:gridCol w:w="3120"/>
-        <w:gridCol w:w="3120"/>
-      </w:tblGrid>
-      <w:tr>
-        <w:tc>
-          <w:tcPr>
-            <w:tcW w:type="dxa" w:w="432"/>
-            <w:shd w:val="clear" w:color="auto" w:fill="1A1A2E"/>
-            <w:tcBorders>
-              <w:top w:val="single" w:sz="4" w:space="0" w:color="CCCCCC"/>
-              <w:left w:val="single" w:sz="4" w:space="0" w:color="CCCCCC"/>
-              <w:bottom w:val="single" w:sz="4" w:space="0" w:color="CCCCCC"/>
-              <w:right w:val="single" w:sz="4" w:space="0" w:color="CCCCCC"/>
-            </w:tcBorders>
-            <w:vAlign w:val="center"/>
-          </w:tcPr>
-          <w:p>
-            <w:pPr>
-              <w:jc w:val="center"/>
-            </w:pPr>
-            <w:r>
-              <w:rPr>
-                <w:b/>
-                <w:color w:val="FFFFFF"/>
-                <w:sz w:val="20"/>
-              </w:rPr>
-              <w:t>#</w:t>
-            </w:r>
-          </w:p>
-        </w:tc>
-        <w:tc>
-          <w:tcPr>
-            <w:tcW w:type="dxa" w:w="5040"/>
-            <w:shd w:val="clear" w:color="auto" w:fill="1A1A2E"/>
-            <w:tcBorders>
-              <w:top w:val="single" w:sz="4" w:space="0" w:color="CCCCCC"/>
-              <w:left w:val="single" w:sz="4" w:space="0" w:color="CCCCCC"/>
-              <w:bottom w:val="single" w:sz="4" w:space="0" w:color="CCCCCC"/>
-              <w:right w:val="single" w:sz="4" w:space="0" w:color="CCCCCC"/>
-            </w:tcBorders>
-            <w:vAlign w:val="center"/>
-          </w:tcPr>
-          <w:p>
-            <w:pPr>
-              <w:jc w:val="center"/>
-            </w:pPr>
-            <w:r>
-              <w:rPr>
-                <w:b/>
-                <w:color w:val="FFFFFF"/>
-                <w:sz w:val="20"/>
-              </w:rPr>
-              <w:t>Task</w:t>
-            </w:r>
-          </w:p>
-        </w:tc>
-        <w:tc>
-          <w:tcPr>
-            <w:tcW w:type="dxa" w:w="3888"/>
-            <w:shd w:val="clear" w:color="auto" w:fill="1A1A2E"/>
-            <w:tcBorders>
-              <w:top w:val="single" w:sz="4" w:space="0" w:color="CCCCCC"/>
-              <w:left w:val="single" w:sz="4" w:space="0" w:color="CCCCCC"/>
-              <w:bottom w:val="single" w:sz="4" w:space="0" w:color="CCCCCC"/>
-              <w:right w:val="single" w:sz="4" w:space="0" w:color="CCCCCC"/>
-            </w:tcBorders>
-            <w:vAlign w:val="center"/>
-          </w:tcPr>
-          <w:p>
-            <w:pPr>
-              <w:jc w:val="center"/>
-            </w:pPr>
-            <w:r>
-              <w:rPr>
-                <w:b/>
-                <w:color w:val="FFFFFF"/>
-                <w:sz w:val="20"/>
-              </w:rPr>
-              <w:t>Where</w:t>
-            </w:r>
-          </w:p>
-        </w:tc>
-      </w:tr>
-      <w:tr>
-        <w:tc>
-          <w:tcPr>
-            <w:tcW w:type="dxa" w:w="432"/>
-            <w:shd w:val="clear" w:color="auto" w:fill="FFFFFF"/>
-            <w:tcBorders>
-              <w:top w:val="single" w:sz="4" w:space="0" w:color="CCCCCC"/>
-              <w:left w:val="single" w:sz="4" w:space="0" w:color="CCCCCC"/>
-              <w:bottom w:val="single" w:sz="4" w:space="0" w:color="CCCCCC"/>
-              <w:right w:val="single" w:sz="4" w:space="0" w:color="CCCCCC"/>
-            </w:tcBorders>
-            <w:vAlign w:val="center"/>
-          </w:tcPr>
-          <w:p>
-            <w:r>
-              <w:rPr>
-                <w:sz w:val="20"/>
-              </w:rPr>
-              <w:t>1</w:t>
-            </w:r>
-          </w:p>
-        </w:tc>
-        <w:tc>
-          <w:tcPr>
-            <w:tcW w:type="dxa" w:w="5040"/>
-            <w:shd w:val="clear" w:color="auto" w:fill="FFFFFF"/>
-            <w:tcBorders>
-              <w:top w:val="single" w:sz="4" w:space="0" w:color="CCCCCC"/>
-              <w:left w:val="single" w:sz="4" w:space="0" w:color="CCCCCC"/>
-              <w:bottom w:val="single" w:sz="4" w:space="0" w:color="CCCCCC"/>
-              <w:right w:val="single" w:sz="4" w:space="0" w:color="CCCCCC"/>
-            </w:tcBorders>
-            <w:vAlign w:val="center"/>
-          </w:tcPr>
-          <w:p>
-            <w:r>
-              <w:rPr>
-                <w:sz w:val="20"/>
-              </w:rPr>
-              <w:t>Approve or reject Monday content and 2 poll ideas</w:t>
-            </w:r>
-          </w:p>
-        </w:tc>
-        <w:tc>
-          <w:tcPr>
-            <w:tcW w:type="dxa" w:w="3888"/>
-            <w:shd w:val="clear" w:color="auto" w:fill="FFFFFF"/>
-            <w:tcBorders>
-              <w:top w:val="single" w:sz="4" w:space="0" w:color="CCCCCC"/>
-              <w:left w:val="single" w:sz="4" w:space="0" w:color="CCCCCC"/>
-              <w:bottom w:val="single" w:sz="4" w:space="0" w:color="CCCCCC"/>
-              <w:right w:val="single" w:sz="4" w:space="0" w:color="CCCCCC"/>
-            </w:tcBorders>
-            <w:vAlign w:val="center"/>
-          </w:tcPr>
-          <w:p>
-            <w:r>
-              <w:rPr>
-                <w:sz w:val="20"/>
-              </w:rPr>
-              <w:t>EBI Bot Management group</w:t>
-            </w:r>
-          </w:p>
-        </w:tc>
-      </w:tr>
-      <w:tr>
-        <w:tc>
-          <w:tcPr>
-            <w:tcW w:type="dxa" w:w="432"/>
-            <w:shd w:val="clear" w:color="auto" w:fill="F9F9F9"/>
-            <w:tcBorders>
-              <w:top w:val="single" w:sz="4" w:space="0" w:color="CCCCCC"/>
-              <w:left w:val="single" w:sz="4" w:space="0" w:color="CCCCCC"/>
-              <w:bottom w:val="single" w:sz="4" w:space="0" w:color="CCCCCC"/>
-              <w:right w:val="single" w:sz="4" w:space="0" w:color="CCCCCC"/>
-            </w:tcBorders>
-            <w:vAlign w:val="center"/>
-          </w:tcPr>
-          <w:p>
-            <w:r>
-              <w:rPr>
-                <w:sz w:val="20"/>
-              </w:rPr>
-              <w:t>2</w:t>
-            </w:r>
-          </w:p>
-        </w:tc>
-        <w:tc>
-          <w:tcPr>
-            <w:tcW w:type="dxa" w:w="5040"/>
-            <w:shd w:val="clear" w:color="auto" w:fill="F9F9F9"/>
-            <w:tcBorders>
-              <w:top w:val="single" w:sz="4" w:space="0" w:color="CCCCCC"/>
-              <w:left w:val="single" w:sz="4" w:space="0" w:color="CCCCCC"/>
-              <w:bottom w:val="single" w:sz="4" w:space="0" w:color="CCCCCC"/>
-              <w:right w:val="single" w:sz="4" w:space="0" w:color="CCCCCC"/>
-            </w:tcBorders>
-            <w:vAlign w:val="center"/>
-          </w:tcPr>
-          <w:p>
-            <w:r>
-              <w:rPr>
-                <w:sz w:val="20"/>
-              </w:rPr>
-              <w:t>Review intent alerts from the weekend</w:t>
-            </w:r>
-          </w:p>
-        </w:tc>
-        <w:tc>
-          <w:tcPr>
-            <w:tcW w:type="dxa" w:w="3888"/>
-            <w:shd w:val="clear" w:color="auto" w:fill="F9F9F9"/>
-            <w:tcBorders>
-              <w:top w:val="single" w:sz="4" w:space="0" w:color="CCCCCC"/>
-              <w:left w:val="single" w:sz="4" w:space="0" w:color="CCCCCC"/>
-              <w:bottom w:val="single" w:sz="4" w:space="0" w:color="CCCCCC"/>
-              <w:right w:val="single" w:sz="4" w:space="0" w:color="CCCCCC"/>
-            </w:tcBorders>
-            <w:vAlign w:val="center"/>
-          </w:tcPr>
-          <w:p>
-            <w:r>
-              <w:rPr>
-                <w:sz w:val="20"/>
-              </w:rPr>
-              <w:t>EBI Potential Client Update group</w:t>
-            </w:r>
-          </w:p>
-        </w:tc>
-      </w:tr>
-      <w:tr>
-        <w:tc>
-          <w:tcPr>
-            <w:tcW w:type="dxa" w:w="432"/>
-            <w:shd w:val="clear" w:color="auto" w:fill="FFFFFF"/>
-            <w:tcBorders>
-              <w:top w:val="single" w:sz="4" w:space="0" w:color="CCCCCC"/>
-              <w:left w:val="single" w:sz="4" w:space="0" w:color="CCCCCC"/>
-              <w:bottom w:val="single" w:sz="4" w:space="0" w:color="CCCCCC"/>
-              <w:right w:val="single" w:sz="4" w:space="0" w:color="CCCCCC"/>
-            </w:tcBorders>
-            <w:vAlign w:val="center"/>
-          </w:tcPr>
-          <w:p>
-            <w:r>
-              <w:rPr>
-                <w:sz w:val="20"/>
-              </w:rPr>
-              <w:t>3</w:t>
-            </w:r>
-          </w:p>
-        </w:tc>
-        <w:tc>
-          <w:tcPr>
-            <w:tcW w:type="dxa" w:w="5040"/>
-            <w:shd w:val="clear" w:color="auto" w:fill="FFFFFF"/>
-            <w:tcBorders>
-              <w:top w:val="single" w:sz="4" w:space="0" w:color="CCCCCC"/>
-              <w:left w:val="single" w:sz="4" w:space="0" w:color="CCCCCC"/>
-              <w:bottom w:val="single" w:sz="4" w:space="0" w:color="CCCCCC"/>
-              <w:right w:val="single" w:sz="4" w:space="0" w:color="CCCCCC"/>
-            </w:tcBorders>
-            <w:vAlign w:val="center"/>
-          </w:tcPr>
-          <w:p>
-            <w:r>
-              <w:rPr>
-                <w:sz w:val="20"/>
-              </w:rPr>
-              <w:t>Check /pipeline — identify top leads to follow up today</w:t>
-            </w:r>
-          </w:p>
-        </w:tc>
-        <w:tc>
-          <w:tcPr>
-            <w:tcW w:type="dxa" w:w="3888"/>
-            <w:shd w:val="clear" w:color="auto" w:fill="FFFFFF"/>
-            <w:tcBorders>
-              <w:top w:val="single" w:sz="4" w:space="0" w:color="CCCCCC"/>
-              <w:left w:val="single" w:sz="4" w:space="0" w:color="CCCCCC"/>
-              <w:bottom w:val="single" w:sz="4" w:space="0" w:color="CCCCCC"/>
-              <w:right w:val="single" w:sz="4" w:space="0" w:color="CCCCCC"/>
-            </w:tcBorders>
-            <w:vAlign w:val="center"/>
-          </w:tcPr>
-          <w:p>
-            <w:r>
-              <w:rPr>
-                <w:sz w:val="20"/>
-              </w:rPr>
-              <w:t>Bot DM</w:t>
-            </w:r>
-          </w:p>
-        </w:tc>
-      </w:tr>
-      <w:tr>
-        <w:tc>
-          <w:tcPr>
-            <w:tcW w:type="dxa" w:w="432"/>
-            <w:shd w:val="clear" w:color="auto" w:fill="F9F9F9"/>
-            <w:tcBorders>
-              <w:top w:val="single" w:sz="4" w:space="0" w:color="CCCCCC"/>
-              <w:left w:val="single" w:sz="4" w:space="0" w:color="CCCCCC"/>
-              <w:bottom w:val="single" w:sz="4" w:space="0" w:color="CCCCCC"/>
-              <w:right w:val="single" w:sz="4" w:space="0" w:color="CCCCCC"/>
-            </w:tcBorders>
-            <w:vAlign w:val="center"/>
-          </w:tcPr>
-          <w:p>
-            <w:r>
-              <w:rPr>
-                <w:sz w:val="20"/>
-              </w:rPr>
-              <w:t>4</w:t>
-            </w:r>
-          </w:p>
-        </w:tc>
-        <w:tc>
-          <w:tcPr>
-            <w:tcW w:type="dxa" w:w="5040"/>
-            <w:shd w:val="clear" w:color="auto" w:fill="F9F9F9"/>
-            <w:tcBorders>
-              <w:top w:val="single" w:sz="4" w:space="0" w:color="CCCCCC"/>
-              <w:left w:val="single" w:sz="4" w:space="0" w:color="CCCCCC"/>
-              <w:bottom w:val="single" w:sz="4" w:space="0" w:color="CCCCCC"/>
-              <w:right w:val="single" w:sz="4" w:space="0" w:color="CCCCCC"/>
-            </w:tcBorders>
-            <w:vAlign w:val="center"/>
-          </w:tcPr>
-          <w:p>
-            <w:r>
-              <w:rPr>
-                <w:sz w:val="20"/>
-              </w:rPr>
-              <w:t>Update conversion dashboard with last week's outcomes</w:t>
-            </w:r>
-          </w:p>
-        </w:tc>
-        <w:tc>
-          <w:tcPr>
-            <w:tcW w:type="dxa" w:w="3888"/>
-            <w:shd w:val="clear" w:color="auto" w:fill="F9F9F9"/>
-            <w:tcBorders>
-              <w:top w:val="single" w:sz="4" w:space="0" w:color="CCCCCC"/>
-              <w:left w:val="single" w:sz="4" w:space="0" w:color="CCCCCC"/>
-              <w:bottom w:val="single" w:sz="4" w:space="0" w:color="CCCCCC"/>
-              <w:right w:val="single" w:sz="4" w:space="0" w:color="CCCCCC"/>
-            </w:tcBorders>
-            <w:vAlign w:val="center"/>
-          </w:tcPr>
-          <w:p>
-            <w:r>
-              <w:rPr>
-                <w:sz w:val="20"/>
-              </w:rPr>
-              <w:t>Google Sheets</w:t>
-            </w:r>
-          </w:p>
-        </w:tc>
-      </w:tr>
-      <w:tr>
-        <w:tc>
-          <w:tcPr>
-            <w:tcW w:type="dxa" w:w="432"/>
-            <w:shd w:val="clear" w:color="auto" w:fill="FFFFFF"/>
-            <w:tcBorders>
-              <w:top w:val="single" w:sz="4" w:space="0" w:color="CCCCCC"/>
-              <w:left w:val="single" w:sz="4" w:space="0" w:color="CCCCCC"/>
-              <w:bottom w:val="single" w:sz="4" w:space="0" w:color="CCCCCC"/>
-              <w:right w:val="single" w:sz="4" w:space="0" w:color="CCCCCC"/>
-            </w:tcBorders>
-            <w:vAlign w:val="center"/>
-          </w:tcPr>
-          <w:p>
-            <w:r>
-              <w:rPr>
-                <w:sz w:val="20"/>
-              </w:rPr>
-              <w:t>5</w:t>
-            </w:r>
-          </w:p>
-        </w:tc>
-        <w:tc>
-          <w:tcPr>
-            <w:tcW w:type="dxa" w:w="5040"/>
-            <w:shd w:val="clear" w:color="auto" w:fill="FFFFFF"/>
-            <w:tcBorders>
-              <w:top w:val="single" w:sz="4" w:space="0" w:color="CCCCCC"/>
-              <w:left w:val="single" w:sz="4" w:space="0" w:color="CCCCCC"/>
-              <w:bottom w:val="single" w:sz="4" w:space="0" w:color="CCCCCC"/>
-              <w:right w:val="single" w:sz="4" w:space="0" w:color="CCCCCC"/>
-            </w:tcBorders>
-            <w:vAlign w:val="center"/>
-          </w:tcPr>
-          <w:p>
-            <w:r>
-              <w:rPr>
-                <w:sz w:val="20"/>
-              </w:rPr>
-              <w:t>Check /stats — confirm bot activity is healthy</w:t>
-            </w:r>
-          </w:p>
-        </w:tc>
-        <w:tc>
-          <w:tcPr>
-            <w:tcW w:type="dxa" w:w="3888"/>
-            <w:shd w:val="clear" w:color="auto" w:fill="FFFFFF"/>
-            <w:tcBorders>
-              <w:top w:val="single" w:sz="4" w:space="0" w:color="CCCCCC"/>
-              <w:left w:val="single" w:sz="4" w:space="0" w:color="CCCCCC"/>
-              <w:bottom w:val="single" w:sz="4" w:space="0" w:color="CCCCCC"/>
-              <w:right w:val="single" w:sz="4" w:space="0" w:color="CCCCCC"/>
-            </w:tcBorders>
-            <w:vAlign w:val="center"/>
-          </w:tcPr>
-          <w:p>
-            <w:r>
-              <w:rPr>
-                <w:sz w:val="20"/>
-              </w:rPr>
-              <w:t>Bot DM</w:t>
-            </w:r>
-          </w:p>
-        </w:tc>
-      </w:tr>
-      <w:tr>
-        <w:tc>
-          <w:tcPr>
-            <w:tcW w:type="dxa" w:w="432"/>
-            <w:shd w:val="clear" w:color="auto" w:fill="F9F9F9"/>
-            <w:tcBorders>
-              <w:top w:val="single" w:sz="4" w:space="0" w:color="CCCCCC"/>
-              <w:left w:val="single" w:sz="4" w:space="0" w:color="CCCCCC"/>
-              <w:bottom w:val="single" w:sz="4" w:space="0" w:color="CCCCCC"/>
-              <w:right w:val="single" w:sz="4" w:space="0" w:color="CCCCCC"/>
-            </w:tcBorders>
-            <w:vAlign w:val="center"/>
-          </w:tcPr>
-          <w:p>
-            <w:r>
-              <w:rPr>
-                <w:sz w:val="20"/>
-              </w:rPr>
-              <w:t>6</w:t>
-            </w:r>
-          </w:p>
-        </w:tc>
-        <w:tc>
-          <w:tcPr>
-            <w:tcW w:type="dxa" w:w="5040"/>
-            <w:shd w:val="clear" w:color="auto" w:fill="F9F9F9"/>
-            <w:tcBorders>
-              <w:top w:val="single" w:sz="4" w:space="0" w:color="CCCCCC"/>
-              <w:left w:val="single" w:sz="4" w:space="0" w:color="CCCCCC"/>
-              <w:bottom w:val="single" w:sz="4" w:space="0" w:color="CCCCCC"/>
-              <w:right w:val="single" w:sz="4" w:space="0" w:color="CCCCCC"/>
-            </w:tcBorders>
-            <w:vAlign w:val="center"/>
-          </w:tcPr>
-          <w:p>
-            <w:r>
-              <w:rPr>
-                <w:sz w:val="20"/>
-              </w:rPr>
-              <w:t>Approve or reject Wednesday content (sent Tuesday evening)</w:t>
-            </w:r>
-          </w:p>
-        </w:tc>
-        <w:tc>
-          <w:tcPr>
-            <w:tcW w:type="dxa" w:w="3888"/>
-            <w:shd w:val="clear" w:color="auto" w:fill="F9F9F9"/>
-            <w:tcBorders>
-              <w:top w:val="single" w:sz="4" w:space="0" w:color="CCCCCC"/>
-              <w:left w:val="single" w:sz="4" w:space="0" w:color="CCCCCC"/>
-              <w:bottom w:val="single" w:sz="4" w:space="0" w:color="CCCCCC"/>
-              <w:right w:val="single" w:sz="4" w:space="0" w:color="CCCCCC"/>
-            </w:tcBorders>
-            <w:vAlign w:val="center"/>
-          </w:tcPr>
-          <w:p>
-            <w:r>
-              <w:rPr>
-                <w:sz w:val="20"/>
-              </w:rPr>
-              <w:t>EBI Bot Management group</w:t>
-            </w:r>
-          </w:p>
-        </w:tc>
-      </w:tr>
-      <w:tr>
-        <w:tc>
-          <w:tcPr>
-            <w:tcW w:type="dxa" w:w="432"/>
-            <w:shd w:val="clear" w:color="auto" w:fill="FFFFFF"/>
-            <w:tcBorders>
-              <w:top w:val="single" w:sz="4" w:space="0" w:color="CCCCCC"/>
-              <w:left w:val="single" w:sz="4" w:space="0" w:color="CCCCCC"/>
-              <w:bottom w:val="single" w:sz="4" w:space="0" w:color="CCCCCC"/>
-              <w:right w:val="single" w:sz="4" w:space="0" w:color="CCCCCC"/>
-            </w:tcBorders>
-            <w:vAlign w:val="center"/>
-          </w:tcPr>
-          <w:p>
-            <w:r>
-              <w:rPr>
-                <w:sz w:val="20"/>
-              </w:rPr>
-              <w:t>7</w:t>
-            </w:r>
-          </w:p>
-        </w:tc>
-        <w:tc>
-          <w:tcPr>
-            <w:tcW w:type="dxa" w:w="5040"/>
-            <w:shd w:val="clear" w:color="auto" w:fill="FFFFFF"/>
-            <w:tcBorders>
-              <w:top w:val="single" w:sz="4" w:space="0" w:color="CCCCCC"/>
-              <w:left w:val="single" w:sz="4" w:space="0" w:color="CCCCCC"/>
-              <w:bottom w:val="single" w:sz="4" w:space="0" w:color="CCCCCC"/>
-              <w:right w:val="single" w:sz="4" w:space="0" w:color="CCCCCC"/>
-            </w:tcBorders>
-            <w:vAlign w:val="center"/>
-          </w:tcPr>
-          <w:p>
-            <w:r>
-              <w:rPr>
-                <w:sz w:val="20"/>
-              </w:rPr>
-              <w:t>Approve or reject Friday content (sent Thursday evening)</w:t>
-            </w:r>
-          </w:p>
-        </w:tc>
-        <w:tc>
-          <w:tcPr>
-            <w:tcW w:type="dxa" w:w="3888"/>
-            <w:shd w:val="clear" w:color="auto" w:fill="FFFFFF"/>
-            <w:tcBorders>
-              <w:top w:val="single" w:sz="4" w:space="0" w:color="CCCCCC"/>
-              <w:left w:val="single" w:sz="4" w:space="0" w:color="CCCCCC"/>
-              <w:bottom w:val="single" w:sz="4" w:space="0" w:color="CCCCCC"/>
-              <w:right w:val="single" w:sz="4" w:space="0" w:color="CCCCCC"/>
-            </w:tcBorders>
-            <w:vAlign w:val="center"/>
-          </w:tcPr>
-          <w:p>
-            <w:r>
-              <w:rPr>
-                <w:sz w:val="20"/>
-              </w:rPr>
-              <w:t>EBI Bot Management group</w:t>
-            </w:r>
-          </w:p>
-        </w:tc>
-      </w:tr>
-      <w:tr>
-        <w:tc>
-          <w:tcPr>
-            <w:tcW w:type="dxa" w:w="432"/>
-            <w:shd w:val="clear" w:color="auto" w:fill="F9F9F9"/>
-            <w:tcBorders>
-              <w:top w:val="single" w:sz="4" w:space="0" w:color="CCCCCC"/>
-              <w:left w:val="single" w:sz="4" w:space="0" w:color="CCCCCC"/>
-              <w:bottom w:val="single" w:sz="4" w:space="0" w:color="CCCCCC"/>
-              <w:right w:val="single" w:sz="4" w:space="0" w:color="CCCCCC"/>
-            </w:tcBorders>
-            <w:vAlign w:val="center"/>
-          </w:tcPr>
-          <w:p>
-            <w:r>
-              <w:rPr>
-                <w:sz w:val="20"/>
-              </w:rPr>
-              <w:t>8</w:t>
-            </w:r>
-          </w:p>
-        </w:tc>
-        <w:tc>
-          <w:tcPr>
-            <w:tcW w:type="dxa" w:w="5040"/>
-            <w:shd w:val="clear" w:color="auto" w:fill="F9F9F9"/>
-            <w:tcBorders>
-              <w:top w:val="single" w:sz="4" w:space="0" w:color="CCCCCC"/>
-              <w:left w:val="single" w:sz="4" w:space="0" w:color="CCCCCC"/>
-              <w:bottom w:val="single" w:sz="4" w:space="0" w:color="CCCCCC"/>
-              <w:right w:val="single" w:sz="4" w:space="0" w:color="CCCCCC"/>
-            </w:tcBorders>
-            <w:vAlign w:val="center"/>
-          </w:tcPr>
-          <w:p>
-            <w:r>
-              <w:rPr>
-                <w:sz w:val="20"/>
-              </w:rPr>
-              <w:t>Approve or reject Weekend Mindset (sent Friday evening)</w:t>
-            </w:r>
-          </w:p>
-        </w:tc>
-        <w:tc>
-          <w:tcPr>
-            <w:tcW w:type="dxa" w:w="3888"/>
-            <w:shd w:val="clear" w:color="auto" w:fill="F9F9F9"/>
-            <w:tcBorders>
-              <w:top w:val="single" w:sz="4" w:space="0" w:color="CCCCCC"/>
-              <w:left w:val="single" w:sz="4" w:space="0" w:color="CCCCCC"/>
-              <w:bottom w:val="single" w:sz="4" w:space="0" w:color="CCCCCC"/>
-              <w:right w:val="single" w:sz="4" w:space="0" w:color="CCCCCC"/>
-            </w:tcBorders>
-            <w:vAlign w:val="center"/>
-          </w:tcPr>
-          <w:p>
-            <w:r>
-              <w:rPr>
-                <w:sz w:val="20"/>
-              </w:rPr>
-              <w:t>EBI Bot Management group</w:t>
-            </w:r>
-          </w:p>
-        </w:tc>
-      </w:tr>
-    </w:tbl>
-    <w:p/>
+    <w:p>
+      <w:pPr>
+        <w:pStyle w:val="ListNumber"/>
+      </w:pPr>
+      <w:r>
+        <w:rPr>
+          <w:rFonts w:ascii="Arial" w:hAnsi="Arial"/>
+          <w:color w:val="1A1A1A"/>
+          <w:sz w:val="20"/>
+        </w:rPr>
+        <w:t>Open EBI Potential Client Update — review intent alerts from the weekend</w:t>
+      </w:r>
+    </w:p>
+    <w:p>
+      <w:pPr>
+        <w:pStyle w:val="ListNumber"/>
+      </w:pPr>
+      <w:r>
+        <w:rPr>
+          <w:rFonts w:ascii="Arial" w:hAnsi="Arial"/>
+          <w:color w:val="1A1A1A"/>
+          <w:sz w:val="20"/>
+        </w:rPr>
+        <w:t>Send /pipeline to the community bot — identify top leads to follow up today</w:t>
+      </w:r>
+    </w:p>
+    <w:p>
+      <w:pPr>
+        <w:pStyle w:val="ListNumber"/>
+      </w:pPr>
+      <w:r>
+        <w:rPr>
+          <w:rFonts w:ascii="Arial" w:hAnsi="Arial"/>
+          <w:color w:val="1A1A1A"/>
+          <w:sz w:val="20"/>
+        </w:rPr>
+        <w:t>Update EBI Admin Conversion Dashboard with last week's follow-up outcomes</w:t>
+      </w:r>
+    </w:p>
+    <w:p>
+      <w:pPr>
+        <w:pStyle w:val="ListNumber"/>
+      </w:pPr>
+      <w:r>
+        <w:rPr>
+          <w:rFonts w:ascii="Arial" w:hAnsi="Arial"/>
+          <w:color w:val="1A1A1A"/>
+          <w:sz w:val="20"/>
+        </w:rPr>
+        <w:t>Send /stats — confirm bot activity is healthy</w:t>
+      </w:r>
+    </w:p>
+    <w:p>
+      <w:pPr>
+        <w:pStyle w:val="ListNumber"/>
+      </w:pPr>
+      <w:r>
+        <w:rPr>
+          <w:rFonts w:ascii="Arial" w:hAnsi="Arial"/>
+          <w:color w:val="1A1A1A"/>
+          <w:sz w:val="20"/>
+        </w:rPr>
+        <w:t>Approve or reject Wednesday content (sent Tuesday evening)</w:t>
+      </w:r>
+    </w:p>
+    <w:p>
+      <w:pPr>
+        <w:pStyle w:val="ListNumber"/>
+      </w:pPr>
+      <w:r>
+        <w:rPr>
+          <w:rFonts w:ascii="Arial" w:hAnsi="Arial"/>
+          <w:color w:val="1A1A1A"/>
+          <w:sz w:val="20"/>
+        </w:rPr>
+        <w:t>Approve or reject Friday content (sent Thursday evening)</w:t>
+      </w:r>
+    </w:p>
+    <w:p>
+      <w:pPr>
+        <w:pStyle w:val="ListNumber"/>
+      </w:pPr>
+      <w:r>
+        <w:rPr>
+          <w:rFonts w:ascii="Arial" w:hAnsi="Arial"/>
+          <w:color w:val="1A1A1A"/>
+          <w:sz w:val="20"/>
+        </w:rPr>
+        <w:t>Approve or reject Weekend Mindset content (sent Friday evening)</w:t>
+      </w:r>
+    </w:p>
     <w:p>
       <w:r>
         <w:br w:type="page"/>
@@ -5375,16 +3227,14 @@
     </w:p>
     <w:p>
       <w:pPr>
-        <w:spacing w:before="360" w:after="120"/>
-        <w:ind w:left="0"/>
-        <w:pBdr>
-          <w:bottom w:val="single" w:sz="6" w:space="1" w:color="B8860B"/>
-        </w:pBdr>
+        <w:pStyle w:val="Heading1"/>
+        <w:shd w:val="clear" w:color="auto" w:fill="1F4E79"/>
       </w:pPr>
       <w:r>
         <w:rPr>
+          <w:rFonts w:ascii="Arial" w:hAnsi="Arial"/>
           <w:b/>
-          <w:color w:val="1A1A2E"/>
+          <w:color w:val="FFFFFF"/>
           <w:sz w:val="32"/>
         </w:rPr>
         <w:t>Part 6 — Frequently Asked Questions</w:t>
@@ -5392,224 +3242,233 @@
     </w:p>
     <w:p>
       <w:pPr>
-        <w:spacing w:before="200" w:after="40"/>
+        <w:pStyle w:val="Heading3"/>
       </w:pPr>
       <w:r>
         <w:rPr>
+          <w:rFonts w:ascii="Arial" w:hAnsi="Arial"/>
           <w:b/>
-          <w:color w:val="1A1A2E"/>
+          <w:color w:val="2E75B6"/>
           <w:sz w:val="22"/>
         </w:rPr>
         <w:t>A member says they never received the welcome DM</w:t>
       </w:r>
     </w:p>
     <w:p>
+      <w:r>
+        <w:rPr>
+          <w:rFonts w:ascii="Arial" w:hAnsi="Arial"/>
+          <w:b w:val="0"/>
+          <w:i w:val="0"/>
+          <w:color w:val="1A1A1A"/>
+          <w:sz w:val="20"/>
+        </w:rPr>
+        <w:t>They likely have privacy settings blocking DMs. Use /testdm &lt;their_user_id&gt; to confirm. Ask them to start a private chat with the bot using /start.</w:t>
+      </w:r>
+    </w:p>
+    <w:p/>
+    <w:p>
       <w:pPr>
-        <w:spacing w:after="120" w:before="40"/>
+        <w:pStyle w:val="Heading3"/>
       </w:pPr>
       <w:r>
         <w:rPr>
+          <w:rFonts w:ascii="Arial" w:hAnsi="Arial"/>
+          <w:b/>
+          <w:color w:val="2E75B6"/>
           <w:sz w:val="22"/>
         </w:rPr>
-        <w:t>They likely have privacy settings that block DMs from bots. Use /testdm &lt;their_user_id&gt; to confirm. Ask them to start a private chat with the bot using /start.</w:t>
+        <w:t>The bot is not answering questions in the group</w:t>
       </w:r>
     </w:p>
     <w:p>
-      <w:pPr>
-        <w:pBdr>
-          <w:bottom w:val="single" w:sz="4" w:space="1" w:color="DDDDDD"/>
-        </w:pBdr>
-        <w:spacing w:before="80" w:after="80"/>
-      </w:pPr>
+      <w:r>
+        <w:rPr>
+          <w:rFonts w:ascii="Arial" w:hAnsi="Arial"/>
+          <w:b w:val="0"/>
+          <w:i w:val="0"/>
+          <w:color w:val="1A1A1A"/>
+          <w:sz w:val="20"/>
+        </w:rPr>
+        <w:t>Check if the bot is paused — send /resume. Confirm members are tagging the bot (@BotUsername) or replying to one of its messages.</w:t>
+      </w:r>
     </w:p>
+    <w:p/>
     <w:p>
       <w:pPr>
-        <w:spacing w:before="200" w:after="40"/>
+        <w:pStyle w:val="Heading3"/>
       </w:pPr>
       <w:r>
         <w:rPr>
+          <w:rFonts w:ascii="Arial" w:hAnsi="Arial"/>
           <w:b/>
-          <w:color w:val="1A1A2E"/>
-          <w:sz w:val="22"/>
-        </w:rPr>
-        <w:t>The bot isn't answering questions in the group</w:t>
-      </w:r>
-    </w:p>
-    <w:p>
-      <w:pPr>
-        <w:spacing w:after="120" w:before="40"/>
-      </w:pPr>
-      <w:r>
-        <w:rPr>
-          <w:sz w:val="22"/>
-        </w:rPr>
-        <w:t>Check if the bot is paused — use /resume. Also confirm members are tagging the bot (@BotUsername) or replying directly to one of its messages.</w:t>
-      </w:r>
-    </w:p>
-    <w:p>
-      <w:pPr>
-        <w:pBdr>
-          <w:bottom w:val="single" w:sz="4" w:space="1" w:color="DDDDDD"/>
-        </w:pBdr>
-        <w:spacing w:before="80" w:after="80"/>
-      </w:pPr>
-    </w:p>
-    <w:p>
-      <w:pPr>
-        <w:spacing w:before="200" w:after="40"/>
-      </w:pPr>
-      <w:r>
-        <w:rPr>
-          <w:b/>
-          <w:color w:val="1A1A2E"/>
+          <w:color w:val="2E75B6"/>
           <w:sz w:val="22"/>
         </w:rPr>
         <w:t>An admin was accidentally muted</w:t>
       </w:r>
     </w:p>
     <w:p>
-      <w:pPr>
-        <w:spacing w:after="120" w:before="40"/>
-      </w:pPr>
       <w:r>
         <w:rPr>
-          <w:sz w:val="22"/>
+          <w:rFonts w:ascii="Arial" w:hAnsi="Arial"/>
+          <w:b w:val="0"/>
+          <w:i w:val="0"/>
+          <w:color w:val="1A1A1A"/>
+          <w:sz w:val="20"/>
         </w:rPr>
         <w:t>Use /unmute &lt;their_user_id&gt; from another admin account.</w:t>
       </w:r>
     </w:p>
+    <w:p/>
     <w:p>
       <w:pPr>
-        <w:pBdr>
-          <w:bottom w:val="single" w:sz="4" w:space="1" w:color="DDDDDD"/>
-        </w:pBdr>
-        <w:spacing w:before="80" w:after="80"/>
-      </w:pPr>
-    </w:p>
-    <w:p>
-      <w:pPr>
-        <w:spacing w:before="200" w:after="40"/>
+        <w:pStyle w:val="Heading3"/>
       </w:pPr>
       <w:r>
         <w:rPr>
+          <w:rFonts w:ascii="Arial" w:hAnsi="Arial"/>
           <w:b/>
-          <w:color w:val="1A1A2E"/>
+          <w:color w:val="2E75B6"/>
+          <w:sz w:val="22"/>
+        </w:rPr>
+        <w:t>How do I find a member's Telegram user ID?</w:t>
+      </w:r>
+    </w:p>
+    <w:p>
+      <w:r>
+        <w:rPr>
+          <w:rFonts w:ascii="Arial" w:hAnsi="Arial"/>
+          <w:b w:val="0"/>
+          <w:i w:val="0"/>
+          <w:color w:val="1A1A1A"/>
+          <w:sz w:val="20"/>
+        </w:rPr>
+        <w:t>Forward any of their messages to @userinfobot on Telegram — it shows their user ID instantly.</w:t>
+      </w:r>
+    </w:p>
+    <w:p/>
+    <w:p>
+      <w:pPr>
+        <w:pStyle w:val="Heading3"/>
+      </w:pPr>
+      <w:r>
+        <w:rPr>
+          <w:rFonts w:ascii="Arial" w:hAnsi="Arial"/>
+          <w:b/>
+          <w:color w:val="2E75B6"/>
+          <w:sz w:val="22"/>
+        </w:rPr>
+        <w:t>Can we change the weekly schedule?</w:t>
+      </w:r>
+    </w:p>
+    <w:p>
+      <w:r>
+        <w:rPr>
+          <w:rFonts w:ascii="Arial" w:hAnsi="Arial"/>
+          <w:b w:val="0"/>
+          <w:i w:val="0"/>
+          <w:color w:val="1A1A1A"/>
+          <w:sz w:val="20"/>
+        </w:rPr>
+        <w:t>Yes — ask your tech team to update the cron schedule in bots/community_bot.py.</w:t>
+      </w:r>
+    </w:p>
+    <w:p/>
+    <w:p>
+      <w:pPr>
+        <w:pStyle w:val="Heading3"/>
+      </w:pPr>
+      <w:r>
+        <w:rPr>
+          <w:rFonts w:ascii="Arial" w:hAnsi="Arial"/>
+          <w:b/>
+          <w:color w:val="2E75B6"/>
           <w:sz w:val="22"/>
         </w:rPr>
         <w:t>Can we change what the bot says in the onboarding sequence?</w:t>
       </w:r>
     </w:p>
     <w:p>
+      <w:r>
+        <w:rPr>
+          <w:rFonts w:ascii="Arial" w:hAnsi="Arial"/>
+          <w:b w:val="0"/>
+          <w:i w:val="0"/>
+          <w:color w:val="1A1A1A"/>
+          <w:sz w:val="20"/>
+        </w:rPr>
+        <w:t>Yes — the messages are in services/onboarding.py. Each day's message is a clearly labelled function.</w:t>
+      </w:r>
+    </w:p>
+    <w:p/>
+    <w:p>
       <w:pPr>
-        <w:spacing w:after="120" w:before="40"/>
+        <w:pStyle w:val="Heading3"/>
       </w:pPr>
       <w:r>
         <w:rPr>
+          <w:rFonts w:ascii="Arial" w:hAnsi="Arial"/>
+          <w:b/>
+          <w:color w:val="2E75B6"/>
           <w:sz w:val="22"/>
         </w:rPr>
-        <w:t>Yes — the messages are in services/onboarding.py. Each day's message is a clearly labelled function your tech team can edit without touching any other logic.</w:t>
+        <w:t>Can we add more admins?</w:t>
       </w:r>
     </w:p>
     <w:p>
-      <w:pPr>
-        <w:pBdr>
-          <w:bottom w:val="single" w:sz="4" w:space="1" w:color="DDDDDD"/>
-        </w:pBdr>
-        <w:spacing w:before="80" w:after="80"/>
-      </w:pPr>
+      <w:r>
+        <w:rPr>
+          <w:rFonts w:ascii="Arial" w:hAnsi="Arial"/>
+          <w:b w:val="0"/>
+          <w:i w:val="0"/>
+          <w:color w:val="1A1A1A"/>
+          <w:sz w:val="20"/>
+        </w:rPr>
+        <w:t>Yes — update ADMIN_IDS in Railway (Settings → Variables). Multiple IDs are comma-separated. Then send /reload to the bot.</w:t>
+      </w:r>
     </w:p>
+    <w:p/>
     <w:p>
       <w:pPr>
-        <w:spacing w:before="200" w:after="40"/>
+        <w:pStyle w:val="Heading3"/>
       </w:pPr>
       <w:r>
         <w:rPr>
+          <w:rFonts w:ascii="Arial" w:hAnsi="Arial"/>
           <w:b/>
-          <w:color w:val="1A1A2E"/>
+          <w:color w:val="2E75B6"/>
           <w:sz w:val="22"/>
         </w:rPr>
-        <w:t>Can we change the weekly schedule?</w:t>
+        <w:t>The Google Sheets are not updating</w:t>
       </w:r>
     </w:p>
     <w:p>
+      <w:r>
+        <w:rPr>
+          <w:rFonts w:ascii="Arial" w:hAnsi="Arial"/>
+          <w:b w:val="0"/>
+          <w:i w:val="0"/>
+          <w:color w:val="1A1A1A"/>
+          <w:sz w:val="20"/>
+        </w:rPr>
+        <w:t>Open Member Tracker → Extensions → Apps Script → run syncAll manually. If that fails, check the execution log for errors.</w:t>
+      </w:r>
+    </w:p>
+    <w:p/>
+    <w:p>
       <w:pPr>
-        <w:spacing w:after="120" w:before="40"/>
+        <w:jc w:val="center"/>
       </w:pPr>
       <w:r>
         <w:rPr>
-          <w:sz w:val="22"/>
+          <w:rFonts w:ascii="Arial" w:hAnsi="Arial"/>
+          <w:i/>
+          <w:color w:val="888888"/>
+          <w:sz w:val="20"/>
         </w:rPr>
-        <w:t>Yes — your tech team can update the schedule times in bots/community_bot.py. No logic changes needed, just the time values.</w:t>
+        <w:t>— End of Document —</w:t>
       </w:r>
-    </w:p>
-    <w:p>
-      <w:pPr>
-        <w:pBdr>
-          <w:bottom w:val="single" w:sz="4" w:space="1" w:color="DDDDDD"/>
-        </w:pBdr>
-        <w:spacing w:before="80" w:after="80"/>
-      </w:pPr>
-    </w:p>
-    <w:p>
-      <w:pPr>
-        <w:spacing w:before="200" w:after="40"/>
-      </w:pPr>
-      <w:r>
-        <w:rPr>
-          <w:b/>
-          <w:color w:val="1A1A2E"/>
-          <w:sz w:val="22"/>
-        </w:rPr>
-        <w:t>How do I find a member's Telegram user ID?</w:t>
-      </w:r>
-    </w:p>
-    <w:p>
-      <w:pPr>
-        <w:spacing w:after="120" w:before="40"/>
-      </w:pPr>
-      <w:r>
-        <w:rPr>
-          <w:sz w:val="22"/>
-        </w:rPr>
-        <w:t>Forward any of their messages to @userinfobot on Telegram. It will show you their user ID instantly.</w:t>
-      </w:r>
-    </w:p>
-    <w:p>
-      <w:pPr>
-        <w:pBdr>
-          <w:bottom w:val="single" w:sz="4" w:space="1" w:color="DDDDDD"/>
-        </w:pBdr>
-        <w:spacing w:before="80" w:after="80"/>
-      </w:pPr>
-    </w:p>
-    <w:p>
-      <w:pPr>
-        <w:spacing w:before="200" w:after="40"/>
-      </w:pPr>
-      <w:r>
-        <w:rPr>
-          <w:b/>
-          <w:color w:val="1A1A2E"/>
-          <w:sz w:val="22"/>
-        </w:rPr>
-        <w:t>Can we add more intent signals later?</w:t>
-      </w:r>
-    </w:p>
-    <w:p>
-      <w:pPr>
-        <w:spacing w:after="120" w:before="40"/>
-      </w:pPr>
-      <w:r>
-        <w:rPr>
-          <w:sz w:val="22"/>
-        </w:rPr>
-        <w:t>Yes — all intent keywords are in services/intent.py in a single list. Adding a new signal is a one-line change. No bot restart needed if the server is configured to hot-reload.</w:t>
-      </w:r>
-    </w:p>
-    <w:p>
-      <w:pPr>
-        <w:spacing w:after="400"/>
-      </w:pPr>
     </w:p>
     <w:p>
       <w:pPr>
@@ -5617,11 +3476,11 @@
       </w:pPr>
       <w:r>
         <w:rPr>
-          <w:i/>
-          <w:color w:val="AAAAAA"/>
+          <w:rFonts w:ascii="Arial" w:hAnsi="Arial"/>
+          <w:color w:val="888888"/>
           <w:sz w:val="18"/>
         </w:rPr>
-        <w:t>EBI Community Bot Manual  |  Elite by Infinity  |  June 2026  |  Living Document</w:t>
+        <w:t>Elite by Infinity  |  EBI Community Bot Manual  |  June 2026</w:t>
       </w:r>
     </w:p>
     <w:sectPr>
